--- a/rapport_churn_final.docx
+++ b/rapport_churn_final.docx
@@ -38,7 +38,6 @@
         <w:spacing w:before="120" w:after="120"/>
         <w:jc w:val="center"/>
       </w:pPr>
-      <w:proofErr w:type="spellStart"/>
       <w:r>
         <w:rPr>
           <w:b/>
@@ -47,9 +46,8 @@
           <w:sz w:val="38"/>
           <w:szCs w:val="38"/>
         </w:rPr>
-        <w:t>Retention</w:t>
-      </w:r>
-      <w:proofErr w:type="spellEnd"/>
+        <w:t>Rétention</w:t>
+      </w:r>
       <w:r>
         <w:rPr>
           <w:b/>
@@ -60,7 +58,6 @@
         </w:rPr>
         <w:t xml:space="preserve"> Client et </w:t>
       </w:r>
-      <w:proofErr w:type="spellStart"/>
       <w:r>
         <w:rPr>
           <w:b/>
@@ -69,9 +66,8 @@
           <w:sz w:val="38"/>
           <w:szCs w:val="38"/>
         </w:rPr>
-        <w:t>Prediction</w:t>
-      </w:r>
-      <w:proofErr w:type="spellEnd"/>
+        <w:t>Prédiction</w:t>
+      </w:r>
       <w:r>
         <w:rPr>
           <w:b/>
@@ -97,164 +93,21 @@
     </w:p>
     <w:p>
       <w:pPr>
-        <w:spacing w:before="120" w:after="80"/>
-        <w:jc w:val="center"/>
-      </w:pPr>
-      <w:r>
+        <w:spacing w:before="60" w:after="60"/>
+      </w:pPr>
+    </w:p>
+    <w:p>
+      <w:pPr>
+        <w:spacing w:before="60" w:after="60"/>
+      </w:pPr>
+    </w:p>
+    <w:p>
+      <w:pPr>
+        <w:spacing w:before="60" w:after="60"/>
         <w:rPr>
-          <w:b/>
-          <w:bCs/>
-          <w:color w:val="2E74B5"/>
-          <w:sz w:val="32"/>
-          <w:szCs w:val="32"/>
+          <w:lang w:val="fr-FR"/>
         </w:rPr>
-        <w:t>par Machine Learning</w:t>
-      </w:r>
-    </w:p>
-    <w:p>
-      <w:pPr>
-        <w:spacing w:before="60" w:after="60"/>
-      </w:pPr>
-    </w:p>
-    <w:p>
-      <w:pPr>
-        <w:spacing w:before="240" w:after="80"/>
-        <w:jc w:val="center"/>
-      </w:pPr>
-      <w:proofErr w:type="spellStart"/>
-      <w:r>
-        <w:rPr>
-          <w:color w:val="404040"/>
-          <w:sz w:val="24"/>
-          <w:szCs w:val="24"/>
-        </w:rPr>
-        <w:t>Modele</w:t>
-      </w:r>
-      <w:proofErr w:type="spellEnd"/>
-      <w:r>
-        <w:rPr>
-          <w:color w:val="404040"/>
-          <w:sz w:val="24"/>
-          <w:szCs w:val="24"/>
-        </w:rPr>
-        <w:t xml:space="preserve"> Final : </w:t>
-      </w:r>
-      <w:proofErr w:type="spellStart"/>
-      <w:r>
-        <w:rPr>
-          <w:color w:val="404040"/>
-          <w:sz w:val="24"/>
-          <w:szCs w:val="24"/>
-        </w:rPr>
-        <w:t>XGBoost</w:t>
-      </w:r>
-      <w:proofErr w:type="spellEnd"/>
-      <w:r>
-        <w:rPr>
-          <w:color w:val="404040"/>
-          <w:sz w:val="24"/>
-          <w:szCs w:val="24"/>
-        </w:rPr>
-        <w:t xml:space="preserve">  |  </w:t>
-      </w:r>
-      <w:proofErr w:type="spellStart"/>
-      <w:r>
-        <w:rPr>
-          <w:color w:val="404040"/>
-          <w:sz w:val="24"/>
-          <w:szCs w:val="24"/>
-        </w:rPr>
-        <w:t>Recall</w:t>
-      </w:r>
-      <w:proofErr w:type="spellEnd"/>
-      <w:r>
-        <w:rPr>
-          <w:color w:val="404040"/>
-          <w:sz w:val="24"/>
-          <w:szCs w:val="24"/>
-        </w:rPr>
-        <w:t xml:space="preserve"> </w:t>
-      </w:r>
-      <w:proofErr w:type="spellStart"/>
-      <w:r>
-        <w:rPr>
-          <w:color w:val="404040"/>
-          <w:sz w:val="24"/>
-          <w:szCs w:val="24"/>
-        </w:rPr>
-        <w:t>Churn</w:t>
-      </w:r>
-      <w:proofErr w:type="spellEnd"/>
-      <w:r>
-        <w:rPr>
-          <w:color w:val="404040"/>
-          <w:sz w:val="24"/>
-          <w:szCs w:val="24"/>
-        </w:rPr>
-        <w:t xml:space="preserve"> : 80%  |  ROC-AUC : 0.795</w:t>
-      </w:r>
-    </w:p>
-    <w:p>
-      <w:pPr>
-        <w:spacing w:before="80" w:after="80"/>
-        <w:jc w:val="center"/>
-      </w:pPr>
-      <w:r>
-        <w:rPr>
-          <w:color w:val="666666"/>
-        </w:rPr>
-        <w:t xml:space="preserve">10 000 clients  |  8 </w:t>
-      </w:r>
-      <w:proofErr w:type="spellStart"/>
-      <w:r>
-        <w:rPr>
-          <w:color w:val="666666"/>
-        </w:rPr>
-        <w:t>modeles</w:t>
-      </w:r>
-      <w:proofErr w:type="spellEnd"/>
-      <w:r>
-        <w:rPr>
-          <w:color w:val="666666"/>
-        </w:rPr>
-        <w:t xml:space="preserve">  |  SHAP  |  API REST </w:t>
-      </w:r>
-      <w:proofErr w:type="spellStart"/>
-      <w:r>
-        <w:rPr>
-          <w:color w:val="666666"/>
-        </w:rPr>
-        <w:t>FastAPI</w:t>
-      </w:r>
-      <w:proofErr w:type="spellEnd"/>
-      <w:r>
-        <w:rPr>
-          <w:color w:val="666666"/>
-        </w:rPr>
-        <w:t xml:space="preserve">  |  2 </w:t>
-      </w:r>
-      <w:proofErr w:type="spellStart"/>
-      <w:r>
-        <w:rPr>
-          <w:color w:val="666666"/>
-        </w:rPr>
-        <w:t>Dashboards</w:t>
-      </w:r>
-      <w:proofErr w:type="spellEnd"/>
-      <w:r>
-        <w:rPr>
-          <w:color w:val="666666"/>
-        </w:rPr>
-        <w:t xml:space="preserve"> </w:t>
-      </w:r>
-      <w:proofErr w:type="spellStart"/>
-      <w:r>
-        <w:rPr>
-          <w:color w:val="666666"/>
-        </w:rPr>
-        <w:t>Streamlit</w:t>
-      </w:r>
-      <w:proofErr w:type="spellEnd"/>
+      </w:pPr>
     </w:p>
     <w:p>
       <w:pPr>
@@ -285,11 +138,29 @@
       <w:pPr>
         <w:spacing w:before="60" w:after="60"/>
       </w:pPr>
+      <w:r>
+        <w:tab/>
+      </w:r>
     </w:p>
     <w:p>
       <w:pPr>
         <w:spacing w:before="60" w:after="60"/>
       </w:pPr>
+      <w:r>
+        <w:tab/>
+      </w:r>
+      <w:r>
+        <w:tab/>
+      </w:r>
+      <w:r>
+        <w:tab/>
+      </w:r>
+      <w:r>
+        <w:tab/>
+      </w:r>
+      <w:r>
+        <w:tab/>
+      </w:r>
     </w:p>
     <w:p>
       <w:pPr>
@@ -298,20 +169,243 @@
     </w:p>
     <w:p>
       <w:pPr>
-        <w:jc w:val="center"/>
-      </w:pPr>
-      <w:r>
         <w:rPr>
           <w:color w:val="888888"/>
+          <w:lang w:val="fr-FR"/>
         </w:rPr>
-        <w:t>Projet M2 Data Science — 2025</w:t>
-      </w:r>
-    </w:p>
-    <w:p>
-      <w:r>
-        <w:br w:type="page"/>
-      </w:r>
-    </w:p>
+      </w:pPr>
+      <w:r>
+        <w:rPr>
+          <w:color w:val="888888"/>
+          <w:lang w:val="fr-FR"/>
+        </w:rPr>
+        <w:t>BALI Zina</w:t>
+      </w:r>
+    </w:p>
+    <w:p>
+      <w:pPr>
+        <w:rPr>
+          <w:color w:val="888888"/>
+          <w:lang w:val="fr-FR"/>
+        </w:rPr>
+      </w:pPr>
+      <w:r>
+        <w:rPr>
+          <w:color w:val="888888"/>
+          <w:lang w:val="fr-FR"/>
+        </w:rPr>
+        <w:t>DRAI Selma</w:t>
+      </w:r>
+    </w:p>
+    <w:p>
+      <w:pPr>
+        <w:rPr>
+          <w:color w:val="888888"/>
+          <w:lang w:val="fr-FR"/>
+        </w:rPr>
+      </w:pPr>
+    </w:p>
+    <w:p>
+      <w:pPr>
+        <w:rPr>
+          <w:color w:val="888888"/>
+          <w:lang w:val="fr-FR"/>
+        </w:rPr>
+      </w:pPr>
+    </w:p>
+    <w:p>
+      <w:pPr>
+        <w:rPr>
+          <w:color w:val="888888"/>
+          <w:lang w:val="fr-FR"/>
+        </w:rPr>
+      </w:pPr>
+    </w:p>
+    <w:p>
+      <w:pPr>
+        <w:rPr>
+          <w:color w:val="888888"/>
+          <w:lang w:val="fr-FR"/>
+        </w:rPr>
+      </w:pPr>
+    </w:p>
+    <w:p>
+      <w:pPr>
+        <w:rPr>
+          <w:color w:val="888888"/>
+          <w:lang w:val="fr-FR"/>
+        </w:rPr>
+      </w:pPr>
+    </w:p>
+    <w:p>
+      <w:pPr>
+        <w:rPr>
+          <w:color w:val="888888"/>
+          <w:lang w:val="fr-FR"/>
+        </w:rPr>
+      </w:pPr>
+    </w:p>
+    <w:p>
+      <w:pPr>
+        <w:rPr>
+          <w:color w:val="888888"/>
+          <w:lang w:val="fr-FR"/>
+        </w:rPr>
+      </w:pPr>
+    </w:p>
+    <w:p>
+      <w:pPr>
+        <w:rPr>
+          <w:color w:val="888888"/>
+          <w:lang w:val="fr-FR"/>
+        </w:rPr>
+      </w:pPr>
+    </w:p>
+    <w:p>
+      <w:pPr>
+        <w:rPr>
+          <w:color w:val="888888"/>
+          <w:lang w:val="fr-FR"/>
+        </w:rPr>
+      </w:pPr>
+    </w:p>
+    <w:p>
+      <w:pPr>
+        <w:rPr>
+          <w:color w:val="888888"/>
+          <w:lang w:val="fr-FR"/>
+        </w:rPr>
+      </w:pPr>
+    </w:p>
+    <w:p>
+      <w:pPr>
+        <w:rPr>
+          <w:color w:val="888888"/>
+          <w:lang w:val="fr-FR"/>
+        </w:rPr>
+      </w:pPr>
+    </w:p>
+    <w:p>
+      <w:pPr>
+        <w:rPr>
+          <w:color w:val="888888"/>
+          <w:lang w:val="fr-FR"/>
+        </w:rPr>
+      </w:pPr>
+    </w:p>
+    <w:p>
+      <w:pPr>
+        <w:rPr>
+          <w:color w:val="888888"/>
+          <w:lang w:val="fr-FR"/>
+        </w:rPr>
+      </w:pPr>
+    </w:p>
+    <w:p>
+      <w:pPr>
+        <w:rPr>
+          <w:color w:val="888888"/>
+          <w:lang w:val="fr-FR"/>
+        </w:rPr>
+      </w:pPr>
+    </w:p>
+    <w:p>
+      <w:pPr>
+        <w:rPr>
+          <w:color w:val="888888"/>
+          <w:lang w:val="fr-FR"/>
+        </w:rPr>
+      </w:pPr>
+    </w:p>
+    <w:p>
+      <w:pPr>
+        <w:rPr>
+          <w:color w:val="888888"/>
+          <w:lang w:val="fr-FR"/>
+        </w:rPr>
+      </w:pPr>
+    </w:p>
+    <w:p>
+      <w:pPr>
+        <w:rPr>
+          <w:color w:val="888888"/>
+          <w:lang w:val="fr-FR"/>
+        </w:rPr>
+      </w:pPr>
+    </w:p>
+    <w:p>
+      <w:pPr>
+        <w:rPr>
+          <w:color w:val="888888"/>
+          <w:lang w:val="fr-FR"/>
+        </w:rPr>
+      </w:pPr>
+    </w:p>
+    <w:p>
+      <w:pPr>
+        <w:rPr>
+          <w:color w:val="888888"/>
+          <w:lang w:val="fr-FR"/>
+        </w:rPr>
+      </w:pPr>
+    </w:p>
+    <w:p>
+      <w:pPr>
+        <w:rPr>
+          <w:color w:val="888888"/>
+          <w:lang w:val="fr-FR"/>
+        </w:rPr>
+      </w:pPr>
+    </w:p>
+    <w:p>
+      <w:pPr>
+        <w:rPr>
+          <w:color w:val="888888"/>
+          <w:lang w:val="fr-FR"/>
+        </w:rPr>
+      </w:pPr>
+    </w:p>
+    <w:p>
+      <w:pPr>
+        <w:rPr>
+          <w:color w:val="888888"/>
+          <w:lang w:val="fr-FR"/>
+        </w:rPr>
+      </w:pPr>
+    </w:p>
+    <w:p>
+      <w:pPr>
+        <w:rPr>
+          <w:color w:val="888888"/>
+          <w:lang w:val="fr-FR"/>
+        </w:rPr>
+      </w:pPr>
+    </w:p>
+    <w:p>
+      <w:pPr>
+        <w:rPr>
+          <w:color w:val="888888"/>
+          <w:lang w:val="fr-FR"/>
+        </w:rPr>
+      </w:pPr>
+    </w:p>
+    <w:p>
+      <w:pPr>
+        <w:rPr>
+          <w:color w:val="888888"/>
+          <w:lang w:val="fr-FR"/>
+        </w:rPr>
+      </w:pPr>
+    </w:p>
+    <w:p>
+      <w:pPr>
+        <w:rPr>
+          <w:lang w:val="fr-FR"/>
+        </w:rPr>
+      </w:pPr>
+    </w:p>
+    <w:p/>
+    <w:p/>
     <w:p>
       <w:pPr>
         <w:pStyle w:val="Titre1"/>
@@ -408,10 +502,7 @@
         <w:t>études</w:t>
       </w:r>
       <w:r>
-        <w:t xml:space="preserve"> sectoriell</w:t>
-      </w:r>
-      <w:r>
-        <w:t>es estiment qu'</w:t>
+        <w:t xml:space="preserve"> sectorielles estiment qu'</w:t>
       </w:r>
       <w:r>
         <w:t>acquérir</w:t>
@@ -595,10 +686,7 @@
         <w:t>Modélisation</w:t>
       </w:r>
       <w:r>
-        <w:t xml:space="preserve"> Machine Learni</w:t>
-      </w:r>
-      <w:r>
-        <w:t xml:space="preserve">ng : entrainement et comparaison de 8 </w:t>
+        <w:t xml:space="preserve"> Machine Learning : entrainement et comparaison de 8 </w:t>
       </w:r>
       <w:r>
         <w:t>modèles</w:t>
@@ -674,10 +762,7 @@
         <w:spacing w:before="40" w:after="40"/>
       </w:pPr>
       <w:r>
-        <w:t>Phase 6</w:t>
-      </w:r>
-      <w:r>
-        <w:t xml:space="preserve"> — </w:t>
+        <w:t xml:space="preserve">Phase 6 — </w:t>
       </w:r>
       <w:r>
         <w:t>Déploiement</w:t>
@@ -780,10 +865,7 @@
         <w:t>caractéristique</w:t>
       </w:r>
       <w:r>
-        <w:t xml:space="preserve"> con</w:t>
-      </w:r>
-      <w:r>
-        <w:t xml:space="preserve">stitue le </w:t>
+        <w:t xml:space="preserve"> constitue le </w:t>
       </w:r>
       <w:r>
         <w:t>défi</w:t>
@@ -828,6 +910,44 @@
       <w:pPr>
         <w:spacing w:before="60" w:after="60"/>
       </w:pPr>
+      <w:r>
+        <w:lastRenderedPageBreak/>
+        <w:drawing>
+          <wp:inline distT="0" distB="0" distL="0" distR="0" wp14:anchorId="4F334C71" wp14:editId="7E085FF1">
+            <wp:extent cx="5524500" cy="4114800"/>
+            <wp:effectExtent l="0" t="0" r="0" b="0"/>
+            <wp:docPr id="3" name="Image 3"/>
+            <wp:cNvGraphicFramePr>
+              <a:graphicFrameLocks xmlns:a="http://schemas.openxmlformats.org/drawingml/2006/main" noChangeAspect="1"/>
+            </wp:cNvGraphicFramePr>
+            <a:graphic xmlns:a="http://schemas.openxmlformats.org/drawingml/2006/main">
+              <a:graphicData uri="http://schemas.openxmlformats.org/drawingml/2006/picture">
+                <pic:pic xmlns:pic="http://schemas.openxmlformats.org/drawingml/2006/picture">
+                  <pic:nvPicPr>
+                    <pic:cNvPr id="1" name=""/>
+                    <pic:cNvPicPr/>
+                  </pic:nvPicPr>
+                  <pic:blipFill>
+                    <a:blip r:embed="rId8"/>
+                    <a:stretch>
+                      <a:fillRect/>
+                    </a:stretch>
+                  </pic:blipFill>
+                  <pic:spPr>
+                    <a:xfrm>
+                      <a:off x="0" y="0"/>
+                      <a:ext cx="5524500" cy="4114800"/>
+                    </a:xfrm>
+                    <a:prstGeom prst="rect">
+                      <a:avLst/>
+                    </a:prstGeom>
+                  </pic:spPr>
+                </pic:pic>
+              </a:graphicData>
+            </a:graphic>
+          </wp:inline>
+        </w:drawing>
+      </w:r>
     </w:p>
     <w:p>
       <w:pPr>
@@ -844,54 +964,39 @@
       <w:r>
         <w:t xml:space="preserve">Ce rapport suit le </w:t>
       </w:r>
-      <w:proofErr w:type="spellStart"/>
-      <w:r>
-        <w:t>deroulement</w:t>
-      </w:r>
-      <w:proofErr w:type="spellEnd"/>
-      <w:r>
-        <w:t xml:space="preserve"> chron</w:t>
-      </w:r>
-      <w:r>
-        <w:t xml:space="preserve">ologique du projet, de l'exploration initiale des </w:t>
-      </w:r>
-      <w:proofErr w:type="spellStart"/>
-      <w:r>
-        <w:t>donnees</w:t>
-      </w:r>
-      <w:proofErr w:type="spellEnd"/>
+      <w:r>
+        <w:t>déroulement</w:t>
+      </w:r>
+      <w:r>
+        <w:t xml:space="preserve"> chronologique du projet, de l'exploration initiale des </w:t>
+      </w:r>
+      <w:r>
+        <w:t>données</w:t>
+      </w:r>
       <w:r>
         <w:t xml:space="preserve"> jusqu'au </w:t>
       </w:r>
-      <w:proofErr w:type="spellStart"/>
-      <w:r>
-        <w:t>deploiement</w:t>
-      </w:r>
-      <w:proofErr w:type="spellEnd"/>
+      <w:r>
+        <w:t>déploiement</w:t>
+      </w:r>
       <w:r>
         <w:t xml:space="preserve"> en production. Chaque section </w:t>
       </w:r>
-      <w:proofErr w:type="spellStart"/>
-      <w:r>
-        <w:t>detaille</w:t>
-      </w:r>
-      <w:proofErr w:type="spellEnd"/>
+      <w:r>
+        <w:t>détaille</w:t>
+      </w:r>
       <w:r>
         <w:t xml:space="preserve"> les choix techniques effectues, les </w:t>
       </w:r>
-      <w:proofErr w:type="spellStart"/>
-      <w:r>
-        <w:t>problemes</w:t>
-      </w:r>
-      <w:proofErr w:type="spellEnd"/>
+      <w:r>
+        <w:t>problèmes</w:t>
+      </w:r>
       <w:r>
         <w:t xml:space="preserve"> rencontres et les solutions </w:t>
       </w:r>
-      <w:proofErr w:type="spellStart"/>
-      <w:r>
-        <w:t>apportees</w:t>
-      </w:r>
-      <w:proofErr w:type="spellEnd"/>
+      <w:r>
+        <w:t>apportées</w:t>
+      </w:r>
       <w:r>
         <w:t>.</w:t>
       </w:r>
@@ -909,11 +1014,9 @@
         <w:lastRenderedPageBreak/>
         <w:t xml:space="preserve">2. Exploration des </w:t>
       </w:r>
-      <w:proofErr w:type="spellStart"/>
-      <w:r>
-        <w:t>Donnees</w:t>
-      </w:r>
-      <w:proofErr w:type="spellEnd"/>
+      <w:r>
+        <w:t>Données</w:t>
+      </w:r>
       <w:r>
         <w:t xml:space="preserve"> (EDA)</w:t>
       </w:r>
@@ -925,11 +1028,9 @@
       <w:r>
         <w:t xml:space="preserve">2.1 Chargement et </w:t>
       </w:r>
-      <w:proofErr w:type="spellStart"/>
-      <w:r>
-        <w:t>premiere</w:t>
-      </w:r>
-      <w:proofErr w:type="spellEnd"/>
+      <w:r>
+        <w:t>première</w:t>
+      </w:r>
       <w:r>
         <w:t xml:space="preserve"> inspection</w:t>
       </w:r>
@@ -957,19 +1058,15 @@
       <w:r>
         <w:t xml:space="preserve"> </w:t>
       </w:r>
-      <w:proofErr w:type="spellStart"/>
-      <w:r>
-        <w:t>realise</w:t>
-      </w:r>
-      <w:proofErr w:type="spellEnd"/>
+      <w:r>
+        <w:t>réalise</w:t>
+      </w:r>
       <w:r>
         <w:t xml:space="preserve"> une exploration </w:t>
       </w:r>
-      <w:proofErr w:type="spellStart"/>
-      <w:r>
-        <w:t>systematique</w:t>
-      </w:r>
-      <w:proofErr w:type="spellEnd"/>
+      <w:r>
+        <w:t>systématique</w:t>
+      </w:r>
       <w:r>
         <w:t xml:space="preserve"> du </w:t>
       </w:r>
@@ -1008,10 +1105,7 @@
         <w:spacing w:before="80" w:after="80"/>
       </w:pPr>
       <w:r>
-        <w:t>L</w:t>
-      </w:r>
-      <w:r>
-        <w:t xml:space="preserve">a structure du </w:t>
+        <w:t xml:space="preserve">La structure du </w:t>
       </w:r>
       <w:proofErr w:type="spellStart"/>
       <w:r>
@@ -1021,27 +1115,21 @@
       <w:r>
         <w:t xml:space="preserve"> </w:t>
       </w:r>
-      <w:proofErr w:type="spellStart"/>
-      <w:r>
-        <w:t>revele</w:t>
-      </w:r>
-      <w:proofErr w:type="spellEnd"/>
+      <w:r>
+        <w:t>révèle</w:t>
+      </w:r>
       <w:r>
         <w:t xml:space="preserve"> 32 variables dont : 11 variables </w:t>
       </w:r>
-      <w:proofErr w:type="spellStart"/>
-      <w:r>
-        <w:t>numeriques</w:t>
-      </w:r>
-      <w:proofErr w:type="spellEnd"/>
+      <w:r>
+        <w:t>numériques</w:t>
+      </w:r>
       <w:r>
         <w:t xml:space="preserve"> (</w:t>
       </w:r>
-      <w:proofErr w:type="spellStart"/>
-      <w:r>
-        <w:t>age</w:t>
-      </w:r>
-      <w:proofErr w:type="spellEnd"/>
+      <w:r>
+        <w:t>âge</w:t>
+      </w:r>
       <w:r>
         <w:t xml:space="preserve">, </w:t>
       </w:r>
@@ -1061,11 +1149,9 @@
       <w:r>
         <w:t xml:space="preserve">, etc.), 9 variables </w:t>
       </w:r>
-      <w:proofErr w:type="spellStart"/>
-      <w:r>
-        <w:t>categorielles</w:t>
-      </w:r>
-      <w:proofErr w:type="spellEnd"/>
+      <w:r>
+        <w:t>catégorielles</w:t>
+      </w:r>
       <w:r>
         <w:t xml:space="preserve"> (</w:t>
       </w:r>
@@ -1119,10 +1205,7 @@
       </w:r>
       <w:proofErr w:type="spellStart"/>
       <w:r>
-        <w:t>compl</w:t>
-      </w:r>
-      <w:r>
-        <w:t>aint_type</w:t>
+        <w:t>complaint_type</w:t>
       </w:r>
       <w:proofErr w:type="spellEnd"/>
       <w:r>
@@ -1141,6 +1224,43 @@
       <w:pPr>
         <w:spacing w:before="60" w:after="60"/>
       </w:pPr>
+      <w:r>
+        <w:drawing>
+          <wp:inline distT="0" distB="0" distL="0" distR="0" wp14:anchorId="0C6D2262" wp14:editId="2A355454">
+            <wp:extent cx="5731510" cy="1022350"/>
+            <wp:effectExtent l="0" t="0" r="2540" b="6350"/>
+            <wp:docPr id="4" name="Image 4"/>
+            <wp:cNvGraphicFramePr>
+              <a:graphicFrameLocks xmlns:a="http://schemas.openxmlformats.org/drawingml/2006/main" noChangeAspect="1"/>
+            </wp:cNvGraphicFramePr>
+            <a:graphic xmlns:a="http://schemas.openxmlformats.org/drawingml/2006/main">
+              <a:graphicData uri="http://schemas.openxmlformats.org/drawingml/2006/picture">
+                <pic:pic xmlns:pic="http://schemas.openxmlformats.org/drawingml/2006/picture">
+                  <pic:nvPicPr>
+                    <pic:cNvPr id="1" name=""/>
+                    <pic:cNvPicPr/>
+                  </pic:nvPicPr>
+                  <pic:blipFill>
+                    <a:blip r:embed="rId9"/>
+                    <a:stretch>
+                      <a:fillRect/>
+                    </a:stretch>
+                  </pic:blipFill>
+                  <pic:spPr>
+                    <a:xfrm>
+                      <a:off x="0" y="0"/>
+                      <a:ext cx="5731510" cy="1022350"/>
+                    </a:xfrm>
+                    <a:prstGeom prst="rect">
+                      <a:avLst/>
+                    </a:prstGeom>
+                  </pic:spPr>
+                </pic:pic>
+              </a:graphicData>
+            </a:graphic>
+          </wp:inline>
+        </w:drawing>
+      </w:r>
     </w:p>
     <w:p>
       <w:pPr>
@@ -1157,11 +1277,9 @@
       <w:r>
         <w:t xml:space="preserve">La distribution de la variable cible est la </w:t>
       </w:r>
-      <w:proofErr w:type="spellStart"/>
-      <w:r>
-        <w:t>premiere</w:t>
-      </w:r>
-      <w:proofErr w:type="spellEnd"/>
+      <w:r>
+        <w:t>première</w:t>
+      </w:r>
       <w:r>
         <w:t xml:space="preserve"> observation critique : le </w:t>
       </w:r>
@@ -1189,19 +1307,15 @@
       <w:r>
         <w:t xml:space="preserve"> (9.8%). Ce </w:t>
       </w:r>
-      <w:proofErr w:type="spellStart"/>
-      <w:r>
-        <w:t>desequilibre</w:t>
-      </w:r>
-      <w:proofErr w:type="spellEnd"/>
+      <w:r>
+        <w:t>déséquilibre</w:t>
+      </w:r>
       <w:r>
         <w:t xml:space="preserve"> </w:t>
       </w:r>
-      <w:proofErr w:type="spellStart"/>
-      <w:r>
-        <w:t>severe</w:t>
-      </w:r>
-      <w:proofErr w:type="spellEnd"/>
+      <w:r>
+        <w:t>sévère</w:t>
+      </w:r>
       <w:r>
         <w:t xml:space="preserve"> de ratio 9.2:1 est visualise via un </w:t>
       </w:r>
@@ -1213,27 +1327,21 @@
       <w:r>
         <w:t xml:space="preserve"> et constitue l'information la plus importante de l'EDA car elle conditionne toutes les </w:t>
       </w:r>
-      <w:proofErr w:type="spellStart"/>
-      <w:r>
-        <w:t>decisions</w:t>
-      </w:r>
-      <w:proofErr w:type="spellEnd"/>
+      <w:r>
+        <w:t>décisions</w:t>
+      </w:r>
       <w:r>
         <w:t xml:space="preserve"> </w:t>
       </w:r>
-      <w:proofErr w:type="spellStart"/>
-      <w:r>
-        <w:t>methodologiques</w:t>
-      </w:r>
-      <w:proofErr w:type="spellEnd"/>
+      <w:r>
+        <w:t>méthodologiques</w:t>
+      </w:r>
       <w:r>
         <w:t xml:space="preserve"> </w:t>
       </w:r>
-      <w:proofErr w:type="spellStart"/>
-      <w:r>
-        <w:t>subsequentes</w:t>
-      </w:r>
-      <w:proofErr w:type="spellEnd"/>
+      <w:r>
+        <w:t>subséquentes</w:t>
+      </w:r>
       <w:r>
         <w:t>.</w:t>
       </w:r>
@@ -1250,11 +1358,9 @@
       <w:r>
         <w:t xml:space="preserve">2.3 Analyses </w:t>
       </w:r>
-      <w:proofErr w:type="spellStart"/>
-      <w:r>
-        <w:t>realisees</w:t>
-      </w:r>
-      <w:proofErr w:type="spellEnd"/>
+      <w:r>
+        <w:t>réalisées</w:t>
+      </w:r>
     </w:p>
     <w:p>
       <w:pPr>
@@ -1284,12 +1390,6 @@
         <w:gridCol w:w="4680"/>
       </w:tblGrid>
       <w:tr>
-        <w:tblPrEx>
-          <w:tblCellMar>
-            <w:top w:w="0" w:type="dxa"/>
-            <w:bottom w:w="0" w:type="dxa"/>
-          </w:tblCellMar>
-        </w:tblPrEx>
         <w:tc>
           <w:tcPr>
             <w:tcW w:w="3120" w:type="dxa"/>
@@ -1403,12 +1503,6 @@
         </w:tc>
       </w:tr>
       <w:tr>
-        <w:tblPrEx>
-          <w:tblCellMar>
-            <w:top w:w="0" w:type="dxa"/>
-            <w:bottom w:w="0" w:type="dxa"/>
-          </w:tblCellMar>
-        </w:tblPrEx>
         <w:tc>
           <w:tcPr>
             <w:tcW w:w="3120" w:type="dxa"/>
@@ -1534,15 +1628,13 @@
               </w:rPr>
               <w:t xml:space="preserve"> (9.8%) — </w:t>
             </w:r>
-            <w:proofErr w:type="spellStart"/>
-            <w:r>
-              <w:rPr>
-                <w:sz w:val="20"/>
-                <w:szCs w:val="20"/>
-              </w:rPr>
-              <w:t>desequilibre</w:t>
-            </w:r>
-            <w:proofErr w:type="spellEnd"/>
+            <w:r>
+              <w:rPr>
+                <w:sz w:val="20"/>
+                <w:szCs w:val="20"/>
+              </w:rPr>
+              <w:t>déséquilibre</w:t>
+            </w:r>
             <w:r>
               <w:rPr>
                 <w:sz w:val="20"/>
@@ -1550,25 +1642,17 @@
               </w:rPr>
               <w:t xml:space="preserve"> </w:t>
             </w:r>
-            <w:proofErr w:type="spellStart"/>
-            <w:r>
-              <w:rPr>
-                <w:sz w:val="20"/>
-                <w:szCs w:val="20"/>
-              </w:rPr>
-              <w:t>severe</w:t>
-            </w:r>
-            <w:proofErr w:type="spellEnd"/>
+            <w:r>
+              <w:rPr>
+                <w:sz w:val="20"/>
+                <w:szCs w:val="20"/>
+              </w:rPr>
+              <w:t>sévère</w:t>
+            </w:r>
           </w:p>
         </w:tc>
       </w:tr>
       <w:tr>
-        <w:tblPrEx>
-          <w:tblCellMar>
-            <w:top w:w="0" w:type="dxa"/>
-            <w:bottom w:w="0" w:type="dxa"/>
-          </w:tblCellMar>
-        </w:tblPrEx>
         <w:tc>
           <w:tcPr>
             <w:tcW w:w="3120" w:type="dxa"/>
@@ -1705,12 +1789,6 @@
         </w:tc>
       </w:tr>
       <w:tr>
-        <w:tblPrEx>
-          <w:tblCellMar>
-            <w:top w:w="0" w:type="dxa"/>
-            <w:bottom w:w="0" w:type="dxa"/>
-          </w:tblCellMar>
-        </w:tblPrEx>
         <w:tc>
           <w:tcPr>
             <w:tcW w:w="3120" w:type="dxa"/>
@@ -1729,15 +1807,13 @@
             </w:tcMar>
           </w:tcPr>
           <w:p>
-            <w:proofErr w:type="spellStart"/>
-            <w:r>
-              <w:rPr>
-                <w:sz w:val="20"/>
-                <w:szCs w:val="20"/>
-              </w:rPr>
-              <w:t>Correlation</w:t>
-            </w:r>
-            <w:proofErr w:type="spellEnd"/>
+            <w:r>
+              <w:rPr>
+                <w:sz w:val="20"/>
+                <w:szCs w:val="20"/>
+              </w:rPr>
+              <w:t>Corrélation</w:t>
+            </w:r>
             <w:r>
               <w:rPr>
                 <w:sz w:val="20"/>
@@ -1929,12 +2005,6 @@
         </w:tc>
       </w:tr>
       <w:tr>
-        <w:tblPrEx>
-          <w:tblCellMar>
-            <w:top w:w="0" w:type="dxa"/>
-            <w:bottom w:w="0" w:type="dxa"/>
-          </w:tblCellMar>
-        </w:tblPrEx>
         <w:tc>
           <w:tcPr>
             <w:tcW w:w="3120" w:type="dxa"/>
@@ -2119,11 +2189,9 @@
       <w:r>
         <w:t xml:space="preserve">2.4 Observations </w:t>
       </w:r>
-      <w:proofErr w:type="spellStart"/>
-      <w:r>
-        <w:t>cles</w:t>
-      </w:r>
-      <w:proofErr w:type="spellEnd"/>
+      <w:r>
+        <w:t>clés</w:t>
+      </w:r>
       <w:r>
         <w:t xml:space="preserve"> de l'EDA</w:t>
       </w:r>
@@ -2137,15 +2205,13 @@
         </w:numPr>
         <w:spacing w:before="40" w:after="40"/>
       </w:pPr>
-      <w:proofErr w:type="spellStart"/>
       <w:r>
         <w:rPr>
           <w:b/>
           <w:bCs/>
         </w:rPr>
-        <w:t>Desequilibre</w:t>
-      </w:r>
-      <w:proofErr w:type="spellEnd"/>
+        <w:t>Déséquilibre</w:t>
+      </w:r>
       <w:r>
         <w:rPr>
           <w:b/>
@@ -2153,15 +2219,13 @@
         </w:rPr>
         <w:t xml:space="preserve"> </w:t>
       </w:r>
-      <w:proofErr w:type="spellStart"/>
       <w:r>
         <w:rPr>
           <w:b/>
           <w:bCs/>
         </w:rPr>
-        <w:t>severe</w:t>
-      </w:r>
-      <w:proofErr w:type="spellEnd"/>
+        <w:t>sévère</w:t>
+      </w:r>
       <w:r>
         <w:rPr>
           <w:b/>
@@ -2180,11 +2244,9 @@
       <w:r>
         <w:t xml:space="preserve"> seulement, </w:t>
       </w:r>
-      <w:proofErr w:type="spellStart"/>
-      <w:r>
-        <w:t>probleme</w:t>
-      </w:r>
-      <w:proofErr w:type="spellEnd"/>
+      <w:r>
+        <w:t>problème</w:t>
+      </w:r>
       <w:r>
         <w:t xml:space="preserve"> central du projet</w:t>
       </w:r>
@@ -2221,11 +2283,9 @@
       <w:r>
         <w:t xml:space="preserve"> montrent des distributions clairement </w:t>
       </w:r>
-      <w:proofErr w:type="spellStart"/>
-      <w:r>
-        <w:t>differentes</w:t>
-      </w:r>
-      <w:proofErr w:type="spellEnd"/>
+      <w:r>
+        <w:t>différentes</w:t>
+      </w:r>
       <w:r>
         <w:t xml:space="preserve"> entre </w:t>
       </w:r>
@@ -2287,30 +2347,21 @@
       <w:r>
         <w:t xml:space="preserve">la grande </w:t>
       </w:r>
-      <w:proofErr w:type="spellStart"/>
-      <w:r>
-        <w:t>majorite</w:t>
-      </w:r>
-      <w:proofErr w:type="spellEnd"/>
+      <w:r>
+        <w:t>majorité</w:t>
+      </w:r>
       <w:r>
         <w:t xml:space="preserve"> des clients a 0 </w:t>
       </w:r>
-      <w:proofErr w:type="spellStart"/>
-      <w:r>
-        <w:t>echec</w:t>
-      </w:r>
-      <w:proofErr w:type="spellEnd"/>
-      <w:r>
-        <w:t xml:space="preserve"> de paiement, mais les rares cl</w:t>
-      </w:r>
-      <w:r>
-        <w:t xml:space="preserve">ients avec 2+ </w:t>
-      </w:r>
-      <w:proofErr w:type="spellStart"/>
-      <w:r>
-        <w:t>echecs</w:t>
-      </w:r>
-      <w:proofErr w:type="spellEnd"/>
+      <w:r>
+        <w:t>échec</w:t>
+      </w:r>
+      <w:r>
+        <w:t xml:space="preserve"> de paiement, mais les rares clients avec 2+ </w:t>
+      </w:r>
+      <w:r>
+        <w:t>échecs</w:t>
+      </w:r>
       <w:r>
         <w:t xml:space="preserve"> churent nettement plus</w:t>
       </w:r>
@@ -2343,11 +2394,9 @@
       <w:r>
         <w:t xml:space="preserve">les clients </w:t>
       </w:r>
-      <w:proofErr w:type="spellStart"/>
-      <w:r>
-        <w:t>recents</w:t>
-      </w:r>
-      <w:proofErr w:type="spellEnd"/>
+      <w:r>
+        <w:t>récents</w:t>
+      </w:r>
       <w:r>
         <w:t xml:space="preserve"> (&lt; 12 mois) ont un taux de </w:t>
       </w:r>
@@ -2359,11 +2408,9 @@
       <w:r>
         <w:t xml:space="preserve"> plus </w:t>
       </w:r>
-      <w:proofErr w:type="spellStart"/>
-      <w:r>
-        <w:t>eleve</w:t>
-      </w:r>
-      <w:proofErr w:type="spellEnd"/>
+      <w:r>
+        <w:t>élevé</w:t>
+      </w:r>
       <w:r>
         <w:t xml:space="preserve"> que les clients anciens</w:t>
       </w:r>
@@ -2377,15 +2424,14 @@
         </w:numPr>
         <w:spacing w:before="40" w:after="40"/>
       </w:pPr>
-      <w:proofErr w:type="spellStart"/>
       <w:r>
         <w:rPr>
           <w:b/>
           <w:bCs/>
         </w:rPr>
-        <w:t>Correlations</w:t>
-      </w:r>
-      <w:proofErr w:type="spellEnd"/>
+        <w:lastRenderedPageBreak/>
+        <w:t>Corrélations</w:t>
+      </w:r>
       <w:r>
         <w:rPr>
           <w:b/>
@@ -2404,19 +2450,15 @@
       <w:r>
         <w:t xml:space="preserve"> n'est isolement </w:t>
       </w:r>
-      <w:proofErr w:type="spellStart"/>
-      <w:r>
-        <w:t>tres</w:t>
-      </w:r>
-      <w:proofErr w:type="spellEnd"/>
+      <w:r>
+        <w:t>très</w:t>
+      </w:r>
       <w:r>
         <w:t xml:space="preserve"> </w:t>
       </w:r>
-      <w:proofErr w:type="spellStart"/>
-      <w:r>
-        <w:t>correlee</w:t>
-      </w:r>
-      <w:proofErr w:type="spellEnd"/>
+      <w:r>
+        <w:t>corrélée</w:t>
+      </w:r>
       <w:r>
         <w:t xml:space="preserve"> au </w:t>
       </w:r>
@@ -2428,24 +2470,17 @@
       <w:r>
         <w:t xml:space="preserve"> — le </w:t>
       </w:r>
-      <w:proofErr w:type="spellStart"/>
-      <w:r>
-        <w:t>probleme</w:t>
-      </w:r>
-      <w:proofErr w:type="spellEnd"/>
+      <w:r>
+        <w:t>problème</w:t>
+      </w:r>
       <w:r>
         <w:t xml:space="preserve"> </w:t>
       </w:r>
-      <w:proofErr w:type="spellStart"/>
-      <w:r>
-        <w:t>necessite</w:t>
-      </w:r>
-      <w:proofErr w:type="spellEnd"/>
-      <w:r>
-        <w:t xml:space="preserve"> une app</w:t>
-      </w:r>
-      <w:r>
-        <w:t>roche multi-variables</w:t>
+      <w:r>
+        <w:t>nécessite</w:t>
+      </w:r>
+      <w:r>
+        <w:t xml:space="preserve"> une approche multi-variables</w:t>
       </w:r>
     </w:p>
     <w:p>
@@ -2475,15 +2510,94 @@
       <w:r>
         <w:t xml:space="preserve"> est propre, aucun imputation </w:t>
       </w:r>
-      <w:proofErr w:type="spellStart"/>
-      <w:r>
-        <w:t>necessaire</w:t>
-      </w:r>
-      <w:proofErr w:type="spellEnd"/>
-    </w:p>
-    <w:p>
-      <w:r>
-        <w:br w:type="page"/>
+      <w:r>
+        <w:t>nécessaire</w:t>
+      </w:r>
+    </w:p>
+    <w:p>
+      <w:r>
+        <w:drawing>
+          <wp:inline distT="0" distB="0" distL="0" distR="0" wp14:anchorId="238B5023" wp14:editId="328E1AEB">
+            <wp:extent cx="5438775" cy="4114800"/>
+            <wp:effectExtent l="0" t="0" r="9525" b="0"/>
+            <wp:docPr id="5" name="Image 5"/>
+            <wp:cNvGraphicFramePr>
+              <a:graphicFrameLocks xmlns:a="http://schemas.openxmlformats.org/drawingml/2006/main" noChangeAspect="1"/>
+            </wp:cNvGraphicFramePr>
+            <a:graphic xmlns:a="http://schemas.openxmlformats.org/drawingml/2006/main">
+              <a:graphicData uri="http://schemas.openxmlformats.org/drawingml/2006/picture">
+                <pic:pic xmlns:pic="http://schemas.openxmlformats.org/drawingml/2006/picture">
+                  <pic:nvPicPr>
+                    <pic:cNvPr id="1" name=""/>
+                    <pic:cNvPicPr/>
+                  </pic:nvPicPr>
+                  <pic:blipFill>
+                    <a:blip r:embed="rId10"/>
+                    <a:stretch>
+                      <a:fillRect/>
+                    </a:stretch>
+                  </pic:blipFill>
+                  <pic:spPr>
+                    <a:xfrm>
+                      <a:off x="0" y="0"/>
+                      <a:ext cx="5438775" cy="4114800"/>
+                    </a:xfrm>
+                    <a:prstGeom prst="rect">
+                      <a:avLst/>
+                    </a:prstGeom>
+                  </pic:spPr>
+                </pic:pic>
+              </a:graphicData>
+            </a:graphic>
+          </wp:inline>
+        </w:drawing>
+      </w:r>
+    </w:p>
+    <w:p>
+      <w:pPr>
+        <w:rPr>
+          <w:lang w:val="fr-FR"/>
+        </w:rPr>
+      </w:pPr>
+      <w:r>
+        <w:rPr>
+          <w:lang w:val="fr-FR"/>
+        </w:rPr>
+        <w:drawing>
+          <wp:inline distT="0" distB="0" distL="0" distR="0" wp14:anchorId="39B70A22" wp14:editId="3E0C850E">
+            <wp:extent cx="5362575" cy="4114800"/>
+            <wp:effectExtent l="0" t="0" r="9525" b="0"/>
+            <wp:docPr id="6" name="Image 6"/>
+            <wp:cNvGraphicFramePr>
+              <a:graphicFrameLocks xmlns:a="http://schemas.openxmlformats.org/drawingml/2006/main" noChangeAspect="1"/>
+            </wp:cNvGraphicFramePr>
+            <a:graphic xmlns:a="http://schemas.openxmlformats.org/drawingml/2006/main">
+              <a:graphicData uri="http://schemas.openxmlformats.org/drawingml/2006/picture">
+                <pic:pic xmlns:pic="http://schemas.openxmlformats.org/drawingml/2006/picture">
+                  <pic:nvPicPr>
+                    <pic:cNvPr id="1" name=""/>
+                    <pic:cNvPicPr/>
+                  </pic:nvPicPr>
+                  <pic:blipFill>
+                    <a:blip r:embed="rId11"/>
+                    <a:stretch>
+                      <a:fillRect/>
+                    </a:stretch>
+                  </pic:blipFill>
+                  <pic:spPr>
+                    <a:xfrm>
+                      <a:off x="0" y="0"/>
+                      <a:ext cx="5362575" cy="4114800"/>
+                    </a:xfrm>
+                    <a:prstGeom prst="rect">
+                      <a:avLst/>
+                    </a:prstGeom>
+                  </pic:spPr>
+                </pic:pic>
+              </a:graphicData>
+            </a:graphic>
+          </wp:inline>
+        </w:drawing>
       </w:r>
     </w:p>
     <w:p>
@@ -2494,19 +2608,15 @@
         <w:lastRenderedPageBreak/>
         <w:t xml:space="preserve">3. </w:t>
       </w:r>
-      <w:proofErr w:type="spellStart"/>
-      <w:r>
-        <w:t>Preparation</w:t>
-      </w:r>
-      <w:proofErr w:type="spellEnd"/>
+      <w:r>
+        <w:t>Préparation</w:t>
+      </w:r>
       <w:r>
         <w:t xml:space="preserve"> des </w:t>
       </w:r>
-      <w:proofErr w:type="spellStart"/>
-      <w:r>
-        <w:t>Donnees</w:t>
-      </w:r>
-      <w:proofErr w:type="spellEnd"/>
+      <w:r>
+        <w:t>Données</w:t>
+      </w:r>
       <w:r>
         <w:t xml:space="preserve"> (Data </w:t>
       </w:r>
@@ -2556,10 +2666,7 @@
       </w:r>
       <w:proofErr w:type="spellEnd"/>
       <w:r>
-        <w:t xml:space="preserve"> clean exploitable par les algori</w:t>
-      </w:r>
-      <w:r>
-        <w:t xml:space="preserve">thmes de Machine Learning. Le fichier </w:t>
+        <w:t xml:space="preserve"> clean exploitable par les algorithmes de Machine Learning. Le fichier </w:t>
       </w:r>
       <w:proofErr w:type="spellStart"/>
       <w:r>
@@ -2569,11 +2676,9 @@
       <w:r>
         <w:t xml:space="preserve"> clean_data.csv est sauvegarde dans le dossier data/ et utilise par tous les notebooks de </w:t>
       </w:r>
-      <w:proofErr w:type="spellStart"/>
-      <w:r>
-        <w:t>modelisation</w:t>
-      </w:r>
-      <w:proofErr w:type="spellEnd"/>
+      <w:r>
+        <w:t>modélisation</w:t>
+      </w:r>
       <w:r>
         <w:t>.</w:t>
       </w:r>
@@ -2590,19 +2695,15 @@
       <w:r>
         <w:t xml:space="preserve">3.2 </w:t>
       </w:r>
-      <w:proofErr w:type="spellStart"/>
-      <w:r>
-        <w:t>Etapes</w:t>
-      </w:r>
-      <w:proofErr w:type="spellEnd"/>
+      <w:r>
+        <w:t>Étapes</w:t>
+      </w:r>
       <w:r>
         <w:t xml:space="preserve"> de </w:t>
       </w:r>
-      <w:proofErr w:type="spellStart"/>
-      <w:r>
-        <w:t>preparation</w:t>
-      </w:r>
-      <w:proofErr w:type="spellEnd"/>
+      <w:r>
+        <w:t>préparation</w:t>
+      </w:r>
     </w:p>
     <w:p>
       <w:pPr>
@@ -2632,12 +2733,6 @@
         <w:gridCol w:w="5394"/>
       </w:tblGrid>
       <w:tr>
-        <w:tblPrEx>
-          <w:tblCellMar>
-            <w:top w:w="0" w:type="dxa"/>
-            <w:bottom w:w="0" w:type="dxa"/>
-          </w:tblCellMar>
-        </w:tblPrEx>
         <w:tc>
           <w:tcPr>
             <w:tcW w:w="2340" w:type="dxa"/>
@@ -2745,12 +2840,6 @@
         </w:tc>
       </w:tr>
       <w:tr>
-        <w:tblPrEx>
-          <w:tblCellMar>
-            <w:top w:w="0" w:type="dxa"/>
-            <w:bottom w:w="0" w:type="dxa"/>
-          </w:tblCellMar>
-        </w:tblPrEx>
         <w:tc>
           <w:tcPr>
             <w:tcW w:w="2340" w:type="dxa"/>
@@ -2842,15 +2931,13 @@
               </w:rPr>
               <w:t xml:space="preserve">Identifiant non </w:t>
             </w:r>
-            <w:proofErr w:type="spellStart"/>
-            <w:r>
-              <w:rPr>
-                <w:sz w:val="20"/>
-                <w:szCs w:val="20"/>
-              </w:rPr>
-              <w:t>predictif</w:t>
-            </w:r>
-            <w:proofErr w:type="spellEnd"/>
+            <w:r>
+              <w:rPr>
+                <w:sz w:val="20"/>
+                <w:szCs w:val="20"/>
+              </w:rPr>
+              <w:t>prédictif</w:t>
+            </w:r>
             <w:r>
               <w:rPr>
                 <w:sz w:val="20"/>
@@ -2858,25 +2945,17 @@
               </w:rPr>
               <w:t xml:space="preserve">, retire avant </w:t>
             </w:r>
-            <w:proofErr w:type="spellStart"/>
-            <w:r>
-              <w:rPr>
-                <w:sz w:val="20"/>
-                <w:szCs w:val="20"/>
-              </w:rPr>
-              <w:t>modelisation</w:t>
-            </w:r>
-            <w:proofErr w:type="spellEnd"/>
+            <w:r>
+              <w:rPr>
+                <w:sz w:val="20"/>
+                <w:szCs w:val="20"/>
+              </w:rPr>
+              <w:t>modélisation</w:t>
+            </w:r>
           </w:p>
         </w:tc>
       </w:tr>
       <w:tr>
-        <w:tblPrEx>
-          <w:tblCellMar>
-            <w:top w:w="0" w:type="dxa"/>
-            <w:bottom w:w="0" w:type="dxa"/>
-          </w:tblCellMar>
-        </w:tblPrEx>
         <w:tc>
           <w:tcPr>
             <w:tcW w:w="2340" w:type="dxa"/>
@@ -3020,12 +3099,6 @@
         </w:tc>
       </w:tr>
       <w:tr>
-        <w:tblPrEx>
-          <w:tblCellMar>
-            <w:top w:w="0" w:type="dxa"/>
-            <w:bottom w:w="0" w:type="dxa"/>
-          </w:tblCellMar>
-        </w:tblPrEx>
         <w:tc>
           <w:tcPr>
             <w:tcW w:w="2340" w:type="dxa"/>
@@ -3051,15 +3124,13 @@
               </w:rPr>
               <w:t xml:space="preserve">Encodage </w:t>
             </w:r>
-            <w:proofErr w:type="spellStart"/>
-            <w:r>
-              <w:rPr>
-                <w:sz w:val="20"/>
-                <w:szCs w:val="20"/>
-              </w:rPr>
-              <w:t>categoriel</w:t>
-            </w:r>
-            <w:proofErr w:type="spellEnd"/>
+            <w:r>
+              <w:rPr>
+                <w:sz w:val="20"/>
+                <w:szCs w:val="20"/>
+              </w:rPr>
+              <w:t>catégoriel</w:t>
+            </w:r>
           </w:p>
         </w:tc>
         <w:tc>
@@ -3283,12 +3354,6 @@
         </w:tc>
       </w:tr>
       <w:tr>
-        <w:tblPrEx>
-          <w:tblCellMar>
-            <w:top w:w="0" w:type="dxa"/>
-            <w:bottom w:w="0" w:type="dxa"/>
-          </w:tblCellMar>
-        </w:tblPrEx>
         <w:tc>
           <w:tcPr>
             <w:tcW w:w="2340" w:type="dxa"/>
@@ -3387,18 +3452,36 @@
                 <w:sz w:val="20"/>
                 <w:szCs w:val="20"/>
               </w:rPr>
-              <w:t>Export dans data/clean_data.csv — utilise par le notebook ML</w:t>
+              <w:t xml:space="preserve">Export dans data/clean_data.csv — </w:t>
+            </w:r>
+            <w:proofErr w:type="spellStart"/>
+            <w:r>
+              <w:rPr>
+                <w:sz w:val="20"/>
+                <w:szCs w:val="20"/>
+              </w:rPr>
+              <w:t>utilis</w:t>
+            </w:r>
+            <w:proofErr w:type="spellEnd"/>
+            <w:r>
+              <w:rPr>
+                <w:sz w:val="20"/>
+                <w:szCs w:val="20"/>
+                <w:lang w:val="fr-FR"/>
+              </w:rPr>
+              <w:t>é</w:t>
+            </w:r>
+            <w:r>
+              <w:rPr>
+                <w:sz w:val="20"/>
+                <w:szCs w:val="20"/>
+              </w:rPr>
+              <w:t xml:space="preserve"> par le notebook ML</w:t>
             </w:r>
           </w:p>
         </w:tc>
       </w:tr>
       <w:tr>
-        <w:tblPrEx>
-          <w:tblCellMar>
-            <w:top w:w="0" w:type="dxa"/>
-            <w:bottom w:w="0" w:type="dxa"/>
-          </w:tblCellMar>
-        </w:tblPrEx>
         <w:tc>
           <w:tcPr>
             <w:tcW w:w="2340" w:type="dxa"/>
@@ -3499,15 +3582,13 @@
               </w:rPr>
               <w:t xml:space="preserve">=y — </w:t>
             </w:r>
-            <w:proofErr w:type="spellStart"/>
-            <w:r>
-              <w:rPr>
-                <w:sz w:val="20"/>
-                <w:szCs w:val="20"/>
-              </w:rPr>
-              <w:t>preserves</w:t>
-            </w:r>
-            <w:proofErr w:type="spellEnd"/>
+            <w:r>
+              <w:rPr>
+                <w:sz w:val="20"/>
+                <w:szCs w:val="20"/>
+              </w:rPr>
+              <w:t>préserves</w:t>
+            </w:r>
             <w:r>
               <w:rPr>
                 <w:sz w:val="20"/>
@@ -3519,12 +3600,6 @@
         </w:tc>
       </w:tr>
       <w:tr>
-        <w:tblPrEx>
-          <w:tblCellMar>
-            <w:top w:w="0" w:type="dxa"/>
-            <w:bottom w:w="0" w:type="dxa"/>
-          </w:tblCellMar>
-        </w:tblPrEx>
         <w:tc>
           <w:tcPr>
             <w:tcW w:w="2340" w:type="dxa"/>
@@ -3684,12 +3759,6 @@
         </w:tc>
       </w:tr>
       <w:tr>
-        <w:tblPrEx>
-          <w:tblCellMar>
-            <w:top w:w="0" w:type="dxa"/>
-            <w:bottom w:w="0" w:type="dxa"/>
-          </w:tblCellMar>
-        </w:tblPrEx>
         <w:tc>
           <w:tcPr>
             <w:tcW w:w="2340" w:type="dxa"/>
@@ -3838,15 +3907,13 @@
               </w:rPr>
               <w:t xml:space="preserve"> — </w:t>
             </w:r>
-            <w:proofErr w:type="spellStart"/>
-            <w:r>
-              <w:rPr>
-                <w:sz w:val="20"/>
-                <w:szCs w:val="20"/>
-              </w:rPr>
-              <w:t>evite</w:t>
-            </w:r>
-            <w:proofErr w:type="spellEnd"/>
+            <w:r>
+              <w:rPr>
+                <w:sz w:val="20"/>
+                <w:szCs w:val="20"/>
+              </w:rPr>
+              <w:t>évite</w:t>
+            </w:r>
             <w:r>
               <w:rPr>
                 <w:sz w:val="20"/>
@@ -3879,21 +3946,17 @@
       <w:r>
         <w:t xml:space="preserve">3.3 </w:t>
       </w:r>
-      <w:proofErr w:type="spellStart"/>
-      <w:r>
-        <w:t>Resultat</w:t>
-      </w:r>
-      <w:proofErr w:type="spellEnd"/>
+      <w:r>
+        <w:t>Résultat</w:t>
+      </w:r>
     </w:p>
     <w:p>
       <w:pPr>
         <w:spacing w:before="80" w:after="80"/>
       </w:pPr>
-      <w:proofErr w:type="spellStart"/>
-      <w:r>
-        <w:t>Apres</w:t>
-      </w:r>
-      <w:proofErr w:type="spellEnd"/>
+      <w:r>
+        <w:t>Après</w:t>
+      </w:r>
       <w:r>
         <w:t xml:space="preserve"> le </w:t>
       </w:r>
@@ -3913,11 +3976,9 @@
       <w:r>
         <w:t xml:space="preserve"> de 9 variables </w:t>
       </w:r>
-      <w:proofErr w:type="spellStart"/>
-      <w:r>
-        <w:t>categorielles</w:t>
-      </w:r>
-      <w:proofErr w:type="spellEnd"/>
+      <w:r>
+        <w:t>catégorielles</w:t>
+      </w:r>
       <w:r>
         <w:t xml:space="preserve">, le </w:t>
       </w:r>
@@ -3937,30 +3998,21 @@
       <w:r>
         <w:t xml:space="preserve"> brut (les variables multi-</w:t>
       </w:r>
-      <w:proofErr w:type="spellStart"/>
-      <w:r>
-        <w:t>categories</w:t>
-      </w:r>
-      <w:proofErr w:type="spellEnd"/>
+      <w:r>
+        <w:t>catégories</w:t>
+      </w:r>
       <w:r>
         <w:t xml:space="preserve"> sont </w:t>
       </w:r>
-      <w:proofErr w:type="spellStart"/>
-      <w:r>
-        <w:t>explosees</w:t>
-      </w:r>
-      <w:proofErr w:type="spellEnd"/>
-      <w:r>
-        <w:t xml:space="preserve"> en colonnes binaires). Le fichier clean_data.csv ne contient aucune vale</w:t>
-      </w:r>
-      <w:r>
-        <w:t>ur manquante (</w:t>
-      </w:r>
-      <w:proofErr w:type="spellStart"/>
-      <w:r>
-        <w:t>verifie</w:t>
-      </w:r>
-      <w:proofErr w:type="spellEnd"/>
+      <w:r>
+        <w:t>explosées</w:t>
+      </w:r>
+      <w:r>
+        <w:t xml:space="preserve"> en colonnes binaires). Le fichier clean_data.csv ne contient aucune valeur manquante (</w:t>
+      </w:r>
+      <w:r>
+        <w:t>vérifie</w:t>
+      </w:r>
       <w:r>
         <w:t xml:space="preserve"> via </w:t>
       </w:r>
@@ -3988,19 +4040,15 @@
       <w:r>
         <w:t xml:space="preserve">() == 0) et est </w:t>
       </w:r>
-      <w:proofErr w:type="spellStart"/>
-      <w:r>
-        <w:t>pret</w:t>
-      </w:r>
-      <w:proofErr w:type="spellEnd"/>
+      <w:r>
+        <w:t>prêt</w:t>
+      </w:r>
       <w:r>
         <w:t xml:space="preserve"> pour la phase de </w:t>
       </w:r>
-      <w:proofErr w:type="spellStart"/>
-      <w:r>
-        <w:t>modelisation</w:t>
-      </w:r>
-      <w:proofErr w:type="spellEnd"/>
+      <w:r>
+        <w:t>modélisation</w:t>
+      </w:r>
       <w:r>
         <w:t>.</w:t>
       </w:r>
@@ -4017,11 +4065,9 @@
       <w:r>
         <w:t xml:space="preserve">3.4 </w:t>
       </w:r>
-      <w:proofErr w:type="spellStart"/>
-      <w:r>
-        <w:t>Decision</w:t>
-      </w:r>
-      <w:proofErr w:type="spellEnd"/>
+      <w:r>
+        <w:t>Décision</w:t>
+      </w:r>
       <w:r>
         <w:t xml:space="preserve"> sur </w:t>
       </w:r>
@@ -4034,6 +4080,9 @@
     <w:p>
       <w:pPr>
         <w:spacing w:before="80" w:after="80"/>
+        <w:rPr>
+          <w:lang w:val="fr-FR"/>
+        </w:rPr>
       </w:pPr>
       <w:r>
         <w:t xml:space="preserve">La variable </w:t>
@@ -4046,38 +4095,45 @@
       <w:r>
         <w:t xml:space="preserve"> semblait avoir 2045 valeurs manquantes dans une </w:t>
       </w:r>
-      <w:proofErr w:type="spellStart"/>
-      <w:r>
-        <w:t>verification</w:t>
-      </w:r>
-      <w:proofErr w:type="spellEnd"/>
+      <w:r>
+        <w:t>vérification</w:t>
+      </w:r>
       <w:r>
         <w:t xml:space="preserve"> </w:t>
       </w:r>
-      <w:proofErr w:type="spellStart"/>
-      <w:r>
-        <w:t>preliminaire</w:t>
-      </w:r>
-      <w:proofErr w:type="spellEnd"/>
+      <w:r>
+        <w:t>préliminaire</w:t>
+      </w:r>
       <w:r>
         <w:t xml:space="preserve">, mais une </w:t>
       </w:r>
-      <w:proofErr w:type="spellStart"/>
-      <w:r>
-        <w:t>verification</w:t>
-      </w:r>
-      <w:proofErr w:type="spellEnd"/>
-      <w:r>
-        <w:t xml:space="preserve"> app</w:t>
-      </w:r>
-      <w:r>
-        <w:t xml:space="preserve">rofondie a confirme 0 valeur manquante </w:t>
-      </w:r>
-      <w:proofErr w:type="spellStart"/>
-      <w:r>
-        <w:t>reelle</w:t>
-      </w:r>
-      <w:proofErr w:type="spellEnd"/>
+      <w:r>
+        <w:t>vérification</w:t>
+      </w:r>
+      <w:r>
+        <w:t xml:space="preserve"> approfondie </w:t>
+      </w:r>
+      <w:r>
+        <w:rPr>
+          <w:lang w:val="fr-FR"/>
+        </w:rPr>
+        <w:t>a</w:t>
+      </w:r>
+      <w:r>
+        <w:t xml:space="preserve"> </w:t>
+      </w:r>
+      <w:r>
+        <w:rPr>
+          <w:lang w:val="fr-FR"/>
+        </w:rPr>
+        <w:t>confirmé</w:t>
+      </w:r>
+      <w:r>
+        <w:t xml:space="preserve"> 0 valeur manquante </w:t>
+      </w:r>
+      <w:r>
+        <w:t>réelle</w:t>
+      </w:r>
       <w:r>
         <w:t xml:space="preserve"> (</w:t>
       </w:r>
@@ -4113,29 +4169,23 @@
       <w:r>
         <w:t xml:space="preserve">() == 0). L'anomalie provenait d'une lecture partielle du fichier. Aucun traitement </w:t>
       </w:r>
-      <w:proofErr w:type="spellStart"/>
-      <w:r>
-        <w:t>special</w:t>
-      </w:r>
-      <w:proofErr w:type="spellEnd"/>
+      <w:r>
+        <w:t>spécial</w:t>
+      </w:r>
       <w:r>
         <w:t xml:space="preserve"> n'a </w:t>
       </w:r>
-      <w:proofErr w:type="spellStart"/>
-      <w:r>
-        <w:t>ete</w:t>
-      </w:r>
-      <w:proofErr w:type="spellEnd"/>
+      <w:r>
+        <w:t>été</w:t>
+      </w:r>
       <w:r>
         <w:t xml:space="preserve"> </w:t>
       </w:r>
-      <w:proofErr w:type="spellStart"/>
-      <w:r>
-        <w:t>necessite</w:t>
-      </w:r>
-      <w:proofErr w:type="spellEnd"/>
-      <w:r>
-        <w:t>.</w:t>
+      <w:r>
+        <w:rPr>
+          <w:lang w:val="fr-FR"/>
+        </w:rPr>
+        <w:t>nécessaire</w:t>
       </w:r>
     </w:p>
     <w:p>
@@ -4151,11 +4201,9 @@
         <w:lastRenderedPageBreak/>
         <w:t xml:space="preserve">4. </w:t>
       </w:r>
-      <w:proofErr w:type="spellStart"/>
-      <w:r>
-        <w:t>Modelisation</w:t>
-      </w:r>
-      <w:proofErr w:type="spellEnd"/>
+      <w:r>
+        <w:t>Modélisation</w:t>
+      </w:r>
       <w:r>
         <w:t xml:space="preserve"> — Phase Baseline</w:t>
       </w:r>
@@ -4175,62 +4223,45 @@
       <w:r>
         <w:t xml:space="preserve">Quatre </w:t>
       </w:r>
-      <w:proofErr w:type="spellStart"/>
-      <w:r>
-        <w:t>modeles</w:t>
-      </w:r>
-      <w:proofErr w:type="spellEnd"/>
-      <w:r>
-        <w:t xml:space="preserve"> so</w:t>
-      </w:r>
-      <w:r>
-        <w:t xml:space="preserve">nt entraines avec les </w:t>
-      </w:r>
-      <w:proofErr w:type="spellStart"/>
-      <w:r>
-        <w:t>parametres</w:t>
-      </w:r>
-      <w:proofErr w:type="spellEnd"/>
+      <w:r>
+        <w:t>modèles</w:t>
+      </w:r>
+      <w:r>
+        <w:t xml:space="preserve"> sont entraines avec les </w:t>
+      </w:r>
+      <w:r>
+        <w:t>paramètres</w:t>
+      </w:r>
       <w:r>
         <w:t xml:space="preserve"> par </w:t>
       </w:r>
-      <w:proofErr w:type="spellStart"/>
-      <w:r>
-        <w:t>defaut</w:t>
-      </w:r>
-      <w:proofErr w:type="spellEnd"/>
+      <w:r>
+        <w:t>défaut</w:t>
+      </w:r>
       <w:r>
         <w:t xml:space="preserve"> et le seuil de </w:t>
       </w:r>
-      <w:proofErr w:type="spellStart"/>
-      <w:r>
-        <w:t>decision</w:t>
-      </w:r>
-      <w:proofErr w:type="spellEnd"/>
+      <w:r>
+        <w:t>décision</w:t>
+      </w:r>
       <w:r>
         <w:t xml:space="preserve"> standard de 0.50 pour </w:t>
       </w:r>
-      <w:proofErr w:type="spellStart"/>
-      <w:r>
-        <w:t>etablir</w:t>
-      </w:r>
-      <w:proofErr w:type="spellEnd"/>
+      <w:r>
+        <w:t>établir</w:t>
+      </w:r>
       <w:r>
         <w:t xml:space="preserve"> une </w:t>
       </w:r>
-      <w:proofErr w:type="spellStart"/>
-      <w:r>
-        <w:t>baseline</w:t>
-      </w:r>
-      <w:proofErr w:type="spellEnd"/>
+      <w:r>
+        <w:t>Baseline</w:t>
+      </w:r>
       <w:r>
         <w:t xml:space="preserve"> et mesurer directement l'impact du </w:t>
       </w:r>
-      <w:proofErr w:type="spellStart"/>
-      <w:r>
-        <w:t>desequilibre</w:t>
-      </w:r>
-      <w:proofErr w:type="spellEnd"/>
+      <w:r>
+        <w:t>déséquilibre</w:t>
+      </w:r>
       <w:r>
         <w:t xml:space="preserve"> des classes. Le notebook </w:t>
       </w:r>
@@ -4242,11 +4273,9 @@
       <w:r>
         <w:t xml:space="preserve"> contient l'ensemble du code de </w:t>
       </w:r>
-      <w:proofErr w:type="spellStart"/>
-      <w:r>
-        <w:t>modelisation</w:t>
-      </w:r>
-      <w:proofErr w:type="spellEnd"/>
+      <w:r>
+        <w:t>modélisation</w:t>
+      </w:r>
       <w:r>
         <w:t>.</w:t>
       </w:r>
@@ -4265,20 +4294,15 @@
       </w:r>
       <w:proofErr w:type="spellStart"/>
       <w:r>
-        <w:t>preprocessi</w:t>
-      </w:r>
-      <w:r>
-        <w:t>ng</w:t>
+        <w:t>preprocessing</w:t>
       </w:r>
       <w:proofErr w:type="spellEnd"/>
       <w:r>
         <w:t xml:space="preserve"> applique avant chaque </w:t>
       </w:r>
-      <w:proofErr w:type="spellStart"/>
-      <w:r>
-        <w:t>modele</w:t>
-      </w:r>
-      <w:proofErr w:type="spellEnd"/>
+      <w:r>
+        <w:t>modèle</w:t>
+      </w:r>
       <w:r>
         <w:t xml:space="preserve"> est identique : </w:t>
       </w:r>
@@ -4298,11 +4322,9 @@
       <w:r>
         <w:t xml:space="preserve"> uniquement pour </w:t>
       </w:r>
-      <w:proofErr w:type="spellStart"/>
-      <w:r>
-        <w:t>eviter</w:t>
-      </w:r>
-      <w:proofErr w:type="spellEnd"/>
+      <w:r>
+        <w:t>éviter</w:t>
+      </w:r>
       <w:r>
         <w:t xml:space="preserve"> le data </w:t>
       </w:r>
@@ -4327,19 +4349,15 @@
       <w:r>
         <w:t xml:space="preserve">4.2 </w:t>
       </w:r>
-      <w:proofErr w:type="spellStart"/>
-      <w:r>
-        <w:t>Resultats</w:t>
-      </w:r>
-      <w:proofErr w:type="spellEnd"/>
+      <w:r>
+        <w:t>Résultats</w:t>
+      </w:r>
       <w:r>
         <w:t xml:space="preserve"> </w:t>
       </w:r>
-      <w:proofErr w:type="spellStart"/>
-      <w:r>
-        <w:t>baseline</w:t>
-      </w:r>
-      <w:proofErr w:type="spellEnd"/>
+      <w:r>
+        <w:t>Baseline</w:t>
+      </w:r>
       <w:r>
         <w:t xml:space="preserve"> (seuil = 0.50)</w:t>
       </w:r>
@@ -4376,12 +4394,6 @@
         <w:gridCol w:w="1193"/>
       </w:tblGrid>
       <w:tr>
-        <w:tblPrEx>
-          <w:tblCellMar>
-            <w:top w:w="0" w:type="dxa"/>
-            <w:bottom w:w="0" w:type="dxa"/>
-          </w:tblCellMar>
-        </w:tblPrEx>
         <w:tc>
           <w:tcPr>
             <w:tcW w:w="2340" w:type="dxa"/>
@@ -4403,7 +4415,6 @@
             <w:pPr>
               <w:jc w:val="center"/>
             </w:pPr>
-            <w:proofErr w:type="spellStart"/>
             <w:r>
               <w:rPr>
                 <w:b/>
@@ -4412,9 +4423,8 @@
                 <w:sz w:val="20"/>
                 <w:szCs w:val="20"/>
               </w:rPr>
-              <w:t>Modele</w:t>
-            </w:r>
-            <w:proofErr w:type="spellEnd"/>
+              <w:t>Modèle</w:t>
+            </w:r>
           </w:p>
         </w:tc>
         <w:tc>
@@ -4473,7 +4483,6 @@
             <w:pPr>
               <w:jc w:val="center"/>
             </w:pPr>
-            <w:proofErr w:type="spellStart"/>
             <w:r>
               <w:rPr>
                 <w:b/>
@@ -4482,9 +4491,8 @@
                 <w:sz w:val="20"/>
                 <w:szCs w:val="20"/>
               </w:rPr>
-              <w:t>Precision</w:t>
-            </w:r>
-            <w:proofErr w:type="spellEnd"/>
+              <w:t>Précision</w:t>
+            </w:r>
           </w:p>
         </w:tc>
         <w:tc>
@@ -4647,12 +4655,6 @@
         </w:tc>
       </w:tr>
       <w:tr>
-        <w:tblPrEx>
-          <w:tblCellMar>
-            <w:top w:w="0" w:type="dxa"/>
-            <w:bottom w:w="0" w:type="dxa"/>
-          </w:tblCellMar>
-        </w:tblPrEx>
         <w:tc>
           <w:tcPr>
             <w:tcW w:w="2340" w:type="dxa"/>
@@ -4880,12 +4882,6 @@
         </w:tc>
       </w:tr>
       <w:tr>
-        <w:tblPrEx>
-          <w:tblCellMar>
-            <w:top w:w="0" w:type="dxa"/>
-            <w:bottom w:w="0" w:type="dxa"/>
-          </w:tblCellMar>
-        </w:tblPrEx>
         <w:tc>
           <w:tcPr>
             <w:tcW w:w="2340" w:type="dxa"/>
@@ -5104,12 +5100,6 @@
         </w:tc>
       </w:tr>
       <w:tr>
-        <w:tblPrEx>
-          <w:tblCellMar>
-            <w:top w:w="0" w:type="dxa"/>
-            <w:bottom w:w="0" w:type="dxa"/>
-          </w:tblCellMar>
-        </w:tblPrEx>
         <w:tc>
           <w:tcPr>
             <w:tcW w:w="2340" w:type="dxa"/>
@@ -5328,12 +5318,6 @@
         </w:tc>
       </w:tr>
       <w:tr>
-        <w:tblPrEx>
-          <w:tblCellMar>
-            <w:top w:w="0" w:type="dxa"/>
-            <w:bottom w:w="0" w:type="dxa"/>
-          </w:tblCellMar>
-        </w:tblPrEx>
         <w:tc>
           <w:tcPr>
             <w:tcW w:w="2340" w:type="dxa"/>
@@ -5571,19 +5555,15 @@
       <w:r>
         <w:t xml:space="preserve">4.3 Analyse des </w:t>
       </w:r>
-      <w:proofErr w:type="spellStart"/>
-      <w:r>
-        <w:t>resultats</w:t>
-      </w:r>
-      <w:proofErr w:type="spellEnd"/>
+      <w:r>
+        <w:t>résultats</w:t>
+      </w:r>
       <w:r>
         <w:t xml:space="preserve"> </w:t>
       </w:r>
-      <w:proofErr w:type="spellStart"/>
-      <w:r>
-        <w:t>baseline</w:t>
-      </w:r>
-      <w:proofErr w:type="spellEnd"/>
+      <w:r>
+        <w:t>Baseline</w:t>
+      </w:r>
     </w:p>
     <w:p>
       <w:pPr>
@@ -5593,19 +5573,15 @@
       <w:r>
         <w:t xml:space="preserve">L'observation est frappante et </w:t>
       </w:r>
-      <w:proofErr w:type="spellStart"/>
-      <w:r>
-        <w:t>pedagogiquement</w:t>
-      </w:r>
-      <w:proofErr w:type="spellEnd"/>
+      <w:r>
+        <w:t>pédagogiquement</w:t>
+      </w:r>
       <w:r>
         <w:t xml:space="preserve"> importante : </w:t>
       </w:r>
-      <w:proofErr w:type="spellStart"/>
-      <w:r>
-        <w:t>malgre</w:t>
-      </w:r>
-      <w:proofErr w:type="spellEnd"/>
+      <w:r>
+        <w:t>malgré</w:t>
+      </w:r>
       <w:r>
         <w:t xml:space="preserve"> une </w:t>
       </w:r>
@@ -5617,11 +5593,9 @@
       <w:r>
         <w:t xml:space="preserve"> apparente de 85-90%, trois des quatre </w:t>
       </w:r>
-      <w:proofErr w:type="spellStart"/>
-      <w:r>
-        <w:t>modeles</w:t>
-      </w:r>
-      <w:proofErr w:type="spellEnd"/>
+      <w:r>
+        <w:t>modèles</w:t>
+      </w:r>
       <w:r>
         <w:t xml:space="preserve"> ignorent quasi-totalement la classe minoritaire. La </w:t>
       </w:r>
@@ -5649,11 +5623,9 @@
       <w:r>
         <w:t xml:space="preserve"> Forest ne </w:t>
       </w:r>
-      <w:proofErr w:type="spellStart"/>
-      <w:r>
-        <w:t>detectent</w:t>
-      </w:r>
-      <w:proofErr w:type="spellEnd"/>
+      <w:r>
+        <w:t>détectent</w:t>
+      </w:r>
       <w:r>
         <w:t xml:space="preserve"> respectivement que 7 et 3 </w:t>
       </w:r>
@@ -5687,19 +5659,15 @@
       <w:r>
         <w:t xml:space="preserve">Ce </w:t>
       </w:r>
-      <w:proofErr w:type="spellStart"/>
-      <w:r>
-        <w:t>phenomene</w:t>
-      </w:r>
-      <w:proofErr w:type="spellEnd"/>
+      <w:r>
+        <w:t>phénomène</w:t>
+      </w:r>
       <w:r>
         <w:t xml:space="preserve"> illustre le </w:t>
       </w:r>
-      <w:proofErr w:type="spellStart"/>
-      <w:r>
-        <w:t>piege</w:t>
-      </w:r>
-      <w:proofErr w:type="spellEnd"/>
+      <w:r>
+        <w:t>piège</w:t>
+      </w:r>
       <w:r>
         <w:t xml:space="preserve"> classique de l'</w:t>
       </w:r>
@@ -5711,43 +5679,33 @@
       <w:r>
         <w:t xml:space="preserve"> sur des </w:t>
       </w:r>
-      <w:proofErr w:type="spellStart"/>
-      <w:r>
-        <w:t>donnees</w:t>
-      </w:r>
-      <w:proofErr w:type="spellEnd"/>
+      <w:r>
+        <w:t>données</w:t>
+      </w:r>
       <w:r>
         <w:t xml:space="preserve"> </w:t>
       </w:r>
-      <w:proofErr w:type="spellStart"/>
-      <w:r>
-        <w:t>desequilibrees</w:t>
-      </w:r>
-      <w:proofErr w:type="spellEnd"/>
+      <w:r>
+        <w:t>déséquilibrées</w:t>
+      </w:r>
       <w:r>
         <w:t xml:space="preserve"> : un </w:t>
       </w:r>
-      <w:proofErr w:type="spellStart"/>
-      <w:r>
-        <w:t>modele</w:t>
-      </w:r>
-      <w:proofErr w:type="spellEnd"/>
+      <w:r>
+        <w:t>modèle</w:t>
+      </w:r>
       <w:r>
         <w:t xml:space="preserve"> qui </w:t>
       </w:r>
-      <w:proofErr w:type="spellStart"/>
-      <w:r>
-        <w:t>predit</w:t>
-      </w:r>
-      <w:proofErr w:type="spellEnd"/>
+      <w:r>
+        <w:t>prédit</w:t>
+      </w:r>
       <w:r>
         <w:t xml:space="preserve"> </w:t>
       </w:r>
-      <w:proofErr w:type="spellStart"/>
-      <w:r>
-        <w:t>systematiquement</w:t>
-      </w:r>
-      <w:proofErr w:type="spellEnd"/>
+      <w:r>
+        <w:t>systématiquement</w:t>
+      </w:r>
       <w:r>
         <w:t xml:space="preserve"> 'non-</w:t>
       </w:r>
@@ -5765,24 +5723,17 @@
       </w:r>
       <w:proofErr w:type="spellEnd"/>
       <w:r>
-        <w:t xml:space="preserve"> san</w:t>
-      </w:r>
-      <w:r>
-        <w:t xml:space="preserve">s aucune </w:t>
-      </w:r>
-      <w:proofErr w:type="spellStart"/>
-      <w:r>
-        <w:t>utilite</w:t>
-      </w:r>
-      <w:proofErr w:type="spellEnd"/>
+        <w:t xml:space="preserve"> sans aucune </w:t>
+      </w:r>
+      <w:r>
+        <w:t>utilité</w:t>
+      </w:r>
       <w:r>
         <w:t xml:space="preserve"> pratique. La </w:t>
       </w:r>
-      <w:proofErr w:type="spellStart"/>
-      <w:r>
-        <w:t>metrique</w:t>
-      </w:r>
-      <w:proofErr w:type="spellEnd"/>
+      <w:r>
+        <w:t>métrique</w:t>
+      </w:r>
       <w:r>
         <w:t xml:space="preserve"> pertinente est le </w:t>
       </w:r>
@@ -5823,19 +5774,24 @@
       <w:r>
         <w:t xml:space="preserve">Seul le MLP, </w:t>
       </w:r>
-      <w:proofErr w:type="spellStart"/>
-      <w:r>
-        <w:t>grace</w:t>
-      </w:r>
-      <w:proofErr w:type="spellEnd"/>
-      <w:r>
-        <w:t xml:space="preserve"> a son architecture neuronale qui traite </w:t>
-      </w:r>
-      <w:proofErr w:type="spellStart"/>
-      <w:r>
-        <w:t>differemment</w:t>
-      </w:r>
-      <w:proofErr w:type="spellEnd"/>
+      <w:r>
+        <w:t>grâce</w:t>
+      </w:r>
+      <w:r>
+        <w:t xml:space="preserve"> </w:t>
+      </w:r>
+      <w:r>
+        <w:rPr>
+          <w:lang w:val="fr-FR"/>
+        </w:rPr>
+        <w:t>à</w:t>
+      </w:r>
+      <w:r>
+        <w:t xml:space="preserve"> son architecture neuronale qui traite </w:t>
+      </w:r>
+      <w:r>
+        <w:t>différemment</w:t>
+      </w:r>
       <w:r>
         <w:t xml:space="preserve"> les exemples, obtient un </w:t>
       </w:r>
@@ -5845,40 +5801,31 @@
       </w:r>
       <w:proofErr w:type="spellEnd"/>
       <w:r>
-        <w:t xml:space="preserve"> plus significatif de 23.5% avec 195</w:t>
+        <w:t xml:space="preserve"> plus significatif de 23.5% avec 195 </w:t>
+      </w:r>
+      <w:r>
+        <w:t>prédictions</w:t>
       </w:r>
       <w:r>
         <w:t xml:space="preserve"> </w:t>
       </w:r>
       <w:proofErr w:type="spellStart"/>
       <w:r>
-        <w:t>predictions</w:t>
-      </w:r>
-      <w:proofErr w:type="spellEnd"/>
-      <w:r>
-        <w:t xml:space="preserve"> </w:t>
-      </w:r>
-      <w:proofErr w:type="spellStart"/>
-      <w:r>
         <w:t>churn</w:t>
       </w:r>
       <w:proofErr w:type="spellEnd"/>
       <w:r>
         <w:t xml:space="preserve"> (dont 48 correctes). Cela reste insuffisant mais indique que le </w:t>
       </w:r>
-      <w:proofErr w:type="spellStart"/>
-      <w:r>
-        <w:t>probleme</w:t>
-      </w:r>
-      <w:proofErr w:type="spellEnd"/>
+      <w:r>
+        <w:t>problème</w:t>
+      </w:r>
       <w:r>
         <w:t xml:space="preserve"> est </w:t>
       </w:r>
-      <w:proofErr w:type="spellStart"/>
-      <w:r>
-        <w:t>apprennable</w:t>
-      </w:r>
-      <w:proofErr w:type="spellEnd"/>
+      <w:r>
+        <w:t>apprenable</w:t>
+      </w:r>
       <w:r>
         <w:t>.</w:t>
       </w:r>
@@ -5896,19 +5843,15 @@
         <w:lastRenderedPageBreak/>
         <w:t xml:space="preserve">5. </w:t>
       </w:r>
-      <w:proofErr w:type="spellStart"/>
-      <w:r>
-        <w:t>Problemes</w:t>
-      </w:r>
-      <w:proofErr w:type="spellEnd"/>
+      <w:r>
+        <w:t>Problèmes</w:t>
+      </w:r>
       <w:r>
         <w:t xml:space="preserve"> Rencontres et Solutions </w:t>
       </w:r>
-      <w:proofErr w:type="spellStart"/>
-      <w:r>
-        <w:t>Apportees</w:t>
-      </w:r>
-      <w:proofErr w:type="spellEnd"/>
+      <w:r>
+        <w:t>Apportées</w:t>
+      </w:r>
     </w:p>
     <w:p>
       <w:pPr>
@@ -5917,19 +5860,15 @@
       <w:r>
         <w:t xml:space="preserve">5.1 </w:t>
       </w:r>
-      <w:proofErr w:type="spellStart"/>
-      <w:r>
-        <w:t>Desequilibre</w:t>
-      </w:r>
-      <w:proofErr w:type="spellEnd"/>
+      <w:r>
+        <w:t>Déséquilibre</w:t>
+      </w:r>
       <w:r>
         <w:t xml:space="preserve"> </w:t>
       </w:r>
-      <w:proofErr w:type="spellStart"/>
-      <w:r>
-        <w:t>severe</w:t>
-      </w:r>
-      <w:proofErr w:type="spellEnd"/>
+      <w:r>
+        <w:t>sévère</w:t>
+      </w:r>
       <w:r>
         <w:t xml:space="preserve"> des classes (90/10)</w:t>
       </w:r>
@@ -5941,11 +5880,9 @@
       <w:r>
         <w:t xml:space="preserve">Description du </w:t>
       </w:r>
-      <w:proofErr w:type="spellStart"/>
-      <w:r>
-        <w:t>probleme</w:t>
-      </w:r>
-      <w:proofErr w:type="spellEnd"/>
+      <w:r>
+        <w:t>problème</w:t>
+      </w:r>
     </w:p>
     <w:p>
       <w:pPr>
@@ -5978,19 +5915,24 @@
       <w:r>
         <w:t xml:space="preserve"> en train (ratio 8.79:1). Les </w:t>
       </w:r>
-      <w:proofErr w:type="spellStart"/>
-      <w:r>
-        <w:t>modeles</w:t>
-      </w:r>
-      <w:proofErr w:type="spellEnd"/>
-      <w:r>
-        <w:t xml:space="preserve"> classiques minimisent la fonction de perte globale, ce qui les conduit a ignorer la </w:t>
-      </w:r>
-      <w:proofErr w:type="spellStart"/>
-      <w:r>
-        <w:t>minorite</w:t>
-      </w:r>
-      <w:proofErr w:type="spellEnd"/>
+      <w:r>
+        <w:t>modèles</w:t>
+      </w:r>
+      <w:r>
+        <w:t xml:space="preserve"> classiques minimisent la fonction de perte globale, ce qui les conduit </w:t>
+      </w:r>
+      <w:r>
+        <w:rPr>
+          <w:lang w:val="fr-FR"/>
+        </w:rPr>
+        <w:t>à</w:t>
+      </w:r>
+      <w:r>
+        <w:t xml:space="preserve"> ignorer la </w:t>
+      </w:r>
+      <w:r>
+        <w:t>minorité</w:t>
+      </w:r>
       <w:r>
         <w:t xml:space="preserve"> car se tromper sur un </w:t>
       </w:r>
@@ -6002,11 +5944,9 @@
       <w:r>
         <w:t xml:space="preserve"> </w:t>
       </w:r>
-      <w:proofErr w:type="spellStart"/>
-      <w:r>
-        <w:t>penalise</w:t>
-      </w:r>
-      <w:proofErr w:type="spellEnd"/>
+      <w:r>
+        <w:t>pénalise</w:t>
+      </w:r>
       <w:r>
         <w:t xml:space="preserve"> peu la </w:t>
       </w:r>
@@ -6031,19 +5971,15 @@
       <w:r>
         <w:t xml:space="preserve">Solutions </w:t>
       </w:r>
-      <w:proofErr w:type="spellStart"/>
-      <w:r>
-        <w:t>testees</w:t>
-      </w:r>
-      <w:proofErr w:type="spellEnd"/>
+      <w:r>
+        <w:t>testées</w:t>
+      </w:r>
       <w:r>
         <w:t xml:space="preserve"> et </w:t>
       </w:r>
-      <w:proofErr w:type="spellStart"/>
-      <w:r>
-        <w:t>resultats</w:t>
-      </w:r>
-      <w:proofErr w:type="spellEnd"/>
+      <w:r>
+        <w:t>résultats</w:t>
+      </w:r>
     </w:p>
     <w:p>
       <w:pPr>
@@ -6089,11 +6025,9 @@
       <w:r>
         <w:t xml:space="preserve">poids inverse a la </w:t>
       </w:r>
-      <w:proofErr w:type="spellStart"/>
-      <w:r>
-        <w:t>frequence</w:t>
-      </w:r>
-      <w:proofErr w:type="spellEnd"/>
+      <w:r>
+        <w:t>fréquence</w:t>
+      </w:r>
       <w:r>
         <w:t xml:space="preserve">. </w:t>
       </w:r>
@@ -6103,13 +6037,20 @@
       </w:r>
       <w:proofErr w:type="spellEnd"/>
       <w:r>
-        <w:t xml:space="preserve"> passe a 0.66 mais </w:t>
-      </w:r>
-      <w:proofErr w:type="spellStart"/>
-      <w:r>
-        <w:t>precision</w:t>
-      </w:r>
-      <w:proofErr w:type="spellEnd"/>
+        <w:t xml:space="preserve"> passe </w:t>
+      </w:r>
+      <w:r>
+        <w:rPr>
+          <w:lang w:val="fr-FR"/>
+        </w:rPr>
+        <w:t>à</w:t>
+      </w:r>
+      <w:r>
+        <w:t xml:space="preserve"> 0.66 mais </w:t>
+      </w:r>
+      <w:r>
+        <w:t>précision</w:t>
+      </w:r>
       <w:r>
         <w:t xml:space="preserve"> chute a 0.18 (trop de faux positifs), </w:t>
       </w:r>
@@ -6166,16 +6107,20 @@
       <w:r>
         <w:t xml:space="preserve">plus stable, </w:t>
       </w:r>
-      <w:proofErr w:type="spellStart"/>
-      <w:r>
-        <w:t>echantillon</w:t>
-      </w:r>
-      <w:r>
-        <w:t>ne</w:t>
-      </w:r>
-      <w:proofErr w:type="spellEnd"/>
-      <w:r>
-        <w:t xml:space="preserve"> a chaque arbre. </w:t>
+      <w:r>
+        <w:t>échantillonné</w:t>
+      </w:r>
+      <w:r>
+        <w:t xml:space="preserve"> </w:t>
+      </w:r>
+      <w:r>
+        <w:rPr>
+          <w:lang w:val="fr-FR"/>
+        </w:rPr>
+        <w:t>à</w:t>
+      </w:r>
+      <w:r>
+        <w:t xml:space="preserve"> chaque arbre. </w:t>
       </w:r>
       <w:proofErr w:type="spellStart"/>
       <w:r>
@@ -6185,11 +6130,9 @@
       <w:r>
         <w:t xml:space="preserve"> 0.17, F1 0.23, ROC-AUC 0.802. </w:t>
       </w:r>
-      <w:proofErr w:type="spellStart"/>
-      <w:r>
-        <w:t>Amelioration</w:t>
-      </w:r>
-      <w:proofErr w:type="spellEnd"/>
+      <w:r>
+        <w:t>Amélioration</w:t>
+      </w:r>
       <w:r>
         <w:t xml:space="preserve"> modeste.</w:t>
       </w:r>
@@ -6242,19 +6185,15 @@
         </w:rPr>
         <w:t xml:space="preserve"> Over-sampling) : </w:t>
       </w:r>
-      <w:proofErr w:type="spellStart"/>
-      <w:r>
-        <w:t>creation</w:t>
-      </w:r>
-      <w:proofErr w:type="spellEnd"/>
+      <w:r>
+        <w:t>création</w:t>
+      </w:r>
       <w:r>
         <w:t xml:space="preserve"> d'exemples </w:t>
       </w:r>
-      <w:proofErr w:type="spellStart"/>
-      <w:r>
-        <w:t>synthetiques</w:t>
-      </w:r>
-      <w:proofErr w:type="spellEnd"/>
+      <w:r>
+        <w:t>synthétiques</w:t>
+      </w:r>
       <w:r>
         <w:t xml:space="preserve"> par interpolation (</w:t>
       </w:r>
@@ -6272,10 +6211,7 @@
       </w:r>
       <w:proofErr w:type="spellEnd"/>
       <w:r>
-        <w:t xml:space="preserve"> 0.76 avec se</w:t>
-      </w:r>
-      <w:r>
-        <w:t xml:space="preserve">uil=0.20. Mais </w:t>
+        <w:t xml:space="preserve"> 0.76 avec seuil=0.20. Mais </w:t>
       </w:r>
       <w:proofErr w:type="spellStart"/>
       <w:r>
@@ -6327,11 +6263,9 @@
         </w:rPr>
         <w:t xml:space="preserve"> (solution retenue) : </w:t>
       </w:r>
-      <w:proofErr w:type="spellStart"/>
-      <w:r>
-        <w:t>parametre</w:t>
-      </w:r>
-      <w:proofErr w:type="spellEnd"/>
+      <w:r>
+        <w:t>paramètre</w:t>
+      </w:r>
       <w:r>
         <w:t xml:space="preserve"> natif de </w:t>
       </w:r>
@@ -6359,27 +6293,21 @@
       <w:r>
         <w:t xml:space="preserve">[1]. Ajuste directement la fonction de perte sans </w:t>
       </w:r>
-      <w:proofErr w:type="spellStart"/>
-      <w:r>
-        <w:t>creer</w:t>
-      </w:r>
-      <w:proofErr w:type="spellEnd"/>
+      <w:r>
+        <w:t>créer</w:t>
+      </w:r>
       <w:r>
         <w:t xml:space="preserve"> de </w:t>
       </w:r>
-      <w:proofErr w:type="spellStart"/>
-      <w:r>
-        <w:t>donnees</w:t>
-      </w:r>
-      <w:proofErr w:type="spellEnd"/>
+      <w:r>
+        <w:t>données</w:t>
+      </w:r>
       <w:r>
         <w:t xml:space="preserve"> </w:t>
       </w:r>
-      <w:proofErr w:type="spellStart"/>
-      <w:r>
-        <w:t>synthetiques</w:t>
-      </w:r>
-      <w:proofErr w:type="spellEnd"/>
+      <w:r>
+        <w:t>synthétiques</w:t>
+      </w:r>
       <w:r>
         <w:t xml:space="preserve">. </w:t>
       </w:r>
@@ -6389,10 +6317,7 @@
       </w:r>
       <w:proofErr w:type="spellEnd"/>
       <w:r>
-        <w:t xml:space="preserve"> 0.80, F1 0</w:t>
-      </w:r>
-      <w:r>
-        <w:t>.39, ROC-AUC 0.795.</w:t>
+        <w:t xml:space="preserve"> 0.80, F1 0.39, ROC-AUC 0.795.</w:t>
       </w:r>
     </w:p>
     <w:p>
@@ -6407,27 +6332,21 @@
       <w:r>
         <w:t xml:space="preserve">5.2 Seuil de </w:t>
       </w:r>
-      <w:proofErr w:type="spellStart"/>
-      <w:r>
-        <w:t>decision</w:t>
-      </w:r>
-      <w:proofErr w:type="spellEnd"/>
+      <w:r>
+        <w:t>décision</w:t>
+      </w:r>
       <w:r>
         <w:t xml:space="preserve"> par </w:t>
       </w:r>
-      <w:proofErr w:type="spellStart"/>
-      <w:r>
-        <w:t>defaut</w:t>
-      </w:r>
-      <w:proofErr w:type="spellEnd"/>
+      <w:r>
+        <w:t>défaut</w:t>
+      </w:r>
       <w:r>
         <w:t xml:space="preserve"> </w:t>
       </w:r>
-      <w:proofErr w:type="spellStart"/>
-      <w:r>
-        <w:t>inadapte</w:t>
-      </w:r>
-      <w:proofErr w:type="spellEnd"/>
+      <w:r>
+        <w:t>inadapté</w:t>
+      </w:r>
     </w:p>
     <w:p>
       <w:pPr>
@@ -6436,11 +6355,9 @@
       <w:r>
         <w:t xml:space="preserve">Description du </w:t>
       </w:r>
-      <w:proofErr w:type="spellStart"/>
-      <w:r>
-        <w:t>probleme</w:t>
-      </w:r>
-      <w:proofErr w:type="spellEnd"/>
+      <w:r>
+        <w:t>problème</w:t>
+      </w:r>
     </w:p>
     <w:p>
       <w:pPr>
@@ -6454,11 +6371,9 @@
       <w:r>
         <w:t xml:space="preserve"> </w:t>
       </w:r>
-      <w:proofErr w:type="spellStart"/>
-      <w:r>
-        <w:t>predit</w:t>
-      </w:r>
-      <w:proofErr w:type="spellEnd"/>
+      <w:r>
+        <w:t>prédit</w:t>
+      </w:r>
       <w:r>
         <w:t xml:space="preserve"> la classe 1 si P(</w:t>
       </w:r>
@@ -6478,28 +6393,21 @@
       <w:r>
         <w:t xml:space="preserve">, les </w:t>
       </w:r>
-      <w:proofErr w:type="spellStart"/>
-      <w:r>
-        <w:t>probabilites</w:t>
-      </w:r>
-      <w:proofErr w:type="spellEnd"/>
+      <w:r>
+        <w:t>probabilités</w:t>
+      </w:r>
       <w:r>
         <w:t xml:space="preserve"> </w:t>
       </w:r>
-      <w:proofErr w:type="spellStart"/>
-      <w:r>
-        <w:t>predites</w:t>
-      </w:r>
-      <w:proofErr w:type="spellEnd"/>
+      <w:r>
+        <w:t>prédites</w:t>
+      </w:r>
       <w:r>
         <w:t xml:space="preserve"> restent structurellement inferieures a 0.50, conduisant au </w:t>
       </w:r>
       <w:proofErr w:type="spellStart"/>
       <w:r>
-        <w:t>reca</w:t>
-      </w:r>
-      <w:r>
-        <w:t>ll</w:t>
+        <w:t>recall</w:t>
       </w:r>
       <w:proofErr w:type="spellEnd"/>
       <w:r>
@@ -6518,11 +6426,9 @@
       <w:r>
         <w:t xml:space="preserve">Solution : balayage </w:t>
       </w:r>
-      <w:proofErr w:type="spellStart"/>
-      <w:r>
-        <w:t>systematique</w:t>
-      </w:r>
-      <w:proofErr w:type="spellEnd"/>
+      <w:r>
+        <w:t>systématique</w:t>
+      </w:r>
       <w:r>
         <w:t xml:space="preserve"> des seuils</w:t>
       </w:r>
@@ -6577,10 +6483,7 @@
       </w:r>
       <w:proofErr w:type="spellEnd"/>
       <w:r>
-        <w:t xml:space="preserve"> </w:t>
-      </w:r>
-      <w:r>
-        <w:t>0.76, F1 = 0.38</w:t>
+        <w:t xml:space="preserve"> 0.76, F1 = 0.38</w:t>
       </w:r>
     </w:p>
     <w:p>
@@ -6621,19 +6524,15 @@
       <w:r>
         <w:t xml:space="preserve">Trade-off accepte : baisser le seuil </w:t>
       </w:r>
-      <w:proofErr w:type="spellStart"/>
-      <w:r>
-        <w:t>reduit</w:t>
-      </w:r>
-      <w:proofErr w:type="spellEnd"/>
+      <w:r>
+        <w:t>réduit</w:t>
+      </w:r>
       <w:r>
         <w:t xml:space="preserve"> la </w:t>
       </w:r>
-      <w:proofErr w:type="spellStart"/>
-      <w:r>
-        <w:t>precision</w:t>
-      </w:r>
-      <w:proofErr w:type="spellEnd"/>
+      <w:r>
+        <w:t>précision</w:t>
+      </w:r>
       <w:r>
         <w:t xml:space="preserve"> et l'</w:t>
       </w:r>
@@ -6661,16 +6560,11 @@
       <w:r>
         <w:t xml:space="preserve">, rater un client (faux </w:t>
       </w:r>
-      <w:proofErr w:type="spellStart"/>
-      <w:r>
-        <w:t>negatif</w:t>
-      </w:r>
-      <w:proofErr w:type="spellEnd"/>
-      <w:r>
-        <w:t>) coute plus cher que contacter un clie</w:t>
-      </w:r>
-      <w:r>
-        <w:t>nt stable par erreur (faux positif).</w:t>
+      <w:r>
+        <w:t>négatif</w:t>
+      </w:r>
+      <w:r>
+        <w:t>) coute plus cher que contacter un client stable par erreur (faux positif).</w:t>
       </w:r>
     </w:p>
     <w:p>
@@ -6722,11 +6616,9 @@
       <w:r>
         <w:t xml:space="preserve">Description du </w:t>
       </w:r>
-      <w:proofErr w:type="spellStart"/>
-      <w:r>
-        <w:t>probleme</w:t>
-      </w:r>
-      <w:proofErr w:type="spellEnd"/>
+      <w:r>
+        <w:t>problème</w:t>
+      </w:r>
     </w:p>
     <w:p>
       <w:pPr>
@@ -6756,19 +6648,15 @@
       <w:r>
         <w:t xml:space="preserve"> sans noms de colonnes. L'</w:t>
       </w:r>
-      <w:proofErr w:type="spellStart"/>
-      <w:r>
-        <w:t>acces</w:t>
-      </w:r>
-      <w:proofErr w:type="spellEnd"/>
+      <w:r>
+        <w:t>accès</w:t>
+      </w:r>
       <w:r>
         <w:t xml:space="preserve"> </w:t>
       </w:r>
-      <w:proofErr w:type="spellStart"/>
-      <w:r>
-        <w:t>ulterieur</w:t>
-      </w:r>
-      <w:proofErr w:type="spellEnd"/>
+      <w:r>
+        <w:t>ultérieur</w:t>
+      </w:r>
       <w:r>
         <w:t xml:space="preserve"> a </w:t>
       </w:r>
@@ -6786,10 +6674,7 @@
       </w:r>
       <w:proofErr w:type="spellEnd"/>
       <w:r>
-        <w:t>, rendant i</w:t>
-      </w:r>
-      <w:r>
-        <w:t xml:space="preserve">mpossible le calcul de la </w:t>
+        <w:t xml:space="preserve">, rendant impossible le calcul de la </w:t>
       </w:r>
       <w:proofErr w:type="spellStart"/>
       <w:r>
@@ -6853,11 +6738,9 @@
       <w:r>
         <w:t xml:space="preserve">(). Cette variable est ensuite </w:t>
       </w:r>
-      <w:proofErr w:type="spellStart"/>
-      <w:r>
-        <w:t>utilisee</w:t>
-      </w:r>
-      <w:proofErr w:type="spellEnd"/>
+      <w:r>
+        <w:t>utilisée</w:t>
+      </w:r>
       <w:r>
         <w:t xml:space="preserve"> dans tous les graphes et le fichier </w:t>
       </w:r>
@@ -6901,16 +6784,11 @@
         <w:pStyle w:val="Titre3"/>
       </w:pPr>
       <w:r>
-        <w:t>Description</w:t>
-      </w:r>
-      <w:r>
-        <w:t xml:space="preserve"> du </w:t>
-      </w:r>
-      <w:proofErr w:type="spellStart"/>
-      <w:r>
-        <w:t>probleme</w:t>
-      </w:r>
-      <w:proofErr w:type="spellEnd"/>
+        <w:t xml:space="preserve">Description du </w:t>
+      </w:r>
+      <w:r>
+        <w:t>problème</w:t>
+      </w:r>
     </w:p>
     <w:p>
       <w:pPr>
@@ -6935,11 +6813,9 @@
       <w:r>
         <w:t xml:space="preserve"> oscillante (1.44 puis 0.68 puis 0.75 puis 1.67...) et un ROC-AUC de 0.678. La version </w:t>
       </w:r>
-      <w:proofErr w:type="spellStart"/>
-      <w:r>
-        <w:t>amelioree</w:t>
-      </w:r>
-      <w:proofErr w:type="spellEnd"/>
+      <w:r>
+        <w:t>améliorée</w:t>
+      </w:r>
       <w:r>
         <w:t xml:space="preserve"> avec SMOTE + </w:t>
       </w:r>
@@ -6957,10 +6833,7 @@
       </w:r>
       <w:proofErr w:type="spellEnd"/>
       <w:r>
-        <w:t xml:space="preserve">=0.91 en entrainement mais seulement 0.641 </w:t>
-      </w:r>
-      <w:r>
-        <w:t xml:space="preserve">sur le test </w:t>
+        <w:t xml:space="preserve">=0.91 en entrainement mais seulement 0.641 sur le test </w:t>
       </w:r>
       <w:proofErr w:type="spellStart"/>
       <w:r>
@@ -6978,19 +6851,15 @@
       <w:r>
         <w:t xml:space="preserve"> </w:t>
       </w:r>
-      <w:proofErr w:type="spellStart"/>
-      <w:r>
-        <w:t>severe</w:t>
-      </w:r>
-      <w:proofErr w:type="spellEnd"/>
+      <w:r>
+        <w:t>sévère</w:t>
+      </w:r>
       <w:r>
         <w:t xml:space="preserve"> sur les exemples </w:t>
       </w:r>
-      <w:proofErr w:type="spellStart"/>
-      <w:r>
-        <w:t>synthetiques</w:t>
-      </w:r>
-      <w:proofErr w:type="spellEnd"/>
+      <w:r>
+        <w:t>synthétiques</w:t>
+      </w:r>
       <w:r>
         <w:t>.</w:t>
       </w:r>
@@ -7015,11 +6884,9 @@
       <w:r>
         <w:t xml:space="preserve">Les </w:t>
       </w:r>
-      <w:proofErr w:type="spellStart"/>
-      <w:r>
-        <w:t>reseaux</w:t>
-      </w:r>
-      <w:proofErr w:type="spellEnd"/>
+      <w:r>
+        <w:t>réseaux</w:t>
+      </w:r>
       <w:r>
         <w:t xml:space="preserve"> de neurones MLP </w:t>
       </w:r>
@@ -7031,40 +6898,29 @@
       <w:r>
         <w:t xml:space="preserve"> sont moins adaptes aux </w:t>
       </w:r>
-      <w:proofErr w:type="spellStart"/>
-      <w:r>
-        <w:t>donnees</w:t>
-      </w:r>
-      <w:proofErr w:type="spellEnd"/>
+      <w:r>
+        <w:t>données</w:t>
+      </w:r>
       <w:r>
         <w:t xml:space="preserve"> tabulaires que les </w:t>
       </w:r>
-      <w:proofErr w:type="spellStart"/>
-      <w:r>
-        <w:t>modeles</w:t>
-      </w:r>
-      <w:proofErr w:type="spellEnd"/>
+      <w:r>
+        <w:t>modèles</w:t>
+      </w:r>
       <w:r>
         <w:t xml:space="preserve"> a base d'arbres. Le MLP </w:t>
       </w:r>
-      <w:proofErr w:type="spellStart"/>
-      <w:r>
-        <w:t>memorise</w:t>
-      </w:r>
-      <w:proofErr w:type="spellEnd"/>
+      <w:r>
+        <w:t>mémorise</w:t>
+      </w:r>
       <w:r>
         <w:t xml:space="preserve"> les artefacts SMOTE </w:t>
       </w:r>
-      <w:proofErr w:type="spellStart"/>
-      <w:r>
-        <w:t>plutot</w:t>
-      </w:r>
-      <w:proofErr w:type="spellEnd"/>
-      <w:r>
-        <w:t xml:space="preserve"> que les vr</w:t>
-      </w:r>
-      <w:r>
-        <w:t xml:space="preserve">ais patterns du </w:t>
+      <w:r>
+        <w:t>plutôt</w:t>
+      </w:r>
+      <w:r>
+        <w:t xml:space="preserve"> que les vrais patterns du </w:t>
       </w:r>
       <w:proofErr w:type="spellStart"/>
       <w:r>
@@ -7082,35 +6938,27 @@
       <w:r>
         <w:t xml:space="preserve"> surpasse le MLP sur tous les </w:t>
       </w:r>
-      <w:proofErr w:type="spellStart"/>
-      <w:r>
-        <w:t>criteres</w:t>
-      </w:r>
-      <w:proofErr w:type="spellEnd"/>
+      <w:r>
+        <w:t>critères</w:t>
+      </w:r>
       <w:r>
         <w:t xml:space="preserve"> sans </w:t>
       </w:r>
-      <w:proofErr w:type="spellStart"/>
-      <w:r>
-        <w:t>reseaux</w:t>
-      </w:r>
-      <w:proofErr w:type="spellEnd"/>
+      <w:r>
+        <w:t>réseaux</w:t>
+      </w:r>
       <w:r>
         <w:t xml:space="preserve"> de neurones. Cette conclusion est </w:t>
       </w:r>
-      <w:proofErr w:type="spellStart"/>
-      <w:r>
-        <w:t>coherente</w:t>
-      </w:r>
-      <w:proofErr w:type="spellEnd"/>
+      <w:r>
+        <w:t>cohérente</w:t>
+      </w:r>
       <w:r>
         <w:t xml:space="preserve"> avec la </w:t>
       </w:r>
-      <w:proofErr w:type="spellStart"/>
-      <w:r>
-        <w:t>litterature</w:t>
-      </w:r>
-      <w:proofErr w:type="spellEnd"/>
+      <w:r>
+        <w:t>littérature</w:t>
+      </w:r>
       <w:r>
         <w:t xml:space="preserve"> : les Gradient </w:t>
       </w:r>
@@ -7130,19 +6978,15 @@
       <w:r>
         <w:t xml:space="preserve"> dominent les benchmarks sur </w:t>
       </w:r>
-      <w:proofErr w:type="spellStart"/>
-      <w:r>
-        <w:t>donnees</w:t>
-      </w:r>
-      <w:proofErr w:type="spellEnd"/>
+      <w:r>
+        <w:t>données</w:t>
+      </w:r>
       <w:r>
         <w:t xml:space="preserve"> tabulaires </w:t>
       </w:r>
-      <w:proofErr w:type="spellStart"/>
-      <w:r>
-        <w:t>structurees</w:t>
-      </w:r>
-      <w:proofErr w:type="spellEnd"/>
+      <w:r>
+        <w:t>structurées</w:t>
+      </w:r>
       <w:r>
         <w:t>.</w:t>
       </w:r>
@@ -7160,22 +7004,15 @@
         <w:lastRenderedPageBreak/>
         <w:t xml:space="preserve">6. </w:t>
       </w:r>
-      <w:proofErr w:type="spellStart"/>
-      <w:r>
-        <w:t>Resultats</w:t>
-      </w:r>
-      <w:proofErr w:type="spellEnd"/>
-      <w:r>
-        <w:t xml:space="preserve"> Finaux</w:t>
-      </w:r>
-      <w:r>
-        <w:t xml:space="preserve"> et Comparaison des </w:t>
-      </w:r>
-      <w:proofErr w:type="spellStart"/>
-      <w:r>
-        <w:t>Modeles</w:t>
-      </w:r>
-      <w:proofErr w:type="spellEnd"/>
+      <w:r>
+        <w:t>Résultats</w:t>
+      </w:r>
+      <w:r>
+        <w:t xml:space="preserve"> Finaux et Comparaison des </w:t>
+      </w:r>
+      <w:r>
+        <w:t>Modèles</w:t>
+      </w:r>
     </w:p>
     <w:p>
       <w:pPr>
@@ -7184,11 +7021,9 @@
       <w:r>
         <w:t xml:space="preserve">6.1 Tableau comparatif complet — 8 </w:t>
       </w:r>
-      <w:proofErr w:type="spellStart"/>
-      <w:r>
-        <w:t>modeles</w:t>
-      </w:r>
-      <w:proofErr w:type="spellEnd"/>
+      <w:r>
+        <w:t>modèles</w:t>
+      </w:r>
     </w:p>
     <w:p>
       <w:pPr>
@@ -7223,12 +7058,6 @@
         <w:gridCol w:w="974"/>
       </w:tblGrid>
       <w:tr>
-        <w:tblPrEx>
-          <w:tblCellMar>
-            <w:top w:w="0" w:type="dxa"/>
-            <w:bottom w:w="0" w:type="dxa"/>
-          </w:tblCellMar>
-        </w:tblPrEx>
         <w:tc>
           <w:tcPr>
             <w:tcW w:w="2000" w:type="dxa"/>
@@ -7250,7 +7079,6 @@
             <w:pPr>
               <w:jc w:val="center"/>
             </w:pPr>
-            <w:proofErr w:type="spellStart"/>
             <w:r>
               <w:rPr>
                 <w:b/>
@@ -7259,9 +7087,8 @@
                 <w:sz w:val="20"/>
                 <w:szCs w:val="20"/>
               </w:rPr>
-              <w:t>Modele</w:t>
-            </w:r>
-            <w:proofErr w:type="spellEnd"/>
+              <w:t>Modèle</w:t>
+            </w:r>
           </w:p>
         </w:tc>
         <w:tc>
@@ -7505,12 +7332,6 @@
         </w:tc>
       </w:tr>
       <w:tr>
-        <w:tblPrEx>
-          <w:tblCellMar>
-            <w:top w:w="0" w:type="dxa"/>
-            <w:bottom w:w="0" w:type="dxa"/>
-          </w:tblCellMar>
-        </w:tblPrEx>
         <w:tc>
           <w:tcPr>
             <w:tcW w:w="2000" w:type="dxa"/>
@@ -7768,12 +7589,6 @@
         </w:tc>
       </w:tr>
       <w:tr>
-        <w:tblPrEx>
-          <w:tblCellMar>
-            <w:top w:w="0" w:type="dxa"/>
-            <w:bottom w:w="0" w:type="dxa"/>
-          </w:tblCellMar>
-        </w:tblPrEx>
         <w:tc>
           <w:tcPr>
             <w:tcW w:w="2000" w:type="dxa"/>
@@ -8022,12 +7837,6 @@
         </w:tc>
       </w:tr>
       <w:tr>
-        <w:tblPrEx>
-          <w:tblCellMar>
-            <w:top w:w="0" w:type="dxa"/>
-            <w:bottom w:w="0" w:type="dxa"/>
-          </w:tblCellMar>
-        </w:tblPrEx>
         <w:tc>
           <w:tcPr>
             <w:tcW w:w="2000" w:type="dxa"/>
@@ -8276,12 +8085,6 @@
         </w:tc>
       </w:tr>
       <w:tr>
-        <w:tblPrEx>
-          <w:tblCellMar>
-            <w:top w:w="0" w:type="dxa"/>
-            <w:bottom w:w="0" w:type="dxa"/>
-          </w:tblCellMar>
-        </w:tblPrEx>
         <w:tc>
           <w:tcPr>
             <w:tcW w:w="2000" w:type="dxa"/>
@@ -8521,12 +8324,6 @@
         </w:tc>
       </w:tr>
       <w:tr>
-        <w:tblPrEx>
-          <w:tblCellMar>
-            <w:top w:w="0" w:type="dxa"/>
-            <w:bottom w:w="0" w:type="dxa"/>
-          </w:tblCellMar>
-        </w:tblPrEx>
         <w:tc>
           <w:tcPr>
             <w:tcW w:w="2000" w:type="dxa"/>
@@ -8775,12 +8572,6 @@
         </w:tc>
       </w:tr>
       <w:tr>
-        <w:tblPrEx>
-          <w:tblCellMar>
-            <w:top w:w="0" w:type="dxa"/>
-            <w:bottom w:w="0" w:type="dxa"/>
-          </w:tblCellMar>
-        </w:tblPrEx>
         <w:tc>
           <w:tcPr>
             <w:tcW w:w="2000" w:type="dxa"/>
@@ -9029,12 +8820,6 @@
         </w:tc>
       </w:tr>
       <w:tr>
-        <w:tblPrEx>
-          <w:tblCellMar>
-            <w:top w:w="0" w:type="dxa"/>
-            <w:bottom w:w="0" w:type="dxa"/>
-          </w:tblCellMar>
-        </w:tblPrEx>
         <w:tc>
           <w:tcPr>
             <w:tcW w:w="2000" w:type="dxa"/>
@@ -9274,12 +9059,6 @@
         </w:tc>
       </w:tr>
       <w:tr>
-        <w:tblPrEx>
-          <w:tblCellMar>
-            <w:top w:w="0" w:type="dxa"/>
-            <w:bottom w:w="0" w:type="dxa"/>
-          </w:tblCellMar>
-        </w:tblPrEx>
         <w:tc>
           <w:tcPr>
             <w:tcW w:w="2000" w:type="dxa"/>
@@ -9563,11 +9342,9 @@
       <w:r>
         <w:t xml:space="preserve">6.2 </w:t>
       </w:r>
-      <w:proofErr w:type="spellStart"/>
-      <w:r>
-        <w:t>Modele</w:t>
-      </w:r>
-      <w:proofErr w:type="spellEnd"/>
+      <w:r>
+        <w:t>Modèle</w:t>
+      </w:r>
       <w:r>
         <w:t xml:space="preserve"> retenu : </w:t>
       </w:r>
@@ -9592,19 +9369,15 @@
       <w:r>
         <w:t xml:space="preserve"> est </w:t>
       </w:r>
-      <w:proofErr w:type="spellStart"/>
-      <w:r>
-        <w:t>selectionne</w:t>
-      </w:r>
-      <w:proofErr w:type="spellEnd"/>
+      <w:r>
+        <w:t>sélectionné</w:t>
+      </w:r>
       <w:r>
         <w:t xml:space="preserve"> comme </w:t>
       </w:r>
-      <w:proofErr w:type="spellStart"/>
-      <w:r>
-        <w:t>modele</w:t>
-      </w:r>
-      <w:proofErr w:type="spellEnd"/>
+      <w:r>
+        <w:t>modèle</w:t>
+      </w:r>
       <w:r>
         <w:t xml:space="preserve"> final pour les raisons suivantes :</w:t>
       </w:r>
@@ -9637,11 +9410,9 @@
       <w:r>
         <w:t xml:space="preserve"> : 0.80 — </w:t>
       </w:r>
-      <w:proofErr w:type="spellStart"/>
-      <w:r>
-        <w:t>detecte</w:t>
-      </w:r>
-      <w:proofErr w:type="spellEnd"/>
+      <w:r>
+        <w:t>détecte</w:t>
+      </w:r>
       <w:r>
         <w:t xml:space="preserve"> 163 </w:t>
       </w:r>
@@ -9687,11 +9458,9 @@
       <w:r>
         <w:t xml:space="preserve"> : 0.39 — meilleur </w:t>
       </w:r>
-      <w:proofErr w:type="spellStart"/>
-      <w:r>
-        <w:t>equilibre</w:t>
-      </w:r>
-      <w:proofErr w:type="spellEnd"/>
+      <w:r>
+        <w:t>équilibre</w:t>
+      </w:r>
       <w:r>
         <w:t xml:space="preserve"> </w:t>
       </w:r>
@@ -9721,11 +9490,9 @@
       <w:r>
         <w:t xml:space="preserve">Gestion native du </w:t>
       </w:r>
-      <w:proofErr w:type="spellStart"/>
-      <w:r>
-        <w:t>desequilibre</w:t>
-      </w:r>
-      <w:proofErr w:type="spellEnd"/>
+      <w:r>
+        <w:t>déséquilibre</w:t>
+      </w:r>
       <w:r>
         <w:t xml:space="preserve"> via </w:t>
       </w:r>
@@ -9737,19 +9504,15 @@
       <w:r>
         <w:t xml:space="preserve"> sans </w:t>
       </w:r>
-      <w:proofErr w:type="spellStart"/>
-      <w:r>
-        <w:t>donnees</w:t>
-      </w:r>
-      <w:proofErr w:type="spellEnd"/>
+      <w:r>
+        <w:t>données</w:t>
+      </w:r>
       <w:r>
         <w:t xml:space="preserve"> </w:t>
       </w:r>
-      <w:proofErr w:type="spellStart"/>
-      <w:r>
-        <w:t>synthetiques</w:t>
-      </w:r>
-      <w:proofErr w:type="spellEnd"/>
+      <w:r>
+        <w:t>synthétiques</w:t>
+      </w:r>
     </w:p>
     <w:p>
       <w:pPr>
@@ -9760,19 +9523,15 @@
         </w:numPr>
         <w:spacing w:before="40" w:after="40"/>
       </w:pPr>
-      <w:proofErr w:type="spellStart"/>
-      <w:r>
-        <w:t>Interpretable</w:t>
-      </w:r>
-      <w:proofErr w:type="spellEnd"/>
+      <w:r>
+        <w:t>Interprétable</w:t>
+      </w:r>
       <w:r>
         <w:t xml:space="preserve"> via SHAP — indispensable en contexte </w:t>
       </w:r>
-      <w:proofErr w:type="spellStart"/>
-      <w:r>
-        <w:t>metier</w:t>
-      </w:r>
-      <w:proofErr w:type="spellEnd"/>
+      <w:r>
+        <w:t>métier</w:t>
+      </w:r>
     </w:p>
     <w:p>
       <w:pPr>
@@ -9852,11 +9611,9 @@
       <w:r>
         <w:t xml:space="preserve"> </w:t>
       </w:r>
-      <w:proofErr w:type="spellStart"/>
-      <w:r>
-        <w:t>detectes</w:t>
-      </w:r>
-      <w:proofErr w:type="spellEnd"/>
+      <w:r>
+        <w:t>détectés</w:t>
+      </w:r>
       <w:r>
         <w:t xml:space="preserve"> correctement) : 163</w:t>
       </w:r>
@@ -9873,11 +9630,9 @@
       <w:r>
         <w:t xml:space="preserve">Faux </w:t>
       </w:r>
-      <w:proofErr w:type="spellStart"/>
-      <w:r>
-        <w:t>negatifs</w:t>
-      </w:r>
-      <w:proofErr w:type="spellEnd"/>
+      <w:r>
+        <w:t>négatifs</w:t>
+      </w:r>
       <w:r>
         <w:t xml:space="preserve"> (</w:t>
       </w:r>
@@ -9923,14 +9678,9 @@
       <w:r>
         <w:t xml:space="preserve">Vrais </w:t>
       </w:r>
-      <w:proofErr w:type="spellStart"/>
-      <w:r>
-        <w:t>n</w:t>
-      </w:r>
-      <w:r>
-        <w:t>egatifs</w:t>
-      </w:r>
-      <w:proofErr w:type="spellEnd"/>
+      <w:r>
+        <w:t>négatifs</w:t>
+      </w:r>
       <w:r>
         <w:t xml:space="preserve"> (non-</w:t>
       </w:r>
@@ -9955,54 +9705,39 @@
       <w:r>
         <w:t xml:space="preserve">Les 470 faux positifs (clients stables contactes inutilement) </w:t>
       </w:r>
-      <w:proofErr w:type="spellStart"/>
-      <w:r>
-        <w:t>representent</w:t>
-      </w:r>
-      <w:proofErr w:type="spellEnd"/>
+      <w:r>
+        <w:t>représentent</w:t>
+      </w:r>
       <w:r>
         <w:t xml:space="preserve"> un cout </w:t>
       </w:r>
-      <w:proofErr w:type="spellStart"/>
-      <w:r>
-        <w:t>operationnel</w:t>
-      </w:r>
-      <w:proofErr w:type="spellEnd"/>
+      <w:r>
+        <w:t>opérationnel</w:t>
+      </w:r>
       <w:r>
         <w:t xml:space="preserve"> acceptable : en production, cela se traduit par des emails de </w:t>
       </w:r>
-      <w:proofErr w:type="spellStart"/>
-      <w:r>
-        <w:t>retention</w:t>
-      </w:r>
-      <w:proofErr w:type="spellEnd"/>
-      <w:r>
-        <w:t xml:space="preserve"> ou des offres commerciales adresses </w:t>
-      </w:r>
-      <w:r>
-        <w:t xml:space="preserve">a des clients qui ne partaient pas — un cout bien inferieur a la perte </w:t>
-      </w:r>
-      <w:proofErr w:type="spellStart"/>
-      <w:r>
-        <w:t>definitive</w:t>
-      </w:r>
-      <w:proofErr w:type="spellEnd"/>
+      <w:r>
+        <w:t>rétention</w:t>
+      </w:r>
+      <w:r>
+        <w:t xml:space="preserve"> ou des offres commerciales adresses a des clients qui ne partaient pas — un cout bien inferieur a la perte </w:t>
+      </w:r>
+      <w:r>
+        <w:t>définitive</w:t>
+      </w:r>
       <w:r>
         <w:t xml:space="preserve"> de 41 clients </w:t>
       </w:r>
-      <w:proofErr w:type="spellStart"/>
-      <w:r>
-        <w:t>reels</w:t>
-      </w:r>
-      <w:proofErr w:type="spellEnd"/>
+      <w:r>
+        <w:t>réels</w:t>
+      </w:r>
       <w:r>
         <w:t xml:space="preserve"> non </w:t>
       </w:r>
-      <w:proofErr w:type="spellStart"/>
-      <w:r>
-        <w:t>detectes</w:t>
-      </w:r>
-      <w:proofErr w:type="spellEnd"/>
+      <w:r>
+        <w:t>détectés</w:t>
+      </w:r>
       <w:r>
         <w:t>.</w:t>
       </w:r>
@@ -10020,11 +9755,9 @@
         <w:lastRenderedPageBreak/>
         <w:t xml:space="preserve">7. </w:t>
       </w:r>
-      <w:proofErr w:type="spellStart"/>
-      <w:r>
-        <w:t>Interpretabilite</w:t>
-      </w:r>
-      <w:proofErr w:type="spellEnd"/>
+      <w:r>
+        <w:t>Interprétabilité</w:t>
+      </w:r>
       <w:r>
         <w:t xml:space="preserve"> — SHAP</w:t>
       </w:r>
@@ -10036,154 +9769,123 @@
       <w:r>
         <w:t xml:space="preserve">7.1 </w:t>
       </w:r>
-      <w:proofErr w:type="spellStart"/>
-      <w:r>
-        <w:t>Methodologie</w:t>
-      </w:r>
-      <w:proofErr w:type="spellEnd"/>
+      <w:r>
+        <w:t>Méthodologie</w:t>
+      </w:r>
+    </w:p>
+    <w:p>
+      <w:pPr>
+        <w:pStyle w:val="Paragraphedeliste"/>
+      </w:pPr>
+      <w:r>
+        <w:t>SHAP (</w:t>
+      </w:r>
+      <w:proofErr w:type="spellStart"/>
+      <w:r>
+        <w:t>SHapley</w:t>
+      </w:r>
+      <w:proofErr w:type="spellEnd"/>
+      <w:r>
+        <w:t xml:space="preserve"> Additive </w:t>
+      </w:r>
+      <w:proofErr w:type="spellStart"/>
+      <w:r>
+        <w:t>exPlanations</w:t>
+      </w:r>
+      <w:proofErr w:type="spellEnd"/>
+      <w:r>
+        <w:t xml:space="preserve">) est une </w:t>
+      </w:r>
+      <w:r>
+        <w:t>méthode</w:t>
+      </w:r>
+      <w:r>
+        <w:t xml:space="preserve"> d'</w:t>
+      </w:r>
+      <w:r>
+        <w:t>interprétabilité</w:t>
+      </w:r>
+      <w:r>
+        <w:t xml:space="preserve"> </w:t>
+      </w:r>
+      <w:r>
+        <w:t>basée</w:t>
+      </w:r>
+      <w:r>
+        <w:t xml:space="preserve"> sur la </w:t>
+      </w:r>
+      <w:r>
+        <w:t>théorie</w:t>
+      </w:r>
+      <w:r>
+        <w:t xml:space="preserve"> des jeux </w:t>
+      </w:r>
+      <w:r>
+        <w:t>coopératifs</w:t>
+      </w:r>
+      <w:r>
+        <w:t xml:space="preserve"> de Shapley. Pour chaque </w:t>
+      </w:r>
+      <w:r>
+        <w:t>prédiction</w:t>
+      </w:r>
+      <w:r>
+        <w:t xml:space="preserve"> individuelle, SHAP </w:t>
+      </w:r>
+      <w:r>
+        <w:t>décompose</w:t>
+      </w:r>
+      <w:r>
+        <w:t xml:space="preserve"> la </w:t>
+      </w:r>
+      <w:r>
+        <w:t>probabilité</w:t>
+      </w:r>
+      <w:r>
+        <w:t xml:space="preserve"> </w:t>
+      </w:r>
+      <w:r>
+        <w:t>prédite</w:t>
+      </w:r>
+      <w:r>
+        <w:t xml:space="preserve"> en contributions de chaque </w:t>
+      </w:r>
+      <w:proofErr w:type="spellStart"/>
+      <w:r>
+        <w:t>feature</w:t>
+      </w:r>
+      <w:proofErr w:type="spellEnd"/>
+      <w:r>
+        <w:t xml:space="preserve">, permettant de </w:t>
+      </w:r>
+      <w:r>
+        <w:t>répondre</w:t>
+      </w:r>
+      <w:r>
+        <w:t xml:space="preserve"> a la question : 'pourquoi ce client est-il </w:t>
+      </w:r>
+      <w:r>
+        <w:t>considéré</w:t>
+      </w:r>
+      <w:r>
+        <w:t xml:space="preserve"> comme a risque ?'</w:t>
+      </w:r>
+    </w:p>
+    <w:p>
+      <w:pPr>
+        <w:spacing w:before="60" w:after="60"/>
+      </w:pPr>
     </w:p>
     <w:p>
       <w:pPr>
         <w:spacing w:before="80" w:after="80"/>
-        <w:jc w:val="both"/>
-      </w:pPr>
-      <w:r>
-        <w:t>SHAP (</w:t>
-      </w:r>
-      <w:proofErr w:type="spellStart"/>
-      <w:r>
-        <w:t>SHapley</w:t>
-      </w:r>
-      <w:proofErr w:type="spellEnd"/>
-      <w:r>
-        <w:t xml:space="preserve"> Additive </w:t>
-      </w:r>
-      <w:proofErr w:type="spellStart"/>
-      <w:r>
-        <w:t>exPlanations</w:t>
-      </w:r>
-      <w:proofErr w:type="spellEnd"/>
-      <w:r>
-        <w:t xml:space="preserve">) est une </w:t>
-      </w:r>
-      <w:proofErr w:type="spellStart"/>
-      <w:r>
-        <w:t>methode</w:t>
-      </w:r>
-      <w:proofErr w:type="spellEnd"/>
-      <w:r>
-        <w:t xml:space="preserve"> d'</w:t>
-      </w:r>
-      <w:proofErr w:type="spellStart"/>
-      <w:r>
-        <w:t>interpretabilite</w:t>
-      </w:r>
-      <w:proofErr w:type="spellEnd"/>
-      <w:r>
-        <w:t xml:space="preserve"> </w:t>
-      </w:r>
-      <w:proofErr w:type="spellStart"/>
-      <w:r>
-        <w:t>basee</w:t>
-      </w:r>
-      <w:proofErr w:type="spellEnd"/>
-      <w:r>
-        <w:t xml:space="preserve"> sur la </w:t>
-      </w:r>
-      <w:proofErr w:type="spellStart"/>
-      <w:r>
-        <w:t>theorie</w:t>
-      </w:r>
-      <w:proofErr w:type="spellEnd"/>
-      <w:r>
-        <w:t xml:space="preserve"> d</w:t>
-      </w:r>
-      <w:r>
-        <w:t xml:space="preserve">es jeux </w:t>
-      </w:r>
-      <w:proofErr w:type="spellStart"/>
-      <w:r>
-        <w:t>cooperatifs</w:t>
-      </w:r>
-      <w:proofErr w:type="spellEnd"/>
-      <w:r>
-        <w:t xml:space="preserve"> de Shapley. Pour chaque </w:t>
-      </w:r>
-      <w:proofErr w:type="spellStart"/>
-      <w:r>
-        <w:t>prediction</w:t>
-      </w:r>
-      <w:proofErr w:type="spellEnd"/>
-      <w:r>
-        <w:t xml:space="preserve"> individuelle, SHAP </w:t>
-      </w:r>
-      <w:proofErr w:type="spellStart"/>
-      <w:r>
-        <w:t>decompose</w:t>
-      </w:r>
-      <w:proofErr w:type="spellEnd"/>
-      <w:r>
-        <w:t xml:space="preserve"> la </w:t>
-      </w:r>
-      <w:proofErr w:type="spellStart"/>
-      <w:r>
-        <w:t>probabilite</w:t>
-      </w:r>
-      <w:proofErr w:type="spellEnd"/>
-      <w:r>
-        <w:t xml:space="preserve"> </w:t>
-      </w:r>
-      <w:proofErr w:type="spellStart"/>
-      <w:r>
-        <w:t>predite</w:t>
-      </w:r>
-      <w:proofErr w:type="spellEnd"/>
-      <w:r>
-        <w:t xml:space="preserve"> en contributions de chaque </w:t>
-      </w:r>
-      <w:proofErr w:type="spellStart"/>
-      <w:r>
-        <w:t>feature</w:t>
-      </w:r>
-      <w:proofErr w:type="spellEnd"/>
-      <w:r>
-        <w:t xml:space="preserve">, permettant de </w:t>
-      </w:r>
-      <w:proofErr w:type="spellStart"/>
-      <w:r>
-        <w:t>repondre</w:t>
-      </w:r>
-      <w:proofErr w:type="spellEnd"/>
-      <w:r>
-        <w:t xml:space="preserve"> a la question : 'pourquoi ce client est-il </w:t>
-      </w:r>
-      <w:proofErr w:type="spellStart"/>
-      <w:r>
-        <w:t>considere</w:t>
-      </w:r>
-      <w:proofErr w:type="spellEnd"/>
-      <w:r>
-        <w:t xml:space="preserve"> comme a risque ?'</w:t>
-      </w:r>
-    </w:p>
-    <w:p>
-      <w:pPr>
-        <w:spacing w:before="60" w:after="60"/>
-      </w:pPr>
-    </w:p>
-    <w:p>
-      <w:pPr>
-        <w:spacing w:before="80" w:after="80"/>
       </w:pPr>
       <w:r>
         <w:t xml:space="preserve">L'utilisation de </w:t>
       </w:r>
       <w:proofErr w:type="spellStart"/>
       <w:r>
-        <w:t>s</w:t>
-      </w:r>
-      <w:r>
-        <w:t>hap.TreeExplainer</w:t>
+        <w:t>shap.TreeExplainer</w:t>
       </w:r>
       <w:proofErr w:type="spellEnd"/>
       <w:r>
@@ -10248,12 +9950,6 @@
         <w:gridCol w:w="2902"/>
       </w:tblGrid>
       <w:tr>
-        <w:tblPrEx>
-          <w:tblCellMar>
-            <w:top w:w="0" w:type="dxa"/>
-            <w:bottom w:w="0" w:type="dxa"/>
-          </w:tblCellMar>
-        </w:tblPrEx>
         <w:tc>
           <w:tcPr>
             <w:tcW w:w="1560" w:type="dxa"/>
@@ -10343,7 +10039,6 @@
             <w:pPr>
               <w:jc w:val="center"/>
             </w:pPr>
-            <w:proofErr w:type="spellStart"/>
             <w:r>
               <w:rPr>
                 <w:b/>
@@ -10352,9 +10047,8 @@
                 <w:sz w:val="20"/>
                 <w:szCs w:val="20"/>
               </w:rPr>
-              <w:t>Interpretation</w:t>
-            </w:r>
-            <w:proofErr w:type="spellEnd"/>
+              <w:t>Interprétation</w:t>
+            </w:r>
           </w:p>
         </w:tc>
         <w:tc>
@@ -10392,12 +10086,6 @@
         </w:tc>
       </w:tr>
       <w:tr>
-        <w:tblPrEx>
-          <w:tblCellMar>
-            <w:top w:w="0" w:type="dxa"/>
-            <w:bottom w:w="0" w:type="dxa"/>
-          </w:tblCellMar>
-        </w:tblPrEx>
         <w:tc>
           <w:tcPr>
             <w:tcW w:w="1560" w:type="dxa"/>
@@ -10485,15 +10173,13 @@
               </w:rPr>
               <w:t xml:space="preserve">Satisfaction faible = </w:t>
             </w:r>
-            <w:proofErr w:type="spellStart"/>
-            <w:r>
-              <w:rPr>
-                <w:sz w:val="20"/>
-                <w:szCs w:val="20"/>
-              </w:rPr>
-              <w:t>depart</w:t>
-            </w:r>
-            <w:proofErr w:type="spellEnd"/>
+            <w:r>
+              <w:rPr>
+                <w:sz w:val="20"/>
+                <w:szCs w:val="20"/>
+              </w:rPr>
+              <w:t>départ</w:t>
+            </w:r>
             <w:r>
               <w:rPr>
                 <w:sz w:val="20"/>
@@ -10532,12 +10218,6 @@
         </w:tc>
       </w:tr>
       <w:tr>
-        <w:tblPrEx>
-          <w:tblCellMar>
-            <w:top w:w="0" w:type="dxa"/>
-            <w:bottom w:w="0" w:type="dxa"/>
-          </w:tblCellMar>
-        </w:tblPrEx>
         <w:tc>
           <w:tcPr>
             <w:tcW w:w="1560" w:type="dxa"/>
@@ -10625,15 +10305,13 @@
               </w:rPr>
               <w:t xml:space="preserve">Clients </w:t>
             </w:r>
-            <w:proofErr w:type="spellStart"/>
-            <w:r>
-              <w:rPr>
-                <w:sz w:val="20"/>
-                <w:szCs w:val="20"/>
-              </w:rPr>
-              <w:t>recents</w:t>
-            </w:r>
-            <w:proofErr w:type="spellEnd"/>
+            <w:r>
+              <w:rPr>
+                <w:sz w:val="20"/>
+                <w:szCs w:val="20"/>
+              </w:rPr>
+              <w:t>récents</w:t>
+            </w:r>
             <w:r>
               <w:rPr>
                 <w:sz w:val="20"/>
@@ -10641,15 +10319,13 @@
               </w:rPr>
               <w:t xml:space="preserve"> plus </w:t>
             </w:r>
-            <w:proofErr w:type="spellStart"/>
-            <w:r>
-              <w:rPr>
-                <w:sz w:val="20"/>
-                <w:szCs w:val="20"/>
-              </w:rPr>
-              <w:t>vulnerables</w:t>
-            </w:r>
-            <w:proofErr w:type="spellEnd"/>
+            <w:r>
+              <w:rPr>
+                <w:sz w:val="20"/>
+                <w:szCs w:val="20"/>
+              </w:rPr>
+              <w:t>vulnérables</w:t>
+            </w:r>
           </w:p>
         </w:tc>
         <w:tc>
@@ -10690,12 +10366,6 @@
         </w:tc>
       </w:tr>
       <w:tr>
-        <w:tblPrEx>
-          <w:tblCellMar>
-            <w:top w:w="0" w:type="dxa"/>
-            <w:bottom w:w="0" w:type="dxa"/>
-          </w:tblCellMar>
-        </w:tblPrEx>
         <w:tc>
           <w:tcPr>
             <w:tcW w:w="1560" w:type="dxa"/>
@@ -10783,15 +10453,13 @@
               </w:rPr>
               <w:t xml:space="preserve">Faible engagement = </w:t>
             </w:r>
-            <w:proofErr w:type="spellStart"/>
-            <w:r>
-              <w:rPr>
-                <w:sz w:val="20"/>
-                <w:szCs w:val="20"/>
-              </w:rPr>
-              <w:t>desinteret</w:t>
-            </w:r>
-            <w:proofErr w:type="spellEnd"/>
+            <w:r>
+              <w:rPr>
+                <w:sz w:val="20"/>
+                <w:szCs w:val="20"/>
+              </w:rPr>
+              <w:t>désintérêt</w:t>
+            </w:r>
           </w:p>
         </w:tc>
         <w:tc>
@@ -10819,15 +10487,13 @@
               </w:rPr>
               <w:t xml:space="preserve">Campagne </w:t>
             </w:r>
-            <w:proofErr w:type="spellStart"/>
-            <w:r>
-              <w:rPr>
-                <w:sz w:val="20"/>
-                <w:szCs w:val="20"/>
-              </w:rPr>
-              <w:t>reactivation</w:t>
-            </w:r>
-            <w:proofErr w:type="spellEnd"/>
+            <w:r>
+              <w:rPr>
+                <w:sz w:val="20"/>
+                <w:szCs w:val="20"/>
+              </w:rPr>
+              <w:t>réactivation</w:t>
+            </w:r>
             <w:r>
               <w:rPr>
                 <w:sz w:val="20"/>
@@ -10839,12 +10505,6 @@
         </w:tc>
       </w:tr>
       <w:tr>
-        <w:tblPrEx>
-          <w:tblCellMar>
-            <w:top w:w="0" w:type="dxa"/>
-            <w:bottom w:w="0" w:type="dxa"/>
-          </w:tblCellMar>
-        </w:tblPrEx>
         <w:tc>
           <w:tcPr>
             <w:tcW w:w="1560" w:type="dxa"/>
@@ -10925,15 +10585,13 @@
             </w:tcMar>
           </w:tcPr>
           <w:p>
-            <w:proofErr w:type="spellStart"/>
-            <w:r>
-              <w:rPr>
-                <w:sz w:val="20"/>
-                <w:szCs w:val="20"/>
-              </w:rPr>
-              <w:t>Echecs</w:t>
-            </w:r>
-            <w:proofErr w:type="spellEnd"/>
+            <w:r>
+              <w:rPr>
+                <w:sz w:val="20"/>
+                <w:szCs w:val="20"/>
+              </w:rPr>
+              <w:t>Échecs</w:t>
+            </w:r>
             <w:r>
               <w:rPr>
                 <w:sz w:val="20"/>
@@ -10941,15 +10599,13 @@
               </w:rPr>
               <w:t xml:space="preserve"> paiement = friction </w:t>
             </w:r>
-            <w:proofErr w:type="spellStart"/>
-            <w:r>
-              <w:rPr>
-                <w:sz w:val="20"/>
-                <w:szCs w:val="20"/>
-              </w:rPr>
-              <w:t>severe</w:t>
-            </w:r>
-            <w:proofErr w:type="spellEnd"/>
+            <w:r>
+              <w:rPr>
+                <w:sz w:val="20"/>
+                <w:szCs w:val="20"/>
+              </w:rPr>
+              <w:t>sévère</w:t>
+            </w:r>
           </w:p>
         </w:tc>
         <w:tc>
@@ -10977,25 +10633,17 @@
               </w:rPr>
               <w:t xml:space="preserve">Contact proactif si &gt;= 2 </w:t>
             </w:r>
-            <w:proofErr w:type="spellStart"/>
-            <w:r>
-              <w:rPr>
-                <w:sz w:val="20"/>
-                <w:szCs w:val="20"/>
-              </w:rPr>
-              <w:t>echecs</w:t>
-            </w:r>
-            <w:proofErr w:type="spellEnd"/>
+            <w:r>
+              <w:rPr>
+                <w:sz w:val="20"/>
+                <w:szCs w:val="20"/>
+              </w:rPr>
+              <w:t>échecs</w:t>
+            </w:r>
           </w:p>
         </w:tc>
       </w:tr>
       <w:tr>
-        <w:tblPrEx>
-          <w:tblCellMar>
-            <w:top w:w="0" w:type="dxa"/>
-            <w:bottom w:w="0" w:type="dxa"/>
-          </w:tblCellMar>
-        </w:tblPrEx>
         <w:tc>
           <w:tcPr>
             <w:tcW w:w="1560" w:type="dxa"/>
@@ -11114,12 +10762,6 @@
         </w:tc>
       </w:tr>
       <w:tr>
-        <w:tblPrEx>
-          <w:tblCellMar>
-            <w:top w:w="0" w:type="dxa"/>
-            <w:bottom w:w="0" w:type="dxa"/>
-          </w:tblCellMar>
-        </w:tblPrEx>
         <w:tc>
           <w:tcPr>
             <w:tcW w:w="1560" w:type="dxa"/>
@@ -11200,15 +10842,13 @@
             </w:tcMar>
           </w:tcPr>
           <w:p>
-            <w:proofErr w:type="spellStart"/>
-            <w:r>
-              <w:rPr>
-                <w:sz w:val="20"/>
-                <w:szCs w:val="20"/>
-              </w:rPr>
-              <w:t>Inactivite</w:t>
-            </w:r>
-            <w:proofErr w:type="spellEnd"/>
+            <w:r>
+              <w:rPr>
+                <w:sz w:val="20"/>
+                <w:szCs w:val="20"/>
+              </w:rPr>
+              <w:t>Inactivité</w:t>
+            </w:r>
             <w:r>
               <w:rPr>
                 <w:sz w:val="20"/>
@@ -11216,15 +10856,13 @@
               </w:rPr>
               <w:t xml:space="preserve"> </w:t>
             </w:r>
-            <w:proofErr w:type="spellStart"/>
-            <w:r>
-              <w:rPr>
-                <w:sz w:val="20"/>
-                <w:szCs w:val="20"/>
-              </w:rPr>
-              <w:t>recente</w:t>
-            </w:r>
-            <w:proofErr w:type="spellEnd"/>
+            <w:r>
+              <w:rPr>
+                <w:sz w:val="20"/>
+                <w:szCs w:val="20"/>
+              </w:rPr>
+              <w:t>récente</w:t>
+            </w:r>
             <w:r>
               <w:rPr>
                 <w:sz w:val="20"/>
@@ -11259,15 +10897,13 @@
               </w:rPr>
               <w:t xml:space="preserve">Alerte </w:t>
             </w:r>
-            <w:proofErr w:type="spellStart"/>
-            <w:r>
-              <w:rPr>
-                <w:sz w:val="20"/>
-                <w:szCs w:val="20"/>
-              </w:rPr>
-              <w:t>apres</w:t>
-            </w:r>
-            <w:proofErr w:type="spellEnd"/>
+            <w:r>
+              <w:rPr>
+                <w:sz w:val="20"/>
+                <w:szCs w:val="20"/>
+              </w:rPr>
+              <w:t>après</w:t>
+            </w:r>
             <w:r>
               <w:rPr>
                 <w:sz w:val="20"/>
@@ -11307,11 +10943,9 @@
       <w:r>
         <w:t xml:space="preserve">Le dot plot SHAP encode deux dimensions : la couleur (rouge = valeur </w:t>
       </w:r>
-      <w:proofErr w:type="spellStart"/>
-      <w:r>
-        <w:t>elevee</w:t>
-      </w:r>
-      <w:proofErr w:type="spellEnd"/>
+      <w:r>
+        <w:t>élevée</w:t>
+      </w:r>
       <w:r>
         <w:t xml:space="preserve">, bleu = valeur faible) et la position horizontale (droite = pousse vers le </w:t>
       </w:r>
@@ -11323,24 +10957,17 @@
       <w:r>
         <w:t xml:space="preserve">, gauche = </w:t>
       </w:r>
-      <w:proofErr w:type="spellStart"/>
-      <w:r>
-        <w:t>reduit</w:t>
-      </w:r>
-      <w:proofErr w:type="spellEnd"/>
+      <w:r>
+        <w:t>réduit</w:t>
+      </w:r>
       <w:r>
         <w:t xml:space="preserve"> le risque). Cela permet de lire </w:t>
       </w:r>
-      <w:proofErr w:type="spellStart"/>
-      <w:r>
-        <w:t>simultanement</w:t>
-      </w:r>
-      <w:proofErr w:type="spellEnd"/>
-      <w:r>
-        <w:t xml:space="preserve"> l'importance et la direction de chaq</w:t>
-      </w:r>
-      <w:r>
-        <w:t xml:space="preserve">ue </w:t>
+      <w:r>
+        <w:t>simultanément</w:t>
+      </w:r>
+      <w:r>
+        <w:t xml:space="preserve"> l'importance et la direction de chaque </w:t>
       </w:r>
       <w:proofErr w:type="spellStart"/>
       <w:r>
@@ -11368,19 +10995,15 @@
       <w:r>
         <w:t xml:space="preserve"> rouge a gauche : une satisfaction </w:t>
       </w:r>
-      <w:proofErr w:type="spellStart"/>
-      <w:r>
-        <w:t>elevee</w:t>
-      </w:r>
-      <w:proofErr w:type="spellEnd"/>
+      <w:r>
+        <w:t>élevée</w:t>
+      </w:r>
       <w:r>
         <w:t xml:space="preserve"> </w:t>
       </w:r>
-      <w:proofErr w:type="spellStart"/>
-      <w:r>
-        <w:t>reduit</w:t>
-      </w:r>
-      <w:proofErr w:type="spellEnd"/>
+      <w:r>
+        <w:t>réduit</w:t>
+      </w:r>
       <w:r>
         <w:t xml:space="preserve"> fortement le </w:t>
       </w:r>
@@ -11407,11 +11030,9 @@
       <w:r>
         <w:t xml:space="preserve"> rouge a droite : beaucoup d'</w:t>
       </w:r>
-      <w:proofErr w:type="spellStart"/>
-      <w:r>
-        <w:t>echecs</w:t>
-      </w:r>
-      <w:proofErr w:type="spellEnd"/>
+      <w:r>
+        <w:t>échecs</w:t>
+      </w:r>
       <w:r>
         <w:t xml:space="preserve"> augmente significativement le risque</w:t>
       </w:r>
@@ -11445,28 +11066,21 @@
       </w:pPr>
       <w:proofErr w:type="spellStart"/>
       <w:r>
-        <w:t>last_logi</w:t>
-      </w:r>
-      <w:r>
-        <w:t>n_days_ago</w:t>
+        <w:t>last_login_days_ago</w:t>
       </w:r>
       <w:proofErr w:type="spellEnd"/>
       <w:r>
         <w:t xml:space="preserve"> rouge a droite : longue </w:t>
       </w:r>
-      <w:proofErr w:type="spellStart"/>
-      <w:r>
-        <w:t>inactivite</w:t>
-      </w:r>
-      <w:proofErr w:type="spellEnd"/>
+      <w:r>
+        <w:t>inactivité</w:t>
+      </w:r>
       <w:r>
         <w:t xml:space="preserve"> est un signal fort de </w:t>
       </w:r>
-      <w:proofErr w:type="spellStart"/>
-      <w:r>
-        <w:t>depart</w:t>
-      </w:r>
-      <w:proofErr w:type="spellEnd"/>
+      <w:r>
+        <w:t>départ</w:t>
+      </w:r>
     </w:p>
     <w:p>
       <w:pPr>
@@ -11488,11 +11102,9 @@
       <w:r>
         <w:t xml:space="preserve">Le force plot analyse le client le plus a risque du test set (index 1615, </w:t>
       </w:r>
-      <w:proofErr w:type="spellStart"/>
-      <w:r>
-        <w:t>probabilite</w:t>
-      </w:r>
-      <w:proofErr w:type="spellEnd"/>
+      <w:r>
+        <w:t>probabilité</w:t>
+      </w:r>
       <w:r>
         <w:t xml:space="preserve"> de </w:t>
       </w:r>
@@ -11510,10 +11122,7 @@
       </w:r>
       <w:proofErr w:type="spellEnd"/>
       <w:r>
-        <w:t xml:space="preserve"> en rou</w:t>
-      </w:r>
-      <w:r>
-        <w:t>ge (</w:t>
+        <w:t xml:space="preserve"> en rouge (</w:t>
       </w:r>
       <w:proofErr w:type="spellStart"/>
       <w:r>
@@ -11571,19 +11180,15 @@
       <w:r>
         <w:t xml:space="preserve"> mais sont largement surpasses. Ce client </w:t>
       </w:r>
-      <w:proofErr w:type="spellStart"/>
-      <w:r>
-        <w:t>necessite</w:t>
-      </w:r>
-      <w:proofErr w:type="spellEnd"/>
+      <w:r>
+        <w:t>nécessite</w:t>
+      </w:r>
       <w:r>
         <w:t xml:space="preserve"> une intervention </w:t>
       </w:r>
-      <w:proofErr w:type="spellStart"/>
-      <w:r>
-        <w:t>immediate</w:t>
-      </w:r>
-      <w:proofErr w:type="spellEnd"/>
+      <w:r>
+        <w:t>immédiate</w:t>
+      </w:r>
       <w:r>
         <w:t>.</w:t>
       </w:r>
@@ -11609,11 +11214,9 @@
       <w:r>
         <w:t xml:space="preserve">8.1 </w:t>
       </w:r>
-      <w:proofErr w:type="spellStart"/>
-      <w:r>
-        <w:t>Systeme</w:t>
-      </w:r>
-      <w:proofErr w:type="spellEnd"/>
+      <w:r>
+        <w:t>Système</w:t>
+      </w:r>
       <w:r>
         <w:t xml:space="preserve"> d'alertes propose</w:t>
       </w:r>
@@ -11653,11 +11256,9 @@
       <w:r>
         <w:t xml:space="preserve">email de </w:t>
       </w:r>
-      <w:proofErr w:type="spellStart"/>
-      <w:r>
-        <w:t>reactivation</w:t>
-      </w:r>
-      <w:proofErr w:type="spellEnd"/>
+      <w:r>
+        <w:t>réactivation</w:t>
+      </w:r>
       <w:r>
         <w:t xml:space="preserve"> automatique dans les 24h</w:t>
       </w:r>
@@ -11697,11 +11298,9 @@
       <w:r>
         <w:t xml:space="preserve">appel </w:t>
       </w:r>
-      <w:proofErr w:type="spellStart"/>
-      <w:r>
-        <w:t>telephonique</w:t>
-      </w:r>
-      <w:proofErr w:type="spellEnd"/>
+      <w:r>
+        <w:t>téléphonique</w:t>
+      </w:r>
       <w:r>
         <w:t xml:space="preserve"> service client dans les 48h</w:t>
       </w:r>
@@ -11739,10 +11338,7 @@
         <w:t xml:space="preserve"> &lt;= 2 : </w:t>
       </w:r>
       <w:r>
-        <w:t>offre comme</w:t>
-      </w:r>
-      <w:r>
-        <w:t>rciale (remise ou upgrade gratuit) dans la semaine</w:t>
+        <w:t>offre commerciale (remise ou upgrade gratuit) dans la semaine</w:t>
       </w:r>
     </w:p>
     <w:p>
@@ -11780,11 +11376,9 @@
       <w:r>
         <w:t xml:space="preserve">campagne d'engagement (newsletter, tutoriel </w:t>
       </w:r>
-      <w:proofErr w:type="spellStart"/>
-      <w:r>
-        <w:t>fonctionnalites</w:t>
-      </w:r>
-      <w:proofErr w:type="spellEnd"/>
+      <w:r>
+        <w:t>fonctionnalités</w:t>
+      </w:r>
       <w:r>
         <w:t>)</w:t>
       </w:r>
@@ -11839,14 +11433,7 @@
           <w:b/>
           <w:bCs/>
         </w:rPr>
-        <w:t>Alerte PREVENTIVE —</w:t>
-      </w:r>
-      <w:r>
-        <w:rPr>
-          <w:b/>
-          <w:bCs/>
-        </w:rPr>
-        <w:t xml:space="preserve"> </w:t>
+        <w:t xml:space="preserve">Alerte PREVENTIVE — </w:t>
       </w:r>
       <w:proofErr w:type="spellStart"/>
       <w:r>
@@ -11875,11 +11462,9 @@
       <w:r>
         <w:t xml:space="preserve"> renforce avec accompagnement </w:t>
       </w:r>
-      <w:proofErr w:type="spellStart"/>
-      <w:r>
-        <w:t>dedie</w:t>
-      </w:r>
-      <w:proofErr w:type="spellEnd"/>
+      <w:r>
+        <w:t>dédié</w:t>
+      </w:r>
     </w:p>
     <w:p>
       <w:pPr>
@@ -11901,11 +11486,9 @@
       <w:r>
         <w:t xml:space="preserve">En appliquant le </w:t>
       </w:r>
-      <w:proofErr w:type="spellStart"/>
-      <w:r>
-        <w:t>modele</w:t>
-      </w:r>
-      <w:proofErr w:type="spellEnd"/>
+      <w:r>
+        <w:t>modèle</w:t>
+      </w:r>
       <w:r>
         <w:t xml:space="preserve"> sur 10 000 clients actifs (distribution similaire au </w:t>
       </w:r>
@@ -11959,19 +11542,15 @@
       <w:r>
         <w:t xml:space="preserve"> </w:t>
       </w:r>
-      <w:proofErr w:type="spellStart"/>
-      <w:r>
-        <w:t>detectes</w:t>
-      </w:r>
-      <w:proofErr w:type="spellEnd"/>
+      <w:r>
+        <w:t>détectés</w:t>
+      </w:r>
       <w:r>
         <w:t xml:space="preserve"> par le </w:t>
       </w:r>
-      <w:proofErr w:type="spellStart"/>
-      <w:r>
-        <w:t>modele</w:t>
-      </w:r>
-      <w:proofErr w:type="spellEnd"/>
+      <w:r>
+        <w:t>modèle</w:t>
+      </w:r>
       <w:r>
         <w:t xml:space="preserve"> (</w:t>
       </w:r>
@@ -12030,19 +11609,15 @@
       <w:r>
         <w:t xml:space="preserve">Si chaque client retenu </w:t>
       </w:r>
-      <w:proofErr w:type="spellStart"/>
-      <w:r>
-        <w:t>represente</w:t>
-      </w:r>
-      <w:proofErr w:type="spellEnd"/>
+      <w:r>
+        <w:t>représente</w:t>
+      </w:r>
       <w:r>
         <w:t xml:space="preserve"> 1 000 EUR de revenu annuel, </w:t>
       </w:r>
-      <w:proofErr w:type="spellStart"/>
-      <w:r>
-        <w:t>detecter</w:t>
-      </w:r>
-      <w:proofErr w:type="spellEnd"/>
+      <w:r>
+        <w:t>détecter</w:t>
+      </w:r>
       <w:r>
         <w:t xml:space="preserve"> 800 </w:t>
       </w:r>
@@ -12054,22 +11629,15 @@
       <w:r>
         <w:t xml:space="preserve"> </w:t>
       </w:r>
-      <w:proofErr w:type="spellStart"/>
-      <w:r>
-        <w:t>represente</w:t>
-      </w:r>
-      <w:proofErr w:type="spellEnd"/>
+      <w:r>
+        <w:t>représente</w:t>
+      </w:r>
       <w:r>
         <w:t xml:space="preserve"> un potentiel de </w:t>
       </w:r>
-      <w:proofErr w:type="spellStart"/>
-      <w:r>
-        <w:t>rete</w:t>
-      </w:r>
-      <w:r>
-        <w:t>ntion</w:t>
-      </w:r>
-      <w:proofErr w:type="spellEnd"/>
+      <w:r>
+        <w:t>rétention</w:t>
+      </w:r>
       <w:r>
         <w:t xml:space="preserve"> de 800 000 EUR/an, contre 7 000 EUR avec la </w:t>
       </w:r>
@@ -12097,11 +11665,9 @@
       <w:r>
         <w:t xml:space="preserve"> — soit une </w:t>
       </w:r>
-      <w:proofErr w:type="spellStart"/>
-      <w:r>
-        <w:t>amelioration</w:t>
-      </w:r>
-      <w:proofErr w:type="spellEnd"/>
+      <w:r>
+        <w:t>amélioration</w:t>
+      </w:r>
       <w:r>
         <w:t xml:space="preserve"> de 114x.</w:t>
       </w:r>
@@ -12141,76 +11707,61 @@
       <w:r>
         <w:t xml:space="preserve">Dans un contexte professionnel, un </w:t>
       </w:r>
+      <w:r>
+        <w:t>modèle</w:t>
+      </w:r>
+      <w:r>
+        <w:t xml:space="preserve"> de Machine Learning n'est pas utilise directement via un notebook. Il doit </w:t>
+      </w:r>
+      <w:r>
+        <w:t>être</w:t>
+      </w:r>
+      <w:r>
+        <w:t xml:space="preserve"> encapsule dans une architecture logicielle permettant son </w:t>
+      </w:r>
+      <w:r>
+        <w:t>intégration</w:t>
+      </w:r>
+      <w:r>
+        <w:t xml:space="preserve"> dans des </w:t>
+      </w:r>
+      <w:r>
+        <w:t>systèmes</w:t>
+      </w:r>
+      <w:r>
+        <w:t xml:space="preserve"> existants (CRM, application </w:t>
+      </w:r>
+      <w:r>
+        <w:t>métier</w:t>
+      </w:r>
+      <w:r>
+        <w:t xml:space="preserve">, plateforme marketing, pipeline de </w:t>
+      </w:r>
+      <w:r>
+        <w:t>données</w:t>
+      </w:r>
+      <w:r>
+        <w:t xml:space="preserve"> automatise).</w:t>
+      </w:r>
+    </w:p>
+    <w:p>
+      <w:pPr>
+        <w:spacing w:before="60" w:after="60"/>
+      </w:pPr>
+    </w:p>
+    <w:p>
+      <w:pPr>
+        <w:spacing w:before="80" w:after="80"/>
+      </w:pPr>
+      <w:r>
+        <w:t xml:space="preserve">Le </w:t>
+      </w:r>
       <w:proofErr w:type="spellStart"/>
       <w:r>
         <w:t>modele</w:t>
       </w:r>
       <w:proofErr w:type="spellEnd"/>
       <w:r>
-        <w:t xml:space="preserve"> de Machine Learning n'est pas utilise directeme</w:t>
-      </w:r>
-      <w:r>
-        <w:t xml:space="preserve">nt via un notebook. Il doit </w:t>
-      </w:r>
-      <w:proofErr w:type="spellStart"/>
-      <w:r>
-        <w:t>etre</w:t>
-      </w:r>
-      <w:proofErr w:type="spellEnd"/>
-      <w:r>
-        <w:t xml:space="preserve"> encapsule dans une architecture logicielle permettant son </w:t>
-      </w:r>
-      <w:proofErr w:type="spellStart"/>
-      <w:r>
-        <w:t>integration</w:t>
-      </w:r>
-      <w:proofErr w:type="spellEnd"/>
-      <w:r>
-        <w:t xml:space="preserve"> dans des </w:t>
-      </w:r>
-      <w:proofErr w:type="spellStart"/>
-      <w:r>
-        <w:t>systemes</w:t>
-      </w:r>
-      <w:proofErr w:type="spellEnd"/>
-      <w:r>
-        <w:t xml:space="preserve"> existants (CRM, application </w:t>
-      </w:r>
-      <w:proofErr w:type="spellStart"/>
-      <w:r>
-        <w:t>metier</w:t>
-      </w:r>
-      <w:proofErr w:type="spellEnd"/>
-      <w:r>
-        <w:t xml:space="preserve">, plateforme marketing, pipeline de </w:t>
-      </w:r>
-      <w:proofErr w:type="spellStart"/>
-      <w:r>
-        <w:t>donnees</w:t>
-      </w:r>
-      <w:proofErr w:type="spellEnd"/>
-      <w:r>
-        <w:t xml:space="preserve"> automatise).</w:t>
-      </w:r>
-    </w:p>
-    <w:p>
-      <w:pPr>
-        <w:spacing w:before="60" w:after="60"/>
-      </w:pPr>
-    </w:p>
-    <w:p>
-      <w:pPr>
-        <w:spacing w:before="80" w:after="80"/>
-      </w:pPr>
-      <w:r>
-        <w:t xml:space="preserve">Le </w:t>
-      </w:r>
-      <w:proofErr w:type="spellStart"/>
-      <w:r>
-        <w:t>modele</w:t>
-      </w:r>
-      <w:proofErr w:type="spellEnd"/>
-      <w:r>
         <w:t xml:space="preserve"> </w:t>
       </w:r>
       <w:proofErr w:type="spellStart"/>
@@ -12227,10 +11778,7 @@
       </w:r>
       <w:proofErr w:type="spellEnd"/>
       <w:r>
-        <w:t xml:space="preserve"> expose via une API </w:t>
-      </w:r>
-      <w:r>
-        <w:t xml:space="preserve">REST construite avec </w:t>
+        <w:t xml:space="preserve"> expose via une API REST construite avec </w:t>
       </w:r>
       <w:proofErr w:type="spellStart"/>
       <w:r>
@@ -12248,56 +11796,41 @@
       <w:r>
         <w:t xml:space="preserve"> Python moderne </w:t>
       </w:r>
-      <w:proofErr w:type="spellStart"/>
-      <w:r>
-        <w:t>concu</w:t>
-      </w:r>
-      <w:proofErr w:type="spellEnd"/>
+      <w:r>
+        <w:t>conçu</w:t>
+      </w:r>
       <w:r>
         <w:t xml:space="preserve"> pour la </w:t>
       </w:r>
-      <w:proofErr w:type="spellStart"/>
-      <w:r>
-        <w:t>creation</w:t>
-      </w:r>
-      <w:proofErr w:type="spellEnd"/>
+      <w:r>
+        <w:t>création</w:t>
+      </w:r>
       <w:r>
         <w:t xml:space="preserve"> d'APIs hautes performances. Cette architecture permet a n'importe quel </w:t>
       </w:r>
-      <w:proofErr w:type="spellStart"/>
-      <w:r>
-        <w:t>systeme</w:t>
-      </w:r>
-      <w:proofErr w:type="spellEnd"/>
+      <w:r>
+        <w:t>système</w:t>
+      </w:r>
       <w:r>
         <w:t xml:space="preserve"> capable d'effectuer des </w:t>
       </w:r>
-      <w:proofErr w:type="spellStart"/>
-      <w:r>
-        <w:t>requetes</w:t>
-      </w:r>
-      <w:proofErr w:type="spellEnd"/>
+      <w:r>
+        <w:t>requêtes</w:t>
+      </w:r>
       <w:r>
         <w:t xml:space="preserve"> HTTP de consommer le </w:t>
       </w:r>
-      <w:proofErr w:type="spellStart"/>
-      <w:r>
-        <w:t>modele</w:t>
-      </w:r>
-      <w:proofErr w:type="spellEnd"/>
+      <w:r>
+        <w:t>modèle</w:t>
+      </w:r>
       <w:r>
         <w:t xml:space="preserve">, </w:t>
       </w:r>
-      <w:proofErr w:type="spellStart"/>
-      <w:r>
-        <w:t>independamment</w:t>
-      </w:r>
-      <w:proofErr w:type="spellEnd"/>
-      <w:r>
-        <w:t xml:space="preserve"> du langage ou de la</w:t>
-      </w:r>
-      <w:r>
-        <w:t xml:space="preserve"> technologie utilise.</w:t>
+      <w:r>
+        <w:t>indépendamment</w:t>
+      </w:r>
+      <w:r>
+        <w:t xml:space="preserve"> du langage ou de la technologie utilise.</w:t>
       </w:r>
     </w:p>
     <w:p>
@@ -12341,12 +11874,6 @@
         <w:gridCol w:w="3510"/>
       </w:tblGrid>
       <w:tr>
-        <w:tblPrEx>
-          <w:tblCellMar>
-            <w:top w:w="0" w:type="dxa"/>
-            <w:bottom w:w="0" w:type="dxa"/>
-          </w:tblCellMar>
-        </w:tblPrEx>
         <w:tc>
           <w:tcPr>
             <w:tcW w:w="2340" w:type="dxa"/>
@@ -12450,12 +11977,6 @@
         </w:tc>
       </w:tr>
       <w:tr>
-        <w:tblPrEx>
-          <w:tblCellMar>
-            <w:top w:w="0" w:type="dxa"/>
-            <w:bottom w:w="0" w:type="dxa"/>
-          </w:tblCellMar>
-        </w:tblPrEx>
         <w:tc>
           <w:tcPr>
             <w:tcW w:w="2340" w:type="dxa"/>
@@ -12474,15 +11995,13 @@
             </w:tcMar>
           </w:tcPr>
           <w:p>
-            <w:proofErr w:type="spellStart"/>
-            <w:r>
-              <w:rPr>
-                <w:sz w:val="20"/>
-                <w:szCs w:val="20"/>
-              </w:rPr>
-              <w:t>Modele</w:t>
-            </w:r>
-            <w:proofErr w:type="spellEnd"/>
+            <w:r>
+              <w:rPr>
+                <w:sz w:val="20"/>
+                <w:szCs w:val="20"/>
+              </w:rPr>
+              <w:t>Modèle</w:t>
+            </w:r>
             <w:r>
               <w:rPr>
                 <w:sz w:val="20"/>
@@ -12510,15 +12029,13 @@
             </w:tcMar>
           </w:tcPr>
           <w:p>
-            <w:proofErr w:type="spellStart"/>
-            <w:r>
-              <w:rPr>
-                <w:sz w:val="20"/>
-                <w:szCs w:val="20"/>
-              </w:rPr>
-              <w:t>Prediction</w:t>
-            </w:r>
-            <w:proofErr w:type="spellEnd"/>
+            <w:r>
+              <w:rPr>
+                <w:sz w:val="20"/>
+                <w:szCs w:val="20"/>
+              </w:rPr>
+              <w:t>Prédiction</w:t>
+            </w:r>
             <w:r>
               <w:rPr>
                 <w:sz w:val="20"/>
@@ -12623,12 +12140,6 @@
         </w:tc>
       </w:tr>
       <w:tr>
-        <w:tblPrEx>
-          <w:tblCellMar>
-            <w:top w:w="0" w:type="dxa"/>
-            <w:bottom w:w="0" w:type="dxa"/>
-          </w:tblCellMar>
-        </w:tblPrEx>
         <w:tc>
           <w:tcPr>
             <w:tcW w:w="2340" w:type="dxa"/>
@@ -12681,15 +12192,13 @@
               </w:rPr>
               <w:t xml:space="preserve">Expose le </w:t>
             </w:r>
-            <w:proofErr w:type="spellStart"/>
-            <w:r>
-              <w:rPr>
-                <w:sz w:val="20"/>
-                <w:szCs w:val="20"/>
-              </w:rPr>
-              <w:t>modele</w:t>
-            </w:r>
-            <w:proofErr w:type="spellEnd"/>
+            <w:r>
+              <w:rPr>
+                <w:sz w:val="20"/>
+                <w:szCs w:val="20"/>
+              </w:rPr>
+              <w:t>modèle</w:t>
+            </w:r>
             <w:r>
               <w:rPr>
                 <w:sz w:val="20"/>
@@ -12762,12 +12271,6 @@
         </w:tc>
       </w:tr>
       <w:tr>
-        <w:tblPrEx>
-          <w:tblCellMar>
-            <w:top w:w="0" w:type="dxa"/>
-            <w:bottom w:w="0" w:type="dxa"/>
-          </w:tblCellMar>
-        </w:tblPrEx>
         <w:tc>
           <w:tcPr>
             <w:tcW w:w="2340" w:type="dxa"/>
@@ -12820,15 +12323,13 @@
               </w:rPr>
               <w:t xml:space="preserve">Interface </w:t>
             </w:r>
-            <w:proofErr w:type="spellStart"/>
-            <w:r>
-              <w:rPr>
-                <w:sz w:val="20"/>
-                <w:szCs w:val="20"/>
-              </w:rPr>
-              <w:t>metier</w:t>
-            </w:r>
-            <w:proofErr w:type="spellEnd"/>
+            <w:r>
+              <w:rPr>
+                <w:sz w:val="20"/>
+                <w:szCs w:val="20"/>
+              </w:rPr>
+              <w:t>métier</w:t>
+            </w:r>
             <w:r>
               <w:rPr>
                 <w:sz w:val="20"/>
@@ -12872,25 +12373,17 @@
               </w:rPr>
               <w:t xml:space="preserve"> (app.py) — appels directs au </w:t>
             </w:r>
-            <w:proofErr w:type="spellStart"/>
-            <w:r>
-              <w:rPr>
-                <w:sz w:val="20"/>
-                <w:szCs w:val="20"/>
-              </w:rPr>
-              <w:t>modele</w:t>
-            </w:r>
-            <w:proofErr w:type="spellEnd"/>
+            <w:r>
+              <w:rPr>
+                <w:sz w:val="20"/>
+                <w:szCs w:val="20"/>
+              </w:rPr>
+              <w:t>modèle</w:t>
+            </w:r>
           </w:p>
         </w:tc>
       </w:tr>
       <w:tr>
-        <w:tblPrEx>
-          <w:tblCellMar>
-            <w:top w:w="0" w:type="dxa"/>
-            <w:bottom w:w="0" w:type="dxa"/>
-          </w:tblCellMar>
-        </w:tblPrEx>
         <w:tc>
           <w:tcPr>
             <w:tcW w:w="2340" w:type="dxa"/>
@@ -12943,15 +12436,13 @@
               </w:rPr>
               <w:t xml:space="preserve">Interface </w:t>
             </w:r>
-            <w:proofErr w:type="spellStart"/>
-            <w:r>
-              <w:rPr>
-                <w:sz w:val="20"/>
-                <w:szCs w:val="20"/>
-              </w:rPr>
-              <w:t>metier</w:t>
-            </w:r>
-            <w:proofErr w:type="spellEnd"/>
+            <w:r>
+              <w:rPr>
+                <w:sz w:val="20"/>
+                <w:szCs w:val="20"/>
+              </w:rPr>
+              <w:t>métier</w:t>
+            </w:r>
             <w:r>
               <w:rPr>
                 <w:sz w:val="20"/>
@@ -12993,7 +12484,38 @@
                 <w:sz w:val="20"/>
                 <w:szCs w:val="20"/>
               </w:rPr>
-              <w:t xml:space="preserve"> (app.py v2) — appels POST /</w:t>
+              <w:t xml:space="preserve"> (app</w:t>
+            </w:r>
+            <w:r>
+              <w:rPr>
+                <w:sz w:val="20"/>
+                <w:szCs w:val="20"/>
+                <w:lang w:val="fr-FR"/>
+              </w:rPr>
+              <w:t>api</w:t>
+            </w:r>
+            <w:r>
+              <w:rPr>
+                <w:sz w:val="20"/>
+                <w:szCs w:val="20"/>
+              </w:rPr>
+              <w:t>.</w:t>
+            </w:r>
+            <w:proofErr w:type="spellStart"/>
+            <w:r>
+              <w:rPr>
+                <w:sz w:val="20"/>
+                <w:szCs w:val="20"/>
+              </w:rPr>
+              <w:t>py</w:t>
+            </w:r>
+            <w:proofErr w:type="spellEnd"/>
+            <w:r>
+              <w:rPr>
+                <w:sz w:val="20"/>
+                <w:szCs w:val="20"/>
+              </w:rPr>
+              <w:t xml:space="preserve"> v2) — appels POST /</w:t>
             </w:r>
             <w:proofErr w:type="spellStart"/>
             <w:r>
@@ -13008,12 +12530,6 @@
         </w:tc>
       </w:tr>
       <w:tr>
-        <w:tblPrEx>
-          <w:tblCellMar>
-            <w:top w:w="0" w:type="dxa"/>
-            <w:bottom w:w="0" w:type="dxa"/>
-          </w:tblCellMar>
-        </w:tblPrEx>
         <w:tc>
           <w:tcPr>
             <w:tcW w:w="2340" w:type="dxa"/>
@@ -13066,15 +12582,13 @@
               </w:rPr>
               <w:t>Construction vecteur d'</w:t>
             </w:r>
-            <w:proofErr w:type="spellStart"/>
-            <w:r>
-              <w:rPr>
-                <w:sz w:val="20"/>
-                <w:szCs w:val="20"/>
-              </w:rPr>
-              <w:t>entree</w:t>
-            </w:r>
-            <w:proofErr w:type="spellEnd"/>
+            <w:r>
+              <w:rPr>
+                <w:sz w:val="20"/>
+                <w:szCs w:val="20"/>
+              </w:rPr>
+              <w:t>entrée</w:t>
+            </w:r>
           </w:p>
         </w:tc>
         <w:tc>
@@ -13210,7 +12724,21 @@
       </w:r>
       <w:proofErr w:type="spellEnd"/>
       <w:r>
-        <w:t xml:space="preserve">: ok}. Utilise par le </w:t>
+        <w:t xml:space="preserve">: ok}. </w:t>
+      </w:r>
+      <w:proofErr w:type="spellStart"/>
+      <w:r>
+        <w:t>Utilis</w:t>
+      </w:r>
+      <w:proofErr w:type="spellEnd"/>
+      <w:r>
+        <w:rPr>
+          <w:lang w:val="fr-FR"/>
+        </w:rPr>
+        <w:t>é</w:t>
+      </w:r>
+      <w:r>
+        <w:t xml:space="preserve"> par le </w:t>
       </w:r>
       <w:proofErr w:type="spellStart"/>
       <w:r>
@@ -13259,18 +12787,16 @@
       </w:r>
       <w:proofErr w:type="spellEnd"/>
       <w:r>
-        <w:t xml:space="preserve"> principal. </w:t>
-      </w:r>
-      <w:proofErr w:type="spellStart"/>
-      <w:r>
-        <w:t>Recoit</w:t>
-      </w:r>
-      <w:proofErr w:type="spellEnd"/>
-      <w:r>
-        <w:t xml:space="preserve"> un JSON conte</w:t>
-      </w:r>
-      <w:r>
-        <w:t xml:space="preserve">nant le profil client, applique le </w:t>
+        <w:t xml:space="preserve"> principal.</w:t>
+      </w:r>
+      <w:r>
+        <w:rPr>
+          <w:lang w:val="fr-FR"/>
+        </w:rPr>
+        <w:t xml:space="preserve"> Reçoit</w:t>
+      </w:r>
+      <w:r>
+        <w:t xml:space="preserve"> un JSON contenant le profil client, applique le </w:t>
       </w:r>
       <w:proofErr w:type="spellStart"/>
       <w:r>
@@ -13371,10 +12897,7 @@
       </w:r>
       <w:proofErr w:type="spellEnd"/>
       <w:r>
-        <w:t xml:space="preserve"> pandas correctement aligne s</w:t>
-      </w:r>
-      <w:r>
-        <w:t xml:space="preserve">ur les </w:t>
+        <w:t xml:space="preserve"> pandas correctement aligne sur les </w:t>
       </w:r>
       <w:proofErr w:type="spellStart"/>
       <w:r>
@@ -13384,27 +12907,21 @@
       <w:r>
         <w:t xml:space="preserve"> du </w:t>
       </w:r>
-      <w:proofErr w:type="spellStart"/>
-      <w:r>
-        <w:t>modele</w:t>
-      </w:r>
-      <w:proofErr w:type="spellEnd"/>
+      <w:r>
+        <w:t>modèle</w:t>
+      </w:r>
       <w:r>
         <w:t xml:space="preserve"> a partir d'un dictionnaire Python. Les colonnes manquantes (variables </w:t>
       </w:r>
-      <w:proofErr w:type="spellStart"/>
-      <w:r>
-        <w:t>encodees</w:t>
-      </w:r>
-      <w:proofErr w:type="spellEnd"/>
+      <w:r>
+        <w:t>encodées</w:t>
+      </w:r>
       <w:r>
         <w:t xml:space="preserve"> non </w:t>
       </w:r>
-      <w:proofErr w:type="spellStart"/>
-      <w:r>
-        <w:t>presentes</w:t>
-      </w:r>
-      <w:proofErr w:type="spellEnd"/>
+      <w:r>
+        <w:t>présentes</w:t>
+      </w:r>
       <w:r>
         <w:t xml:space="preserve"> dans le </w:t>
       </w:r>
@@ -13444,10 +12961,7 @@
       </w:r>
       <w:proofErr w:type="spellEnd"/>
       <w:r>
-        <w:t xml:space="preserve"> HT</w:t>
-      </w:r>
-      <w:r>
-        <w:t>TP POST :</w:t>
+        <w:t xml:space="preserve"> HTTP POST :</w:t>
       </w:r>
     </w:p>
     <w:p>
@@ -13663,11 +13177,9 @@
       <w:r>
         <w:t xml:space="preserve"> est automatiquement </w:t>
       </w:r>
-      <w:proofErr w:type="spellStart"/>
-      <w:r>
-        <w:t>generee</w:t>
-      </w:r>
-      <w:proofErr w:type="spellEnd"/>
+      <w:r>
+        <w:t>générée</w:t>
+      </w:r>
       <w:r>
         <w:t xml:space="preserve"> par </w:t>
       </w:r>
@@ -13733,7 +13245,7 @@
           <w:sz w:val="20"/>
           <w:szCs w:val="20"/>
         </w:rPr>
-        <w:t>app_api:app</w:t>
+        <w:t>api:app</w:t>
       </w:r>
       <w:proofErr w:type="spellEnd"/>
       <w:r>
@@ -13772,10 +13284,7 @@
       </w:r>
       <w:proofErr w:type="spellStart"/>
       <w:r>
-        <w:t>Dashboard</w:t>
-      </w:r>
-      <w:r>
-        <w:t>s</w:t>
+        <w:t>Dashboards</w:t>
       </w:r>
       <w:proofErr w:type="spellEnd"/>
       <w:r>
@@ -13794,11 +13303,9 @@
       <w:r>
         <w:t xml:space="preserve">10.1 Deux versions </w:t>
       </w:r>
-      <w:proofErr w:type="spellStart"/>
-      <w:r>
-        <w:t>complementaires</w:t>
-      </w:r>
-      <w:proofErr w:type="spellEnd"/>
+      <w:r>
+        <w:t>complémentaires</w:t>
+      </w:r>
     </w:p>
     <w:p>
       <w:pPr>
@@ -13823,40 +13330,29 @@
       <w:r>
         <w:t xml:space="preserve"> ont </w:t>
       </w:r>
-      <w:proofErr w:type="spellStart"/>
-      <w:r>
-        <w:t>ete</w:t>
-      </w:r>
-      <w:proofErr w:type="spellEnd"/>
+      <w:r>
+        <w:t>été</w:t>
+      </w:r>
       <w:r>
         <w:t xml:space="preserve"> </w:t>
       </w:r>
-      <w:proofErr w:type="spellStart"/>
-      <w:r>
-        <w:t>developpes</w:t>
-      </w:r>
-      <w:proofErr w:type="spellEnd"/>
+      <w:r>
+        <w:t>développés</w:t>
+      </w:r>
       <w:r>
         <w:t xml:space="preserve"> pour </w:t>
       </w:r>
-      <w:proofErr w:type="spellStart"/>
-      <w:r>
-        <w:t>repondre</w:t>
-      </w:r>
-      <w:proofErr w:type="spellEnd"/>
+      <w:r>
+        <w:t>répondre</w:t>
+      </w:r>
       <w:r>
         <w:t xml:space="preserve"> a des besoins </w:t>
       </w:r>
-      <w:proofErr w:type="spellStart"/>
-      <w:r>
-        <w:t>differents</w:t>
-      </w:r>
-      <w:proofErr w:type="spellEnd"/>
-      <w:r>
-        <w:t xml:space="preserve"> : un mode standalone (sans API) pour les environnements locaux simples, et un mode connecte a l'API pour les architectures de</w:t>
-      </w:r>
-      <w:r>
-        <w:t xml:space="preserve"> production.</w:t>
+      <w:r>
+        <w:t>différents</w:t>
+      </w:r>
+      <w:r>
+        <w:t xml:space="preserve"> : un mode standalone (sans API) pour les environnements locaux simples, et un mode connecte a l'API pour les architectures de production.</w:t>
       </w:r>
     </w:p>
     <w:p>
@@ -13911,38 +13407,27 @@
       <w:r>
         <w:t xml:space="preserve"> du </w:t>
       </w:r>
-      <w:proofErr w:type="spellStart"/>
-      <w:r>
-        <w:t>modele</w:t>
-      </w:r>
-      <w:proofErr w:type="spellEnd"/>
+      <w:r>
+        <w:t>modèle</w:t>
+      </w:r>
       <w:r>
         <w:t xml:space="preserve"> et effectue les </w:t>
       </w:r>
-      <w:proofErr w:type="spellStart"/>
-      <w:r>
-        <w:t>predictions</w:t>
-      </w:r>
-      <w:proofErr w:type="spellEnd"/>
+      <w:r>
+        <w:t>prédictions</w:t>
+      </w:r>
       <w:r>
         <w:t xml:space="preserve"> localement, sans passer par l'API. Il est </w:t>
       </w:r>
-      <w:proofErr w:type="spellStart"/>
-      <w:r>
-        <w:t>concu</w:t>
-      </w:r>
-      <w:proofErr w:type="spellEnd"/>
+      <w:r>
+        <w:t>conçu</w:t>
+      </w:r>
       <w:r>
         <w:t xml:space="preserve"> pour un usage local rapide ou pour la </w:t>
       </w:r>
-      <w:proofErr w:type="spellStart"/>
-      <w:r>
-        <w:t>demo</w:t>
-      </w:r>
-      <w:r>
-        <w:t>nstration</w:t>
-      </w:r>
-      <w:proofErr w:type="spellEnd"/>
+      <w:r>
+        <w:t>démonstration</w:t>
+      </w:r>
       <w:r>
         <w:t>.</w:t>
       </w:r>
@@ -13956,11 +13441,9 @@
       <w:pPr>
         <w:pStyle w:val="Titre3"/>
       </w:pPr>
-      <w:proofErr w:type="spellStart"/>
-      <w:r>
-        <w:t>Fonctionnalites</w:t>
-      </w:r>
-      <w:proofErr w:type="spellEnd"/>
+      <w:r>
+        <w:t>Fonctionnalités</w:t>
+      </w:r>
     </w:p>
     <w:p>
       <w:pPr>
@@ -13984,11 +13467,9 @@
         </w:numPr>
         <w:spacing w:before="40" w:after="40"/>
       </w:pPr>
-      <w:proofErr w:type="spellStart"/>
-      <w:r>
-        <w:t>Probabilite</w:t>
-      </w:r>
-      <w:proofErr w:type="spellEnd"/>
+      <w:r>
+        <w:t>Probabilité</w:t>
+      </w:r>
       <w:r>
         <w:t xml:space="preserve"> de </w:t>
       </w:r>
@@ -14000,11 +13481,9 @@
       <w:r>
         <w:t xml:space="preserve"> en temps </w:t>
       </w:r>
-      <w:proofErr w:type="spellStart"/>
-      <w:r>
-        <w:t>reel</w:t>
-      </w:r>
-      <w:proofErr w:type="spellEnd"/>
+      <w:r>
+        <w:t>réel</w:t>
+      </w:r>
       <w:r>
         <w:t xml:space="preserve"> avec indicateur visuel (rouge/vert)</w:t>
       </w:r>
@@ -14021,11 +13500,9 @@
       <w:r>
         <w:t xml:space="preserve">Badge CLIENT A RISQUE ou CLIENT STABLE avec action </w:t>
       </w:r>
-      <w:proofErr w:type="spellStart"/>
-      <w:r>
-        <w:t>recommandee</w:t>
-      </w:r>
-      <w:proofErr w:type="spellEnd"/>
+      <w:r>
+        <w:t>recommandée</w:t>
+      </w:r>
     </w:p>
     <w:p>
       <w:pPr>
@@ -14039,19 +13516,15 @@
       <w:r>
         <w:t xml:space="preserve">Jauge de risque : Faible (&lt;35%) / </w:t>
       </w:r>
-      <w:proofErr w:type="spellStart"/>
-      <w:r>
-        <w:t>Modere</w:t>
-      </w:r>
-      <w:proofErr w:type="spellEnd"/>
+      <w:r>
+        <w:t>Modéré</w:t>
+      </w:r>
       <w:r>
         <w:t xml:space="preserve"> (35-60%) / </w:t>
       </w:r>
-      <w:proofErr w:type="spellStart"/>
-      <w:r>
-        <w:t>Eleve</w:t>
-      </w:r>
-      <w:proofErr w:type="spellEnd"/>
+      <w:r>
+        <w:t>Élevé</w:t>
+      </w:r>
       <w:r>
         <w:t xml:space="preserve"> (&gt;60%)</w:t>
       </w:r>
@@ -14076,11 +13549,9 @@
       <w:r>
         <w:t xml:space="preserve"> impactant cette </w:t>
       </w:r>
-      <w:proofErr w:type="spellStart"/>
-      <w:r>
-        <w:t>prediction</w:t>
-      </w:r>
-      <w:proofErr w:type="spellEnd"/>
+      <w:r>
+        <w:t>prédiction</w:t>
+      </w:r>
     </w:p>
     <w:p>
       <w:pPr>
@@ -14092,10 +13563,7 @@
         <w:spacing w:before="40" w:after="40"/>
       </w:pPr>
       <w:r>
-        <w:t>Recommandations business automatiques selon les valeu</w:t>
-      </w:r>
-      <w:r>
-        <w:t>rs saisies</w:t>
+        <w:t>Recommandations business automatiques selon les valeurs saisies</w:t>
       </w:r>
     </w:p>
     <w:p>
@@ -14123,11 +13591,9 @@
       <w:r>
         <w:t xml:space="preserve"> </w:t>
       </w:r>
-      <w:proofErr w:type="spellStart"/>
-      <w:r>
-        <w:t>affichee</w:t>
-      </w:r>
-      <w:proofErr w:type="spellEnd"/>
+      <w:r>
+        <w:t>affichée</w:t>
+      </w:r>
       <w:r>
         <w:t xml:space="preserve"> sur la page d'accueil</w:t>
       </w:r>
@@ -14144,11 +13610,9 @@
       <w:r>
         <w:t xml:space="preserve">KPIs du </w:t>
       </w:r>
-      <w:proofErr w:type="spellStart"/>
-      <w:r>
-        <w:t>modele</w:t>
-      </w:r>
-      <w:proofErr w:type="spellEnd"/>
+      <w:r>
+        <w:t>modèle</w:t>
+      </w:r>
       <w:r>
         <w:t xml:space="preserve"> toujours visibles : ROC-AUC, </w:t>
       </w:r>
@@ -14176,7 +13640,24 @@
         <w:pStyle w:val="Titre2"/>
       </w:pPr>
       <w:r>
-        <w:t>10.3 Dashboard v2 — Mode API (app.py v2)</w:t>
+        <w:t>10.3 Dashboard v2 — Mode API (app</w:t>
+      </w:r>
+      <w:r>
+        <w:rPr>
+          <w:lang w:val="fr-FR"/>
+        </w:rPr>
+        <w:t>api</w:t>
+      </w:r>
+      <w:r>
+        <w:t>.</w:t>
+      </w:r>
+      <w:proofErr w:type="spellStart"/>
+      <w:r>
+        <w:t>py</w:t>
+      </w:r>
+      <w:proofErr w:type="spellEnd"/>
+      <w:r>
+        <w:t xml:space="preserve"> v2)</w:t>
       </w:r>
     </w:p>
     <w:p>
@@ -14202,27 +13683,21 @@
       <w:r>
         <w:t xml:space="preserve"> est architecturalement </w:t>
       </w:r>
-      <w:proofErr w:type="spellStart"/>
-      <w:r>
-        <w:t>decouple</w:t>
-      </w:r>
-      <w:proofErr w:type="spellEnd"/>
+      <w:r>
+        <w:t>découplé</w:t>
+      </w:r>
       <w:r>
         <w:t xml:space="preserve"> du </w:t>
       </w:r>
-      <w:proofErr w:type="spellStart"/>
-      <w:r>
-        <w:t>modele</w:t>
-      </w:r>
-      <w:proofErr w:type="spellEnd"/>
+      <w:r>
+        <w:t>modèle</w:t>
+      </w:r>
       <w:r>
         <w:t xml:space="preserve">. Il envoie les </w:t>
       </w:r>
-      <w:proofErr w:type="spellStart"/>
-      <w:r>
-        <w:t>donnees</w:t>
-      </w:r>
-      <w:proofErr w:type="spellEnd"/>
+      <w:r>
+        <w:t>données</w:t>
+      </w:r>
       <w:r>
         <w:t xml:space="preserve"> clients a l'API </w:t>
       </w:r>
@@ -14234,11 +13709,9 @@
       <w:r>
         <w:t xml:space="preserve"> via une </w:t>
       </w:r>
-      <w:proofErr w:type="spellStart"/>
-      <w:r>
-        <w:t>requete</w:t>
-      </w:r>
-      <w:proofErr w:type="spellEnd"/>
+      <w:r>
+        <w:t>requête</w:t>
+      </w:r>
       <w:r>
         <w:t xml:space="preserve"> POST /</w:t>
       </w:r>
@@ -14250,21 +13723,31 @@
       <w:r>
         <w:t xml:space="preserve"> et affiche le </w:t>
       </w:r>
-      <w:proofErr w:type="spellStart"/>
-      <w:r>
-        <w:t>resultat</w:t>
-      </w:r>
-      <w:proofErr w:type="spellEnd"/>
+      <w:r>
+        <w:t>résultat</w:t>
+      </w:r>
       <w:r>
         <w:t xml:space="preserve"> retourne. Le </w:t>
       </w:r>
-      <w:proofErr w:type="spellStart"/>
-      <w:r>
-        <w:t>modele</w:t>
-      </w:r>
-      <w:proofErr w:type="spellEnd"/>
-      <w:r>
-        <w:t xml:space="preserve"> est charge localement uniquement pour les calculs SHAP.</w:t>
+      <w:r>
+        <w:t>modèle</w:t>
+      </w:r>
+      <w:r>
+        <w:t xml:space="preserve"> est </w:t>
+      </w:r>
+      <w:proofErr w:type="spellStart"/>
+      <w:r>
+        <w:t>charg</w:t>
+      </w:r>
+      <w:proofErr w:type="spellEnd"/>
+      <w:r>
+        <w:rPr>
+          <w:lang w:val="fr-FR"/>
+        </w:rPr>
+        <w:t>é</w:t>
+      </w:r>
+      <w:r>
+        <w:t xml:space="preserve"> localement uniquement pour les calculs SHAP.</w:t>
       </w:r>
     </w:p>
     <w:p>
@@ -14276,22 +13759,15 @@
       <w:pPr>
         <w:pStyle w:val="Titre3"/>
       </w:pPr>
-      <w:proofErr w:type="spellStart"/>
-      <w:r>
-        <w:t>Fonctionnalites</w:t>
-      </w:r>
-      <w:proofErr w:type="spellEnd"/>
+      <w:r>
+        <w:t>Fonctionnalités</w:t>
+      </w:r>
       <w:r>
         <w:t xml:space="preserve"> </w:t>
       </w:r>
-      <w:proofErr w:type="spellStart"/>
-      <w:r>
-        <w:t>suppleme</w:t>
-      </w:r>
-      <w:r>
-        <w:t>ntaires</w:t>
-      </w:r>
-      <w:proofErr w:type="spellEnd"/>
+      <w:r>
+        <w:t>supplémentaires</w:t>
+      </w:r>
       <w:r>
         <w:t xml:space="preserve"> vs v1</w:t>
       </w:r>
@@ -14347,24 +13823,17 @@
       <w:r>
         <w:t xml:space="preserve"> 'Voir la </w:t>
       </w:r>
-      <w:proofErr w:type="spellStart"/>
-      <w:r>
-        <w:t>requete</w:t>
-      </w:r>
-      <w:proofErr w:type="spellEnd"/>
+      <w:r>
+        <w:t>requête</w:t>
+      </w:r>
       <w:r>
         <w:t xml:space="preserve"> / </w:t>
       </w:r>
-      <w:proofErr w:type="spellStart"/>
-      <w:r>
-        <w:t>reponse</w:t>
-      </w:r>
-      <w:proofErr w:type="spellEnd"/>
-      <w:r>
-        <w:t xml:space="preserve"> API brute' pour inspec</w:t>
-      </w:r>
-      <w:r>
-        <w:t xml:space="preserve">ter le </w:t>
+      <w:r>
+        <w:t>réponse</w:t>
+      </w:r>
+      <w:r>
+        <w:t xml:space="preserve"> API brute' pour inspecter le </w:t>
       </w:r>
       <w:proofErr w:type="spellStart"/>
       <w:r>
@@ -14374,27 +13843,21 @@
       <w:r>
         <w:t xml:space="preserve"> JSON </w:t>
       </w:r>
-      <w:proofErr w:type="spellStart"/>
-      <w:r>
-        <w:t>envoye</w:t>
-      </w:r>
-      <w:proofErr w:type="spellEnd"/>
+      <w:r>
+        <w:t>envoyé</w:t>
+      </w:r>
       <w:r>
         <w:t xml:space="preserve"> et la </w:t>
       </w:r>
-      <w:proofErr w:type="spellStart"/>
-      <w:r>
-        <w:t>reponse</w:t>
-      </w:r>
-      <w:proofErr w:type="spellEnd"/>
+      <w:r>
+        <w:t>réponse</w:t>
+      </w:r>
       <w:r>
         <w:t xml:space="preserve"> </w:t>
       </w:r>
-      <w:proofErr w:type="spellStart"/>
-      <w:r>
-        <w:t>recue</w:t>
-      </w:r>
-      <w:proofErr w:type="spellEnd"/>
+      <w:r>
+        <w:t>reçue</w:t>
+      </w:r>
     </w:p>
     <w:p>
       <w:pPr>
@@ -14408,11 +13871,9 @@
       <w:r>
         <w:t xml:space="preserve">Toutes les </w:t>
       </w:r>
-      <w:proofErr w:type="spellStart"/>
-      <w:r>
-        <w:t>fonctionnalites</w:t>
-      </w:r>
-      <w:proofErr w:type="spellEnd"/>
+      <w:r>
+        <w:t>fonctionnalités</w:t>
+      </w:r>
       <w:r>
         <w:t xml:space="preserve"> du </w:t>
       </w:r>
@@ -14541,17 +14002,118 @@
       <w:r>
         <w:br w:type="page"/>
       </w:r>
+      <w:r>
+        <w:rPr>
+          <w:noProof/>
+        </w:rPr>
+        <w:lastRenderedPageBreak/>
+        <w:drawing>
+          <wp:inline distT="0" distB="0" distL="0" distR="0" wp14:anchorId="6422E15D" wp14:editId="0D52AAEE">
+            <wp:extent cx="5731510" cy="2916555"/>
+            <wp:effectExtent l="19050" t="19050" r="21590" b="17145"/>
+            <wp:docPr id="1" name="Image 1"/>
+            <wp:cNvGraphicFramePr>
+              <a:graphicFrameLocks xmlns:a="http://schemas.openxmlformats.org/drawingml/2006/main" noChangeAspect="1"/>
+            </wp:cNvGraphicFramePr>
+            <a:graphic xmlns:a="http://schemas.openxmlformats.org/drawingml/2006/main">
+              <a:graphicData uri="http://schemas.openxmlformats.org/drawingml/2006/picture">
+                <pic:pic xmlns:pic="http://schemas.openxmlformats.org/drawingml/2006/picture">
+                  <pic:nvPicPr>
+                    <pic:cNvPr id="1" name=""/>
+                    <pic:cNvPicPr/>
+                  </pic:nvPicPr>
+                  <pic:blipFill>
+                    <a:blip r:embed="rId12"/>
+                    <a:stretch>
+                      <a:fillRect/>
+                    </a:stretch>
+                  </pic:blipFill>
+                  <pic:spPr>
+                    <a:xfrm>
+                      <a:off x="0" y="0"/>
+                      <a:ext cx="5731510" cy="2916555"/>
+                    </a:xfrm>
+                    <a:prstGeom prst="rect">
+                      <a:avLst/>
+                    </a:prstGeom>
+                    <a:ln>
+                      <a:solidFill>
+                        <a:schemeClr val="tx1"/>
+                      </a:solidFill>
+                    </a:ln>
+                  </pic:spPr>
+                </pic:pic>
+              </a:graphicData>
+            </a:graphic>
+          </wp:inline>
+        </w:drawing>
+      </w:r>
+    </w:p>
+    <w:p>
+      <w:pPr>
+        <w:rPr>
+          <w:lang w:val="fr-FR"/>
+        </w:rPr>
+      </w:pPr>
+    </w:p>
+    <w:p>
+      <w:pPr>
+        <w:rPr>
+          <w:lang w:val="fr-FR"/>
+        </w:rPr>
+      </w:pPr>
+      <w:r>
+        <w:rPr>
+          <w:noProof/>
+        </w:rPr>
+        <w:drawing>
+          <wp:inline distT="0" distB="0" distL="0" distR="0" wp14:anchorId="205BE2C6" wp14:editId="4199916D">
+            <wp:extent cx="5731510" cy="3506470"/>
+            <wp:effectExtent l="19050" t="19050" r="21590" b="17780"/>
+            <wp:docPr id="2" name="Image 2"/>
+            <wp:cNvGraphicFramePr>
+              <a:graphicFrameLocks xmlns:a="http://schemas.openxmlformats.org/drawingml/2006/main" noChangeAspect="1"/>
+            </wp:cNvGraphicFramePr>
+            <a:graphic xmlns:a="http://schemas.openxmlformats.org/drawingml/2006/main">
+              <a:graphicData uri="http://schemas.openxmlformats.org/drawingml/2006/picture">
+                <pic:pic xmlns:pic="http://schemas.openxmlformats.org/drawingml/2006/picture">
+                  <pic:nvPicPr>
+                    <pic:cNvPr id="1" name=""/>
+                    <pic:cNvPicPr/>
+                  </pic:nvPicPr>
+                  <pic:blipFill>
+                    <a:blip r:embed="rId13"/>
+                    <a:stretch>
+                      <a:fillRect/>
+                    </a:stretch>
+                  </pic:blipFill>
+                  <pic:spPr>
+                    <a:xfrm>
+                      <a:off x="0" y="0"/>
+                      <a:ext cx="5731510" cy="3506470"/>
+                    </a:xfrm>
+                    <a:prstGeom prst="rect">
+                      <a:avLst/>
+                    </a:prstGeom>
+                    <a:ln>
+                      <a:solidFill>
+                        <a:schemeClr val="tx1"/>
+                      </a:solidFill>
+                    </a:ln>
+                  </pic:spPr>
+                </pic:pic>
+              </a:graphicData>
+            </a:graphic>
+          </wp:inline>
+        </w:drawing>
+      </w:r>
     </w:p>
     <w:p>
       <w:pPr>
         <w:pStyle w:val="Titre1"/>
       </w:pPr>
       <w:r>
-        <w:lastRenderedPageBreak/>
-        <w:t>11. Versioning et Pu</w:t>
-      </w:r>
-      <w:r>
-        <w:t>blication GitHub</w:t>
+        <w:t>11. Versioning et Publication GitHub</w:t>
       </w:r>
     </w:p>
     <w:p>
@@ -14561,11 +14123,9 @@
       <w:r>
         <w:t xml:space="preserve">11.1 Organisation du </w:t>
       </w:r>
-      <w:proofErr w:type="spellStart"/>
-      <w:r>
-        <w:t>depot</w:t>
-      </w:r>
-      <w:proofErr w:type="spellEnd"/>
+      <w:r>
+        <w:t>dépôt</w:t>
+      </w:r>
     </w:p>
     <w:p>
       <w:pPr>
@@ -14574,13 +14134,29 @@
       <w:r>
         <w:t xml:space="preserve">Le projet complet a </w:t>
       </w:r>
-      <w:proofErr w:type="spellStart"/>
-      <w:r>
-        <w:t>ete</w:t>
-      </w:r>
-      <w:proofErr w:type="spellEnd"/>
-      <w:r>
-        <w:t xml:space="preserve"> versionne et publie sur GitHub a l'adresse github.com/balizina22/</w:t>
+      <w:r>
+        <w:t>été</w:t>
+      </w:r>
+      <w:r>
+        <w:t xml:space="preserve"> </w:t>
+      </w:r>
+      <w:r>
+        <w:rPr>
+          <w:lang w:val="fr-FR"/>
+        </w:rPr>
+        <w:t>versionné</w:t>
+      </w:r>
+      <w:r>
+        <w:t xml:space="preserve"> et </w:t>
+      </w:r>
+      <w:r>
+        <w:rPr>
+          <w:lang w:val="fr-FR"/>
+        </w:rPr>
+        <w:t>publié</w:t>
+      </w:r>
+      <w:r>
+        <w:t xml:space="preserve"> sur GitHub a l'adresse github.com/balizina22/</w:t>
       </w:r>
       <w:proofErr w:type="spellStart"/>
       <w:r>
@@ -14590,11 +14166,9 @@
       <w:r>
         <w:t xml:space="preserve">. Le </w:t>
       </w:r>
-      <w:proofErr w:type="spellStart"/>
-      <w:r>
-        <w:t>depot</w:t>
-      </w:r>
-      <w:proofErr w:type="spellEnd"/>
+      <w:r>
+        <w:t>dépôt</w:t>
+      </w:r>
       <w:r>
         <w:t xml:space="preserve"> est public et contient l'ensemble du code, des notebooks et du rapport.</w:t>
       </w:r>
@@ -14607,20 +14181,24 @@
     <w:p>
       <w:pPr>
         <w:spacing w:before="80" w:after="80"/>
-      </w:pPr>
-      <w:r>
-        <w:t>La structure d</w:t>
-      </w:r>
-      <w:r>
-        <w:t xml:space="preserve">u </w:t>
-      </w:r>
-      <w:proofErr w:type="spellStart"/>
-      <w:r>
-        <w:t>depot</w:t>
-      </w:r>
-      <w:proofErr w:type="spellEnd"/>
-      <w:r>
-        <w:t xml:space="preserve"> suit les conventions d'un projet Data Science professionnel :</w:t>
+        <w:rPr>
+          <w:lang w:val="fr-FR"/>
+        </w:rPr>
+      </w:pPr>
+      <w:r>
+        <w:t xml:space="preserve">La structure du </w:t>
+      </w:r>
+      <w:r>
+        <w:t>dépôt</w:t>
+      </w:r>
+      <w:r>
+        <w:t xml:space="preserve"> </w:t>
+      </w:r>
+      <w:r>
+        <w:rPr>
+          <w:lang w:val="fr-FR"/>
+        </w:rPr>
+        <w:t>contient :</w:t>
       </w:r>
     </w:p>
     <w:p>
@@ -14642,27 +14220,21 @@
       <w:r>
         <w:t>customer_churn_business_dataset.csv (</w:t>
       </w:r>
-      <w:proofErr w:type="spellStart"/>
-      <w:r>
-        <w:t>donnees</w:t>
-      </w:r>
-      <w:proofErr w:type="spellEnd"/>
+      <w:r>
+        <w:t>données</w:t>
+      </w:r>
       <w:r>
         <w:t xml:space="preserve"> brutes) + clean_data.csv (</w:t>
       </w:r>
-      <w:proofErr w:type="spellStart"/>
-      <w:r>
-        <w:t>donnees</w:t>
-      </w:r>
-      <w:proofErr w:type="spellEnd"/>
+      <w:r>
+        <w:t>données</w:t>
+      </w:r>
       <w:r>
         <w:t xml:space="preserve"> </w:t>
       </w:r>
-      <w:proofErr w:type="spellStart"/>
-      <w:r>
-        <w:t>preparees</w:t>
-      </w:r>
-      <w:proofErr w:type="spellEnd"/>
+      <w:r>
+        <w:t>préparées</w:t>
+      </w:r>
       <w:r>
         <w:t>)</w:t>
       </w:r>
@@ -14681,6 +14253,7 @@
           <w:b/>
           <w:bCs/>
         </w:rPr>
+        <w:lastRenderedPageBreak/>
         <w:t xml:space="preserve">notebooks/ : </w:t>
       </w:r>
       <w:proofErr w:type="spellStart"/>
@@ -14757,11 +14330,9 @@
       <w:r>
         <w:t xml:space="preserve"> — artefacts du </w:t>
       </w:r>
-      <w:proofErr w:type="spellStart"/>
-      <w:r>
-        <w:t>modele</w:t>
-      </w:r>
-      <w:proofErr w:type="spellEnd"/>
+      <w:r>
+        <w:t>modèle</w:t>
+      </w:r>
       <w:r>
         <w:t xml:space="preserve"> final</w:t>
       </w:r>
@@ -14785,11 +14356,9 @@
       <w:r>
         <w:t xml:space="preserve">toutes les visualisations </w:t>
       </w:r>
-      <w:proofErr w:type="spellStart"/>
-      <w:r>
-        <w:t>generees</w:t>
-      </w:r>
-      <w:proofErr w:type="spellEnd"/>
+      <w:r>
+        <w:t>générées</w:t>
+      </w:r>
       <w:r>
         <w:t xml:space="preserve"> (SHAP, courbes ROC, matrice de confusion, etc.)</w:t>
       </w:r>
@@ -14840,17 +14409,38 @@
         <w:rPr>
           <w:b/>
           <w:bCs/>
+          <w:lang w:val="fr-FR"/>
         </w:rPr>
-        <w:t xml:space="preserve">app_api.py : </w:t>
-      </w:r>
-      <w:r>
-        <w:t xml:space="preserve">serveur </w:t>
-      </w:r>
-      <w:proofErr w:type="spellStart"/>
-      <w:r>
-        <w:t>FastAPI</w:t>
-      </w:r>
-      <w:proofErr w:type="spellEnd"/>
+        <w:t>appapi.py</w:t>
+      </w:r>
+      <w:r>
+        <w:rPr>
+          <w:lang w:val="fr-FR"/>
+        </w:rPr>
+        <w:t xml:space="preserve"> : </w:t>
+      </w:r>
+      <w:proofErr w:type="spellStart"/>
+      <w:r>
+        <w:t>dashboard</w:t>
+      </w:r>
+      <w:proofErr w:type="spellEnd"/>
+      <w:r>
+        <w:t xml:space="preserve"> </w:t>
+      </w:r>
+      <w:proofErr w:type="spellStart"/>
+      <w:r>
+        <w:t>Streamlit</w:t>
+      </w:r>
+      <w:proofErr w:type="spellEnd"/>
+      <w:r>
+        <w:t xml:space="preserve"> v</w:t>
+      </w:r>
+      <w:r>
+        <w:rPr>
+          <w:lang w:val="fr-FR"/>
+        </w:rPr>
+        <w:t xml:space="preserve">2 </w:t>
+      </w:r>
     </w:p>
     <w:p>
       <w:pPr>
@@ -14866,11 +14456,16 @@
           <w:b/>
           <w:bCs/>
         </w:rPr>
-        <w:t xml:space="preserve">utils.py : </w:t>
-      </w:r>
-      <w:r>
-        <w:t>utilitaires partages</w:t>
-      </w:r>
+        <w:t xml:space="preserve">api.py : </w:t>
+      </w:r>
+      <w:r>
+        <w:t xml:space="preserve">serveur </w:t>
+      </w:r>
+      <w:proofErr w:type="spellStart"/>
+      <w:r>
+        <w:t>FastAPI</w:t>
+      </w:r>
+      <w:proofErr w:type="spellEnd"/>
     </w:p>
     <w:p>
       <w:pPr>
@@ -14886,10 +14481,10 @@
           <w:b/>
           <w:bCs/>
         </w:rPr>
-        <w:t xml:space="preserve">rapport_churn.docx : </w:t>
-      </w:r>
-      <w:r>
-        <w:t>ce rapport</w:t>
+        <w:t xml:space="preserve">utils.py : </w:t>
+      </w:r>
+      <w:r>
+        <w:t>utilitaires partages</w:t>
       </w:r>
     </w:p>
     <w:p>
@@ -14906,10 +14501,10 @@
           <w:b/>
           <w:bCs/>
         </w:rPr>
-        <w:t xml:space="preserve">README.md : </w:t>
-      </w:r>
-      <w:r>
-        <w:t>documentation du projet</w:t>
+        <w:t xml:space="preserve">rapport_churn.docx : </w:t>
+      </w:r>
+      <w:r>
+        <w:t>ce rapport</w:t>
       </w:r>
     </w:p>
     <w:p>
@@ -14926,530 +14521,11 @@
           <w:b/>
           <w:bCs/>
         </w:rPr>
-        <w:t>.</w:t>
-      </w:r>
-      <w:proofErr w:type="spellStart"/>
-      <w:r>
-        <w:rPr>
-          <w:b/>
-          <w:bCs/>
-        </w:rPr>
-        <w:t>gitignore</w:t>
-      </w:r>
-      <w:proofErr w:type="spellEnd"/>
-      <w:r>
-        <w:rPr>
-          <w:b/>
-          <w:bCs/>
-        </w:rPr>
-        <w:t xml:space="preserve"> : </w:t>
-      </w:r>
-      <w:r>
-        <w:t>exclusion du dossier .</w:t>
-      </w:r>
-      <w:proofErr w:type="spellStart"/>
-      <w:r>
-        <w:t>venv</w:t>
-      </w:r>
-      <w:proofErr w:type="spellEnd"/>
-      <w:r>
-        <w:t xml:space="preserve"> et des fichiers temporaires</w:t>
-      </w:r>
-    </w:p>
-    <w:p>
-      <w:pPr>
-        <w:spacing w:before="60" w:after="60"/>
-      </w:pPr>
-    </w:p>
-    <w:p>
-      <w:pPr>
-        <w:pStyle w:val="Titre2"/>
-      </w:pPr>
-      <w:r>
-        <w:t xml:space="preserve">11.2 Historique des </w:t>
-      </w:r>
-      <w:proofErr w:type="spellStart"/>
-      <w:r>
-        <w:t>commits</w:t>
-      </w:r>
-      <w:proofErr w:type="spellEnd"/>
-    </w:p>
-    <w:p>
-      <w:pPr>
-        <w:spacing w:before="80" w:after="80"/>
-      </w:pPr>
-      <w:r>
-        <w:t xml:space="preserve">Le </w:t>
-      </w:r>
-      <w:proofErr w:type="spellStart"/>
-      <w:r>
-        <w:t>depot</w:t>
-      </w:r>
-      <w:proofErr w:type="spellEnd"/>
-      <w:r>
-        <w:t xml:space="preserve"> compte 5 </w:t>
-      </w:r>
-      <w:proofErr w:type="spellStart"/>
-      <w:r>
-        <w:t>commits</w:t>
-      </w:r>
-      <w:proofErr w:type="spellEnd"/>
-      <w:r>
-        <w:t xml:space="preserve"> documentant les g</w:t>
-      </w:r>
-      <w:r>
-        <w:t xml:space="preserve">randes </w:t>
-      </w:r>
-      <w:proofErr w:type="spellStart"/>
-      <w:r>
-        <w:t>etapes</w:t>
-      </w:r>
-      <w:proofErr w:type="spellEnd"/>
-      <w:r>
-        <w:t xml:space="preserve"> du projet : initial commit (structure + </w:t>
-      </w:r>
-      <w:proofErr w:type="spellStart"/>
-      <w:r>
-        <w:t>donnees</w:t>
-      </w:r>
-      <w:proofErr w:type="spellEnd"/>
-      <w:r>
-        <w:t xml:space="preserve">), notebooks EDA et data </w:t>
-      </w:r>
-      <w:proofErr w:type="spellStart"/>
-      <w:r>
-        <w:t>prep</w:t>
-      </w:r>
-      <w:proofErr w:type="spellEnd"/>
-      <w:r>
-        <w:t xml:space="preserve">, </w:t>
-      </w:r>
-      <w:proofErr w:type="spellStart"/>
-      <w:r>
-        <w:t>modelisation</w:t>
-      </w:r>
-      <w:proofErr w:type="spellEnd"/>
-      <w:r>
-        <w:t xml:space="preserve"> ML, ajout API </w:t>
-      </w:r>
-      <w:proofErr w:type="spellStart"/>
-      <w:r>
-        <w:t>FastAPI</w:t>
-      </w:r>
-      <w:proofErr w:type="spellEnd"/>
-      <w:r>
-        <w:t xml:space="preserve"> et </w:t>
-      </w:r>
-      <w:proofErr w:type="spellStart"/>
-      <w:r>
-        <w:t>dashboard</w:t>
-      </w:r>
-      <w:proofErr w:type="spellEnd"/>
-      <w:r>
-        <w:t xml:space="preserve"> v2.</w:t>
-      </w:r>
-    </w:p>
-    <w:p>
-      <w:r>
-        <w:br w:type="page"/>
-      </w:r>
-    </w:p>
-    <w:p>
-      <w:pPr>
-        <w:pStyle w:val="Titre1"/>
-      </w:pPr>
-      <w:r>
-        <w:lastRenderedPageBreak/>
-        <w:t>12. Conclusion</w:t>
-      </w:r>
-    </w:p>
-    <w:p>
-      <w:pPr>
-        <w:spacing w:before="80" w:after="80"/>
-        <w:jc w:val="both"/>
-      </w:pPr>
-      <w:r>
-        <w:t>Ce projet a couvert l'</w:t>
-      </w:r>
-      <w:proofErr w:type="spellStart"/>
-      <w:r>
-        <w:t>integralite</w:t>
-      </w:r>
-      <w:proofErr w:type="spellEnd"/>
-      <w:r>
-        <w:t xml:space="preserve"> du cycle de vie d'un </w:t>
-      </w:r>
-      <w:proofErr w:type="spellStart"/>
-      <w:r>
-        <w:t>systeme</w:t>
-      </w:r>
-      <w:proofErr w:type="spellEnd"/>
-      <w:r>
-        <w:t xml:space="preserve"> de </w:t>
-      </w:r>
-      <w:proofErr w:type="spellStart"/>
-      <w:r>
-        <w:t>prediction</w:t>
-      </w:r>
-      <w:proofErr w:type="spellEnd"/>
-      <w:r>
-        <w:t xml:space="preserve"> du </w:t>
-      </w:r>
-      <w:proofErr w:type="spellStart"/>
-      <w:r>
-        <w:t>churn</w:t>
-      </w:r>
-      <w:proofErr w:type="spellEnd"/>
-      <w:r>
-        <w:t>, depuis l</w:t>
-      </w:r>
-      <w:r>
-        <w:t xml:space="preserve">'exploration initiale des </w:t>
-      </w:r>
-      <w:proofErr w:type="spellStart"/>
-      <w:r>
-        <w:t>donnees</w:t>
-      </w:r>
-      <w:proofErr w:type="spellEnd"/>
-      <w:r>
-        <w:t xml:space="preserve"> jusqu'au </w:t>
-      </w:r>
-      <w:proofErr w:type="spellStart"/>
-      <w:r>
-        <w:t>deploiement</w:t>
-      </w:r>
-      <w:proofErr w:type="spellEnd"/>
-      <w:r>
-        <w:t xml:space="preserve"> en production via une API REST.</w:t>
-      </w:r>
-    </w:p>
-    <w:p>
-      <w:pPr>
-        <w:spacing w:before="60" w:after="60"/>
-      </w:pPr>
-    </w:p>
-    <w:p>
-      <w:pPr>
-        <w:spacing w:before="80" w:after="80"/>
-        <w:jc w:val="both"/>
-      </w:pPr>
-      <w:r>
-        <w:t xml:space="preserve">La principale </w:t>
-      </w:r>
-      <w:proofErr w:type="spellStart"/>
-      <w:r>
-        <w:t>difficulte</w:t>
-      </w:r>
-      <w:proofErr w:type="spellEnd"/>
-      <w:r>
-        <w:t xml:space="preserve"> technique — le fort </w:t>
-      </w:r>
-      <w:proofErr w:type="spellStart"/>
-      <w:r>
-        <w:t>desequilibre</w:t>
-      </w:r>
-      <w:proofErr w:type="spellEnd"/>
-      <w:r>
-        <w:t xml:space="preserve"> des classes (90/10) — a </w:t>
-      </w:r>
-      <w:proofErr w:type="spellStart"/>
-      <w:r>
-        <w:t>ete</w:t>
-      </w:r>
-      <w:proofErr w:type="spellEnd"/>
-      <w:r>
-        <w:t xml:space="preserve"> </w:t>
-      </w:r>
-      <w:proofErr w:type="spellStart"/>
-      <w:r>
-        <w:t>resolue</w:t>
-      </w:r>
-      <w:proofErr w:type="spellEnd"/>
-      <w:r>
-        <w:t xml:space="preserve"> en combinant </w:t>
-      </w:r>
-      <w:proofErr w:type="spellStart"/>
-      <w:r>
-        <w:t>scale_pos_weight</w:t>
-      </w:r>
-      <w:proofErr w:type="spellEnd"/>
-      <w:r>
-        <w:t xml:space="preserve"> natif de </w:t>
-      </w:r>
-      <w:proofErr w:type="spellStart"/>
-      <w:r>
-        <w:t>XGBoost</w:t>
-      </w:r>
-      <w:proofErr w:type="spellEnd"/>
-      <w:r>
-        <w:t xml:space="preserve"> et l'optimisation du seuil </w:t>
-      </w:r>
-      <w:r>
-        <w:t xml:space="preserve">de </w:t>
-      </w:r>
-      <w:proofErr w:type="spellStart"/>
-      <w:r>
-        <w:t>decision</w:t>
-      </w:r>
-      <w:proofErr w:type="spellEnd"/>
-      <w:r>
-        <w:t xml:space="preserve">. Cette approche a permis de passer d'un </w:t>
-      </w:r>
-      <w:proofErr w:type="spellStart"/>
-      <w:r>
-        <w:t>recall</w:t>
-      </w:r>
-      <w:proofErr w:type="spellEnd"/>
-      <w:r>
-        <w:t xml:space="preserve"> </w:t>
-      </w:r>
-      <w:proofErr w:type="spellStart"/>
-      <w:r>
-        <w:t>churn</w:t>
-      </w:r>
-      <w:proofErr w:type="spellEnd"/>
-      <w:r>
-        <w:t xml:space="preserve"> de 1% (</w:t>
-      </w:r>
-      <w:proofErr w:type="spellStart"/>
-      <w:r>
-        <w:t>modeles</w:t>
-      </w:r>
-      <w:proofErr w:type="spellEnd"/>
-      <w:r>
-        <w:t xml:space="preserve"> </w:t>
-      </w:r>
-      <w:proofErr w:type="spellStart"/>
-      <w:r>
-        <w:t>baseline</w:t>
-      </w:r>
-      <w:proofErr w:type="spellEnd"/>
-      <w:r>
-        <w:t>) a 80% (</w:t>
-      </w:r>
-      <w:proofErr w:type="spellStart"/>
-      <w:r>
-        <w:t>XGBoost</w:t>
-      </w:r>
-      <w:proofErr w:type="spellEnd"/>
-      <w:r>
-        <w:t xml:space="preserve"> final), </w:t>
-      </w:r>
-      <w:proofErr w:type="spellStart"/>
-      <w:r>
-        <w:t>detectant</w:t>
-      </w:r>
-      <w:proofErr w:type="spellEnd"/>
-      <w:r>
-        <w:t xml:space="preserve"> 163 </w:t>
-      </w:r>
-      <w:proofErr w:type="spellStart"/>
-      <w:r>
-        <w:t>churners</w:t>
-      </w:r>
-      <w:proofErr w:type="spellEnd"/>
-      <w:r>
-        <w:t xml:space="preserve"> sur 204 dans le test set.</w:t>
-      </w:r>
-    </w:p>
-    <w:p>
-      <w:pPr>
-        <w:spacing w:before="60" w:after="60"/>
-      </w:pPr>
-    </w:p>
-    <w:p>
-      <w:pPr>
-        <w:spacing w:before="80" w:after="80"/>
-        <w:jc w:val="both"/>
-      </w:pPr>
-      <w:r>
-        <w:t>L'analyse SHAP a apporte une dimension d'</w:t>
-      </w:r>
-      <w:proofErr w:type="spellStart"/>
-      <w:r>
-        <w:t>interpretabilite</w:t>
-      </w:r>
-      <w:proofErr w:type="spellEnd"/>
-      <w:r>
-        <w:t xml:space="preserve"> essentielle en milieu </w:t>
-      </w:r>
-      <w:proofErr w:type="spellStart"/>
-      <w:r>
-        <w:t>metier</w:t>
-      </w:r>
-      <w:proofErr w:type="spellEnd"/>
-      <w:r>
-        <w:t xml:space="preserve"> : elle</w:t>
-      </w:r>
-      <w:r>
-        <w:t xml:space="preserve"> identifie </w:t>
-      </w:r>
-      <w:proofErr w:type="spellStart"/>
-      <w:r>
-        <w:t>csat_score</w:t>
-      </w:r>
-      <w:proofErr w:type="spellEnd"/>
-      <w:r>
-        <w:t xml:space="preserve">, </w:t>
-      </w:r>
-      <w:proofErr w:type="spellStart"/>
-      <w:r>
-        <w:t>tenure_months</w:t>
-      </w:r>
-      <w:proofErr w:type="spellEnd"/>
-      <w:r>
-        <w:t xml:space="preserve">, </w:t>
-      </w:r>
-      <w:proofErr w:type="spellStart"/>
-      <w:r>
-        <w:t>monthly_logins</w:t>
-      </w:r>
-      <w:proofErr w:type="spellEnd"/>
-      <w:r>
-        <w:t xml:space="preserve"> et </w:t>
-      </w:r>
-      <w:proofErr w:type="spellStart"/>
-      <w:r>
-        <w:t>payment_failures</w:t>
-      </w:r>
-      <w:proofErr w:type="spellEnd"/>
-      <w:r>
-        <w:t xml:space="preserve"> comme les quatre principaux signaux </w:t>
-      </w:r>
-      <w:proofErr w:type="spellStart"/>
-      <w:r>
-        <w:t>predictifs</w:t>
-      </w:r>
-      <w:proofErr w:type="spellEnd"/>
-      <w:r>
-        <w:t xml:space="preserve"> du </w:t>
-      </w:r>
-      <w:proofErr w:type="spellStart"/>
-      <w:r>
-        <w:t>churn</w:t>
-      </w:r>
-      <w:proofErr w:type="spellEnd"/>
-      <w:r>
-        <w:t xml:space="preserve">, avec des recommandations d'action directement </w:t>
-      </w:r>
-      <w:proofErr w:type="spellStart"/>
-      <w:r>
-        <w:t>operationnelles</w:t>
-      </w:r>
-      <w:proofErr w:type="spellEnd"/>
-      <w:r>
-        <w:t>.</w:t>
-      </w:r>
-    </w:p>
-    <w:p>
-      <w:pPr>
-        <w:spacing w:before="60" w:after="60"/>
-      </w:pPr>
-    </w:p>
-    <w:p>
-      <w:pPr>
-        <w:spacing w:before="80" w:after="80"/>
-        <w:jc w:val="both"/>
-      </w:pPr>
-      <w:r>
-        <w:t xml:space="preserve">Sur le plan technique, le projet </w:t>
-      </w:r>
-      <w:proofErr w:type="spellStart"/>
-      <w:r>
-        <w:t>demontre</w:t>
-      </w:r>
-      <w:proofErr w:type="spellEnd"/>
-      <w:r>
-        <w:t xml:space="preserve"> l'</w:t>
-      </w:r>
-      <w:proofErr w:type="spellStart"/>
-      <w:r>
-        <w:t>interet</w:t>
-      </w:r>
-      <w:proofErr w:type="spellEnd"/>
-      <w:r>
-        <w:t xml:space="preserve"> d'une arch</w:t>
-      </w:r>
-      <w:r>
-        <w:t>itecture multicouche : les notebooks pour l'</w:t>
-      </w:r>
-      <w:proofErr w:type="spellStart"/>
-      <w:r>
-        <w:t>experimentation</w:t>
-      </w:r>
-      <w:proofErr w:type="spellEnd"/>
-      <w:r>
-        <w:t>, une API REST pour l'</w:t>
-      </w:r>
-      <w:proofErr w:type="spellStart"/>
-      <w:r>
-        <w:t>integration</w:t>
-      </w:r>
-      <w:proofErr w:type="spellEnd"/>
-      <w:r>
-        <w:t xml:space="preserve"> </w:t>
-      </w:r>
-      <w:proofErr w:type="spellStart"/>
-      <w:r>
-        <w:t>systeme</w:t>
-      </w:r>
-      <w:proofErr w:type="spellEnd"/>
-      <w:r>
-        <w:t xml:space="preserve">, et deux </w:t>
-      </w:r>
-      <w:proofErr w:type="spellStart"/>
-      <w:r>
-        <w:t>dashboards</w:t>
-      </w:r>
-      <w:proofErr w:type="spellEnd"/>
-      <w:r>
-        <w:t xml:space="preserve"> </w:t>
-      </w:r>
-      <w:proofErr w:type="spellStart"/>
-      <w:r>
-        <w:t>Streamlit</w:t>
-      </w:r>
-      <w:proofErr w:type="spellEnd"/>
-      <w:r>
-        <w:t xml:space="preserve"> pour les usages </w:t>
-      </w:r>
-      <w:proofErr w:type="spellStart"/>
-      <w:r>
-        <w:t>metier</w:t>
-      </w:r>
-      <w:proofErr w:type="spellEnd"/>
-      <w:r>
-        <w:t xml:space="preserve"> — l'un standalone, l'autre connecte a l'API pour les environnements de production.</w:t>
-      </w:r>
-    </w:p>
-    <w:p>
-      <w:pPr>
-        <w:spacing w:before="60" w:after="60"/>
-      </w:pPr>
-    </w:p>
-    <w:p>
-      <w:pPr>
-        <w:pStyle w:val="Titre2"/>
-      </w:pPr>
-      <w:r>
-        <w:t xml:space="preserve">Bilan des </w:t>
-      </w:r>
-      <w:proofErr w:type="spellStart"/>
-      <w:r>
-        <w:t>etapes</w:t>
-      </w:r>
-      <w:proofErr w:type="spellEnd"/>
-      <w:r>
-        <w:t xml:space="preserve"> </w:t>
-      </w:r>
-      <w:proofErr w:type="spellStart"/>
-      <w:r>
-        <w:t>r</w:t>
-      </w:r>
-      <w:r>
-        <w:t>ealisees</w:t>
-      </w:r>
-      <w:proofErr w:type="spellEnd"/>
+        <w:t xml:space="preserve">README.md : </w:t>
+      </w:r>
+      <w:r>
+        <w:t>documentation du projet</w:t>
+      </w:r>
     </w:p>
     <w:p>
       <w:pPr>
@@ -15461,11 +14537,242 @@
         <w:spacing w:before="40" w:after="40"/>
       </w:pPr>
       <w:r>
-        <w:t xml:space="preserve">EDA : exploration des </w:t>
-      </w:r>
-      <w:proofErr w:type="spellStart"/>
-      <w:r>
-        <w:t>donnees</w:t>
+        <w:rPr>
+          <w:b/>
+          <w:bCs/>
+        </w:rPr>
+        <w:t>.</w:t>
+      </w:r>
+      <w:proofErr w:type="spellStart"/>
+      <w:r>
+        <w:rPr>
+          <w:b/>
+          <w:bCs/>
+        </w:rPr>
+        <w:t>gitignore</w:t>
+      </w:r>
+      <w:proofErr w:type="spellEnd"/>
+      <w:r>
+        <w:rPr>
+          <w:b/>
+          <w:bCs/>
+        </w:rPr>
+        <w:t xml:space="preserve"> : </w:t>
+      </w:r>
+      <w:r>
+        <w:t>exclusion du dossier .</w:t>
+      </w:r>
+      <w:proofErr w:type="spellStart"/>
+      <w:r>
+        <w:t>venv</w:t>
+      </w:r>
+      <w:proofErr w:type="spellEnd"/>
+      <w:r>
+        <w:t xml:space="preserve"> et des fichiers temporaires</w:t>
+      </w:r>
+    </w:p>
+    <w:p>
+      <w:pPr>
+        <w:spacing w:before="60" w:after="60"/>
+      </w:pPr>
+    </w:p>
+    <w:p>
+      <w:pPr>
+        <w:pStyle w:val="Titre1"/>
+      </w:pPr>
+      <w:r>
+        <w:t>12. Conclusion</w:t>
+      </w:r>
+    </w:p>
+    <w:p>
+      <w:pPr>
+        <w:spacing w:before="80" w:after="80"/>
+        <w:jc w:val="both"/>
+      </w:pPr>
+      <w:r>
+        <w:t>Ce projet a couvert l'</w:t>
+      </w:r>
+      <w:r>
+        <w:t>intégralité</w:t>
+      </w:r>
+      <w:r>
+        <w:t xml:space="preserve"> du cycle de vie d'un </w:t>
+      </w:r>
+      <w:r>
+        <w:t>système</w:t>
+      </w:r>
+      <w:r>
+        <w:t xml:space="preserve"> de </w:t>
+      </w:r>
+      <w:proofErr w:type="spellStart"/>
+      <w:r>
+        <w:t>prediction</w:t>
+      </w:r>
+      <w:proofErr w:type="spellEnd"/>
+      <w:r>
+        <w:t xml:space="preserve"> du </w:t>
+      </w:r>
+      <w:proofErr w:type="spellStart"/>
+      <w:r>
+        <w:t>churn</w:t>
+      </w:r>
+      <w:proofErr w:type="spellEnd"/>
+      <w:r>
+        <w:t xml:space="preserve">, depuis l'exploration initiale des </w:t>
+      </w:r>
+      <w:r>
+        <w:t>données</w:t>
+      </w:r>
+      <w:r>
+        <w:t xml:space="preserve"> jusqu'au </w:t>
+      </w:r>
+      <w:r>
+        <w:t>déploiement</w:t>
+      </w:r>
+      <w:r>
+        <w:t xml:space="preserve"> en production via une API REST.</w:t>
+      </w:r>
+    </w:p>
+    <w:p>
+      <w:pPr>
+        <w:spacing w:before="60" w:after="60"/>
+      </w:pPr>
+    </w:p>
+    <w:p>
+      <w:pPr>
+        <w:spacing w:before="80" w:after="80"/>
+        <w:jc w:val="both"/>
+      </w:pPr>
+      <w:r>
+        <w:t xml:space="preserve">La principale </w:t>
+      </w:r>
+      <w:r>
+        <w:t>difficulté</w:t>
+      </w:r>
+      <w:r>
+        <w:t xml:space="preserve"> technique — le fort </w:t>
+      </w:r>
+      <w:r>
+        <w:t>déséquilibre</w:t>
+      </w:r>
+      <w:r>
+        <w:t xml:space="preserve"> des classes (90/10) — a </w:t>
+      </w:r>
+      <w:r>
+        <w:t>été</w:t>
+      </w:r>
+      <w:r>
+        <w:t xml:space="preserve"> </w:t>
+      </w:r>
+      <w:r>
+        <w:t>résolue</w:t>
+      </w:r>
+      <w:r>
+        <w:t xml:space="preserve"> en combinant </w:t>
+      </w:r>
+      <w:proofErr w:type="spellStart"/>
+      <w:r>
+        <w:t>scale_pos_weight</w:t>
+      </w:r>
+      <w:proofErr w:type="spellEnd"/>
+      <w:r>
+        <w:t xml:space="preserve"> natif de </w:t>
+      </w:r>
+      <w:proofErr w:type="spellStart"/>
+      <w:r>
+        <w:t>XGBoost</w:t>
+      </w:r>
+      <w:proofErr w:type="spellEnd"/>
+      <w:r>
+        <w:t xml:space="preserve"> et l'optimisation du seuil de </w:t>
+      </w:r>
+      <w:r>
+        <w:t>décision</w:t>
+      </w:r>
+      <w:r>
+        <w:t xml:space="preserve">. Cette approche a permis de passer d'un </w:t>
+      </w:r>
+      <w:proofErr w:type="spellStart"/>
+      <w:r>
+        <w:t>recall</w:t>
+      </w:r>
+      <w:proofErr w:type="spellEnd"/>
+      <w:r>
+        <w:t xml:space="preserve"> </w:t>
+      </w:r>
+      <w:proofErr w:type="spellStart"/>
+      <w:r>
+        <w:t>churn</w:t>
+      </w:r>
+      <w:proofErr w:type="spellEnd"/>
+      <w:r>
+        <w:t xml:space="preserve"> de 1% (</w:t>
+      </w:r>
+      <w:r>
+        <w:t>modèles</w:t>
+      </w:r>
+      <w:r>
+        <w:t xml:space="preserve"> </w:t>
+      </w:r>
+      <w:proofErr w:type="spellStart"/>
+      <w:r>
+        <w:t>baseline</w:t>
+      </w:r>
+      <w:proofErr w:type="spellEnd"/>
+      <w:r>
+        <w:t>) a 80% (</w:t>
+      </w:r>
+      <w:proofErr w:type="spellStart"/>
+      <w:r>
+        <w:t>XGBoost</w:t>
+      </w:r>
+      <w:proofErr w:type="spellEnd"/>
+      <w:r>
+        <w:t xml:space="preserve"> final), </w:t>
+      </w:r>
+      <w:r>
+        <w:t>détectant</w:t>
+      </w:r>
+      <w:r>
+        <w:t xml:space="preserve"> 163 </w:t>
+      </w:r>
+      <w:proofErr w:type="spellStart"/>
+      <w:r>
+        <w:t>churners</w:t>
+      </w:r>
+      <w:proofErr w:type="spellEnd"/>
+      <w:r>
+        <w:t xml:space="preserve"> sur 204 dans le test set.</w:t>
+      </w:r>
+    </w:p>
+    <w:p>
+      <w:pPr>
+        <w:spacing w:before="60" w:after="60"/>
+      </w:pPr>
+    </w:p>
+    <w:p>
+      <w:pPr>
+        <w:spacing w:before="80" w:after="80"/>
+        <w:jc w:val="both"/>
+      </w:pPr>
+      <w:r>
+        <w:t>L'analyse SHAP a apporte une dimension d'</w:t>
+      </w:r>
+      <w:r>
+        <w:t>interprétabilité</w:t>
+      </w:r>
+      <w:r>
+        <w:t xml:space="preserve"> essentielle en milieu </w:t>
+      </w:r>
+      <w:r>
+        <w:t>métier</w:t>
+      </w:r>
+      <w:r>
+        <w:t xml:space="preserve"> : elle identifie </w:t>
+      </w:r>
+      <w:proofErr w:type="spellStart"/>
+      <w:r>
+        <w:t>csat_score</w:t>
       </w:r>
       <w:proofErr w:type="spellEnd"/>
       <w:r>
@@ -15473,7 +14780,31 @@
       </w:r>
       <w:proofErr w:type="spellStart"/>
       <w:r>
-        <w:t>detection</w:t>
+        <w:t>tenure_months</w:t>
+      </w:r>
+      <w:proofErr w:type="spellEnd"/>
+      <w:r>
+        <w:t xml:space="preserve">, </w:t>
+      </w:r>
+      <w:proofErr w:type="spellStart"/>
+      <w:r>
+        <w:t>monthly_logins</w:t>
+      </w:r>
+      <w:proofErr w:type="spellEnd"/>
+      <w:r>
+        <w:t xml:space="preserve"> et </w:t>
+      </w:r>
+      <w:proofErr w:type="spellStart"/>
+      <w:r>
+        <w:t>payment_failures</w:t>
+      </w:r>
+      <w:proofErr w:type="spellEnd"/>
+      <w:r>
+        <w:t xml:space="preserve"> comme les quatre principaux signaux </w:t>
+      </w:r>
+      <w:proofErr w:type="spellStart"/>
+      <w:r>
+        <w:t>predictifs</w:t>
       </w:r>
       <w:proofErr w:type="spellEnd"/>
       <w:r>
@@ -15481,17 +14812,106 @@
       </w:r>
       <w:proofErr w:type="spellStart"/>
       <w:r>
-        <w:t>desequilibre</w:t>
-      </w:r>
-      <w:proofErr w:type="spellEnd"/>
-      <w:r>
-        <w:t xml:space="preserve">, analyse des </w:t>
-      </w:r>
-      <w:proofErr w:type="spellStart"/>
-      <w:r>
-        <w:t>correlations</w:t>
-      </w:r>
-      <w:proofErr w:type="spellEnd"/>
+        <w:t>churn</w:t>
+      </w:r>
+      <w:proofErr w:type="spellEnd"/>
+      <w:r>
+        <w:t xml:space="preserve">, avec des recommandations d'action directement </w:t>
+      </w:r>
+      <w:r>
+        <w:t>opérationnelles</w:t>
+      </w:r>
+      <w:r>
+        <w:t>.</w:t>
+      </w:r>
+    </w:p>
+    <w:p>
+      <w:pPr>
+        <w:spacing w:before="60" w:after="60"/>
+      </w:pPr>
+    </w:p>
+    <w:p>
+      <w:pPr>
+        <w:spacing w:before="80" w:after="80"/>
+        <w:jc w:val="both"/>
+      </w:pPr>
+      <w:r>
+        <w:t xml:space="preserve">Sur le plan technique, le projet </w:t>
+      </w:r>
+      <w:r>
+        <w:t>démontre</w:t>
+      </w:r>
+      <w:r>
+        <w:t xml:space="preserve"> l'</w:t>
+      </w:r>
+      <w:r>
+        <w:t>intérêt</w:t>
+      </w:r>
+      <w:r>
+        <w:t xml:space="preserve"> d'une architecture multicouche : les notebooks pour l'</w:t>
+      </w:r>
+      <w:r>
+        <w:t>expérimentation</w:t>
+      </w:r>
+      <w:r>
+        <w:t>, une API REST pour l'</w:t>
+      </w:r>
+      <w:r>
+        <w:t>intégration</w:t>
+      </w:r>
+      <w:r>
+        <w:t xml:space="preserve"> </w:t>
+      </w:r>
+      <w:r>
+        <w:t>système</w:t>
+      </w:r>
+      <w:r>
+        <w:t xml:space="preserve">, et deux </w:t>
+      </w:r>
+      <w:proofErr w:type="spellStart"/>
+      <w:r>
+        <w:t>dashboards</w:t>
+      </w:r>
+      <w:proofErr w:type="spellEnd"/>
+      <w:r>
+        <w:t xml:space="preserve"> </w:t>
+      </w:r>
+      <w:proofErr w:type="spellStart"/>
+      <w:r>
+        <w:t>Streamlit</w:t>
+      </w:r>
+      <w:proofErr w:type="spellEnd"/>
+      <w:r>
+        <w:t xml:space="preserve"> pour les usages </w:t>
+      </w:r>
+      <w:r>
+        <w:t>métier</w:t>
+      </w:r>
+      <w:r>
+        <w:t xml:space="preserve"> — l'un standalone, l'autre connecte a l'API pour les environnements de production.</w:t>
+      </w:r>
+    </w:p>
+    <w:p>
+      <w:pPr>
+        <w:spacing w:before="60" w:after="60"/>
+      </w:pPr>
+    </w:p>
+    <w:p>
+      <w:pPr>
+        <w:pStyle w:val="Titre2"/>
+      </w:pPr>
+      <w:r>
+        <w:t xml:space="preserve">Bilan des </w:t>
+      </w:r>
+      <w:r>
+        <w:t>étapes</w:t>
+      </w:r>
+      <w:r>
+        <w:t xml:space="preserve"> </w:t>
+      </w:r>
+      <w:r>
+        <w:t>réalisées</w:t>
+      </w:r>
     </w:p>
     <w:p>
       <w:pPr>
@@ -15503,23 +14923,28 @@
         <w:spacing w:before="40" w:after="40"/>
       </w:pPr>
       <w:r>
-        <w:t xml:space="preserve">Data </w:t>
-      </w:r>
-      <w:proofErr w:type="spellStart"/>
-      <w:r>
-        <w:t>Prep</w:t>
-      </w:r>
-      <w:proofErr w:type="spellEnd"/>
-      <w:r>
-        <w:t xml:space="preserve"> : nettoyage, encodage </w:t>
-      </w:r>
-      <w:proofErr w:type="spellStart"/>
-      <w:r>
-        <w:t>one-hot</w:t>
-      </w:r>
-      <w:proofErr w:type="spellEnd"/>
-      <w:r>
-        <w:t>, normalisation, sauvegarde clean_data.csv</w:t>
+        <w:t xml:space="preserve">EDA : exploration des </w:t>
+      </w:r>
+      <w:r>
+        <w:t>données</w:t>
+      </w:r>
+      <w:r>
+        <w:t xml:space="preserve">, </w:t>
+      </w:r>
+      <w:r>
+        <w:t>détection</w:t>
+      </w:r>
+      <w:r>
+        <w:t xml:space="preserve"> du </w:t>
+      </w:r>
+      <w:r>
+        <w:t>déséquilibre</w:t>
+      </w:r>
+      <w:r>
+        <w:t xml:space="preserve">, analyse des </w:t>
+      </w:r>
+      <w:r>
+        <w:t>corrélations</w:t>
       </w:r>
     </w:p>
     <w:p>
@@ -15532,39 +14957,23 @@
         <w:spacing w:before="40" w:after="40"/>
       </w:pPr>
       <w:r>
-        <w:t xml:space="preserve">Baseline ML : </w:t>
-      </w:r>
-      <w:proofErr w:type="spellStart"/>
-      <w:r>
-        <w:t>Logistic</w:t>
-      </w:r>
-      <w:proofErr w:type="spellEnd"/>
-      <w:r>
-        <w:t xml:space="preserve"> </w:t>
-      </w:r>
-      <w:proofErr w:type="spellStart"/>
-      <w:r>
-        <w:t>Regression</w:t>
-      </w:r>
-      <w:proofErr w:type="spellEnd"/>
-      <w:r>
-        <w:t xml:space="preserve">, </w:t>
-      </w:r>
-      <w:proofErr w:type="spellStart"/>
-      <w:r>
-        <w:t>Random</w:t>
-      </w:r>
-      <w:proofErr w:type="spellEnd"/>
-      <w:r>
-        <w:t xml:space="preserve"> Forest, Gradient </w:t>
-      </w:r>
-      <w:proofErr w:type="spellStart"/>
-      <w:r>
-        <w:t>Boosting</w:t>
-      </w:r>
-      <w:proofErr w:type="spellEnd"/>
-      <w:r>
-        <w:t>, MLP</w:t>
+        <w:t xml:space="preserve">Data </w:t>
+      </w:r>
+      <w:proofErr w:type="spellStart"/>
+      <w:r>
+        <w:t>Prep</w:t>
+      </w:r>
+      <w:proofErr w:type="spellEnd"/>
+      <w:r>
+        <w:t xml:space="preserve"> : nettoyage, encodage </w:t>
+      </w:r>
+      <w:proofErr w:type="spellStart"/>
+      <w:r>
+        <w:t>one-hot</w:t>
+      </w:r>
+      <w:proofErr w:type="spellEnd"/>
+      <w:r>
+        <w:t>, normalisation, sauvegarde clean_data.csv</w:t>
       </w:r>
     </w:p>
     <w:p>
@@ -15577,22 +14986,19 @@
         <w:spacing w:before="40" w:after="40"/>
       </w:pPr>
       <w:r>
-        <w:t>Traitemen</w:t>
-      </w:r>
-      <w:r>
-        <w:t xml:space="preserve">t </w:t>
-      </w:r>
-      <w:proofErr w:type="spellStart"/>
-      <w:r>
-        <w:t>desequilibre</w:t>
-      </w:r>
-      <w:proofErr w:type="spellEnd"/>
-      <w:r>
-        <w:t xml:space="preserve"> : SMOTE, </w:t>
-      </w:r>
-      <w:proofErr w:type="spellStart"/>
-      <w:r>
-        <w:t>class_weight</w:t>
+        <w:t xml:space="preserve">Baseline ML : </w:t>
+      </w:r>
+      <w:proofErr w:type="spellStart"/>
+      <w:r>
+        <w:t>Logistic</w:t>
+      </w:r>
+      <w:proofErr w:type="spellEnd"/>
+      <w:r>
+        <w:t xml:space="preserve"> </w:t>
+      </w:r>
+      <w:proofErr w:type="spellStart"/>
+      <w:r>
+        <w:t>Regression</w:t>
       </w:r>
       <w:proofErr w:type="spellEnd"/>
       <w:r>
@@ -15600,9 +15006,20 @@
       </w:r>
       <w:proofErr w:type="spellStart"/>
       <w:r>
-        <w:t>scale_pos_weight</w:t>
-      </w:r>
-      <w:proofErr w:type="spellEnd"/>
+        <w:t>Random</w:t>
+      </w:r>
+      <w:proofErr w:type="spellEnd"/>
+      <w:r>
+        <w:t xml:space="preserve"> Forest, Gradient </w:t>
+      </w:r>
+      <w:proofErr w:type="spellStart"/>
+      <w:r>
+        <w:t>Boosting</w:t>
+      </w:r>
+      <w:proofErr w:type="spellEnd"/>
+      <w:r>
+        <w:t>, MLP</w:t>
+      </w:r>
     </w:p>
     <w:p>
       <w:pPr>
@@ -15614,8 +15031,27 @@
         <w:spacing w:before="40" w:after="40"/>
       </w:pPr>
       <w:r>
-        <w:t>Optimisation seuil : balayage 0.10-0.90, maximisation F1</w:t>
-      </w:r>
+        <w:t xml:space="preserve">Traitement </w:t>
+      </w:r>
+      <w:r>
+        <w:t>déséquilibre</w:t>
+      </w:r>
+      <w:r>
+        <w:t xml:space="preserve"> : SMOTE, </w:t>
+      </w:r>
+      <w:proofErr w:type="spellStart"/>
+      <w:r>
+        <w:t>class_weight</w:t>
+      </w:r>
+      <w:proofErr w:type="spellEnd"/>
+      <w:r>
+        <w:t xml:space="preserve">, </w:t>
+      </w:r>
+      <w:proofErr w:type="spellStart"/>
+      <w:r>
+        <w:t>scale_pos_weight</w:t>
+      </w:r>
+      <w:proofErr w:type="spellEnd"/>
     </w:p>
     <w:p>
       <w:pPr>
@@ -15626,29 +15062,8 @@
         </w:numPr>
         <w:spacing w:before="40" w:after="40"/>
       </w:pPr>
-      <w:proofErr w:type="spellStart"/>
-      <w:r>
-        <w:t>Modele</w:t>
-      </w:r>
-      <w:proofErr w:type="spellEnd"/>
-      <w:r>
-        <w:t xml:space="preserve"> final : </w:t>
-      </w:r>
-      <w:proofErr w:type="spellStart"/>
-      <w:r>
-        <w:t>XGBoost</w:t>
-      </w:r>
-      <w:proofErr w:type="spellEnd"/>
-      <w:r>
-        <w:t xml:space="preserve"> — </w:t>
-      </w:r>
-      <w:proofErr w:type="spellStart"/>
-      <w:r>
-        <w:t>Recall</w:t>
-      </w:r>
-      <w:proofErr w:type="spellEnd"/>
-      <w:r>
-        <w:t>=0.80, F1=0.39, ROC-AUC=0.795</w:t>
+      <w:r>
+        <w:t>Optimisation seuil : balayage 0.10-0.90, maximisation F1</w:t>
       </w:r>
     </w:p>
     <w:p>
@@ -15660,21 +15075,27 @@
         </w:numPr>
         <w:spacing w:before="40" w:after="40"/>
       </w:pPr>
-      <w:proofErr w:type="spellStart"/>
-      <w:r>
-        <w:t>Interpretabilite</w:t>
-      </w:r>
-      <w:proofErr w:type="spellEnd"/>
-      <w:r>
-        <w:t xml:space="preserve"> : </w:t>
-      </w:r>
-      <w:proofErr w:type="spellStart"/>
-      <w:r>
-        <w:t>Feature</w:t>
-      </w:r>
-      <w:proofErr w:type="spellEnd"/>
-      <w:r>
-        <w:t xml:space="preserve"> Importance + SHAP global (dot, bar) + individuel (force plot)</w:t>
+      <w:r>
+        <w:t>Modèle</w:t>
+      </w:r>
+      <w:r>
+        <w:t xml:space="preserve"> final : </w:t>
+      </w:r>
+      <w:proofErr w:type="spellStart"/>
+      <w:r>
+        <w:t>XGBoost</w:t>
+      </w:r>
+      <w:proofErr w:type="spellEnd"/>
+      <w:r>
+        <w:t xml:space="preserve"> — </w:t>
+      </w:r>
+      <w:proofErr w:type="spellStart"/>
+      <w:r>
+        <w:t>Recall</w:t>
+      </w:r>
+      <w:proofErr w:type="spellEnd"/>
+      <w:r>
+        <w:t>=0.80, F1=0.39, ROC-AUC=0.795</w:t>
       </w:r>
     </w:p>
     <w:p>
@@ -15687,31 +15108,18 @@
         <w:spacing w:before="40" w:after="40"/>
       </w:pPr>
       <w:r>
-        <w:t xml:space="preserve">API REST : </w:t>
-      </w:r>
-      <w:proofErr w:type="spellStart"/>
-      <w:r>
-        <w:t>FastAPI</w:t>
-      </w:r>
-      <w:proofErr w:type="spellEnd"/>
-      <w:r>
-        <w:t xml:space="preserve"> (POST /</w:t>
-      </w:r>
-      <w:proofErr w:type="spellStart"/>
-      <w:r>
-        <w:t>predict</w:t>
-      </w:r>
-      <w:proofErr w:type="spellEnd"/>
-      <w:r>
-        <w:t>, GET /</w:t>
-      </w:r>
-      <w:proofErr w:type="spellStart"/>
-      <w:r>
-        <w:t>health</w:t>
-      </w:r>
-      <w:proofErr w:type="spellEnd"/>
-      <w:r>
-        <w:t>) avec utils.py</w:t>
+        <w:t>Interprétabilité</w:t>
+      </w:r>
+      <w:r>
+        <w:t xml:space="preserve"> : </w:t>
+      </w:r>
+      <w:proofErr w:type="spellStart"/>
+      <w:r>
+        <w:t>Feature</w:t>
+      </w:r>
+      <w:proofErr w:type="spellEnd"/>
+      <w:r>
+        <w:t xml:space="preserve"> Importance + SHAP global (dot, bar) + individuel (force plot)</w:t>
       </w:r>
     </w:p>
     <w:p>
@@ -15724,15 +15132,31 @@
         <w:spacing w:before="40" w:after="40"/>
       </w:pPr>
       <w:r>
-        <w:t xml:space="preserve">Dashboard v1 : </w:t>
-      </w:r>
-      <w:proofErr w:type="spellStart"/>
-      <w:r>
-        <w:t>Streamlit</w:t>
-      </w:r>
-      <w:proofErr w:type="spellEnd"/>
-      <w:r>
-        <w:t xml:space="preserve"> standalone avec SHAP et recommandations</w:t>
+        <w:t xml:space="preserve">API REST : </w:t>
+      </w:r>
+      <w:proofErr w:type="spellStart"/>
+      <w:r>
+        <w:t>FastAPI</w:t>
+      </w:r>
+      <w:proofErr w:type="spellEnd"/>
+      <w:r>
+        <w:t xml:space="preserve"> (POST /</w:t>
+      </w:r>
+      <w:proofErr w:type="spellStart"/>
+      <w:r>
+        <w:t>predict</w:t>
+      </w:r>
+      <w:proofErr w:type="spellEnd"/>
+      <w:r>
+        <w:t>, GET /</w:t>
+      </w:r>
+      <w:proofErr w:type="spellStart"/>
+      <w:r>
+        <w:t>health</w:t>
+      </w:r>
+      <w:proofErr w:type="spellEnd"/>
+      <w:r>
+        <w:t>) avec utils.py</w:t>
       </w:r>
     </w:p>
     <w:p>
@@ -15745,7 +15169,7 @@
         <w:spacing w:before="40" w:after="40"/>
       </w:pPr>
       <w:r>
-        <w:t xml:space="preserve">Dashboard v2 : </w:t>
+        <w:t xml:space="preserve">Dashboard v1 : </w:t>
       </w:r>
       <w:proofErr w:type="spellStart"/>
       <w:r>
@@ -15753,10 +15177,7 @@
       </w:r>
       <w:proofErr w:type="spellEnd"/>
       <w:r>
-        <w:t xml:space="preserve"> connecte a l'AP</w:t>
-      </w:r>
-      <w:r>
-        <w:t>I avec indicateur de sante</w:t>
+        <w:t xml:space="preserve"> standalone avec SHAP et recommandations</w:t>
       </w:r>
     </w:p>
     <w:p>
@@ -15769,6 +15190,27 @@
         <w:spacing w:before="40" w:after="40"/>
       </w:pPr>
       <w:r>
+        <w:t xml:space="preserve">Dashboard v2 : </w:t>
+      </w:r>
+      <w:proofErr w:type="spellStart"/>
+      <w:r>
+        <w:t>Streamlit</w:t>
+      </w:r>
+      <w:proofErr w:type="spellEnd"/>
+      <w:r>
+        <w:t xml:space="preserve"> connecte a l'API avec indicateur de sante</w:t>
+      </w:r>
+    </w:p>
+    <w:p>
+      <w:pPr>
+        <w:pStyle w:val="Paragraphedeliste"/>
+        <w:numPr>
+          <w:ilvl w:val="0"/>
+          <w:numId w:val="2"/>
+        </w:numPr>
+        <w:spacing w:before="40" w:after="40"/>
+      </w:pPr>
+      <w:r>
         <w:t>GitHub : publication sur github.com/balizina22/</w:t>
       </w:r>
       <w:proofErr w:type="spellStart"/>
@@ -15778,7 +15220,7 @@
       <w:proofErr w:type="spellEnd"/>
     </w:p>
     <w:sectPr>
-      <w:footerReference w:type="default" r:id="rId8"/>
+      <w:footerReference w:type="default" r:id="rId14"/>
       <w:pgSz w:w="11906" w:h="16838"/>
       <w:pgMar w:top="1440" w:right="1440" w:bottom="1440" w:left="1440" w:header="708" w:footer="708" w:gutter="0"/>
       <w:cols w:space="720"/>
